--- a/docs/Descripción de la base de datos de un Sistema de Mesa de Ayuda.docx
+++ b/docs/Descripción de la base de datos de un Sistema de Mesa de Ayuda.docx
@@ -113,27 +113,7 @@
           <w:szCs w:val="24"/>
           <w:lang w:eastAsia="es-PE"/>
         </w:rPr>
-        <w:t xml:space="preserve"> (</w:t>
-      </w:r>
-      <w:proofErr w:type="spellStart"/>
-      <w:r>
-        <w:rPr>
-          <w:rFonts w:ascii="Times New Roman" w:eastAsia="Times New Roman" w:hAnsi="Times New Roman" w:cs="Times New Roman"/>
-          <w:sz w:val="24"/>
-          <w:szCs w:val="24"/>
-          <w:lang w:eastAsia="es-PE"/>
-        </w:rPr>
-        <w:t>bigint</w:t>
-      </w:r>
-      <w:proofErr w:type="spellEnd"/>
-      <w:r>
-        <w:rPr>
-          <w:rFonts w:ascii="Times New Roman" w:eastAsia="Times New Roman" w:hAnsi="Times New Roman" w:cs="Times New Roman"/>
-          <w:sz w:val="24"/>
-          <w:szCs w:val="24"/>
-          <w:lang w:eastAsia="es-PE"/>
-        </w:rPr>
-        <w:t>, PK)</w:t>
+        <w:t xml:space="preserve"> (bigint, PK)</w:t>
       </w:r>
     </w:p>
     <w:p>
@@ -150,7 +130,6 @@
           <w:lang w:eastAsia="es-PE"/>
         </w:rPr>
       </w:pPr>
-      <w:proofErr w:type="spellStart"/>
       <w:r>
         <w:rPr>
           <w:rFonts w:ascii="Courier New" w:eastAsia="Times New Roman" w:hAnsi="Courier New" w:cs="Courier New"/>
@@ -160,35 +139,14 @@
         </w:rPr>
         <w:t>name</w:t>
       </w:r>
-      <w:proofErr w:type="spellEnd"/>
-      <w:r>
-        <w:rPr>
-          <w:rFonts w:ascii="Times New Roman" w:eastAsia="Times New Roman" w:hAnsi="Times New Roman" w:cs="Times New Roman"/>
-          <w:sz w:val="24"/>
-          <w:szCs w:val="24"/>
-          <w:lang w:eastAsia="es-PE"/>
-        </w:rPr>
-        <w:t xml:space="preserve"> (</w:t>
-      </w:r>
-      <w:proofErr w:type="spellStart"/>
-      <w:r>
-        <w:rPr>
-          <w:rFonts w:ascii="Times New Roman" w:eastAsia="Times New Roman" w:hAnsi="Times New Roman" w:cs="Times New Roman"/>
-          <w:sz w:val="24"/>
-          <w:szCs w:val="24"/>
-          <w:lang w:eastAsia="es-PE"/>
-        </w:rPr>
-        <w:t>varchar</w:t>
-      </w:r>
-      <w:proofErr w:type="spellEnd"/>
-      <w:r>
-        <w:rPr>
-          <w:rFonts w:ascii="Times New Roman" w:eastAsia="Times New Roman" w:hAnsi="Times New Roman" w:cs="Times New Roman"/>
-          <w:sz w:val="24"/>
-          <w:szCs w:val="24"/>
-          <w:lang w:eastAsia="es-PE"/>
-        </w:rPr>
-        <w:t>) — nombre del estado</w:t>
+      <w:r>
+        <w:rPr>
+          <w:rFonts w:ascii="Times New Roman" w:eastAsia="Times New Roman" w:hAnsi="Times New Roman" w:cs="Times New Roman"/>
+          <w:sz w:val="24"/>
+          <w:szCs w:val="24"/>
+          <w:lang w:eastAsia="es-PE"/>
+        </w:rPr>
+        <w:t xml:space="preserve"> (varchar) — nombre del estado</w:t>
       </w:r>
     </w:p>
     <w:p>
@@ -221,47 +179,7 @@
           <w:szCs w:val="24"/>
           <w:lang w:eastAsia="es-PE"/>
         </w:rPr>
-        <w:t xml:space="preserve"> (</w:t>
-      </w:r>
-      <w:proofErr w:type="spellStart"/>
-      <w:r>
-        <w:rPr>
-          <w:rFonts w:ascii="Times New Roman" w:eastAsia="Times New Roman" w:hAnsi="Times New Roman" w:cs="Times New Roman"/>
-          <w:sz w:val="24"/>
-          <w:szCs w:val="24"/>
-          <w:lang w:eastAsia="es-PE"/>
-        </w:rPr>
-        <w:t>varchar</w:t>
-      </w:r>
-      <w:proofErr w:type="spellEnd"/>
-      <w:r>
-        <w:rPr>
-          <w:rFonts w:ascii="Times New Roman" w:eastAsia="Times New Roman" w:hAnsi="Times New Roman" w:cs="Times New Roman"/>
-          <w:sz w:val="24"/>
-          <w:szCs w:val="24"/>
-          <w:lang w:eastAsia="es-PE"/>
-        </w:rPr>
-        <w:t>) — color para mostrar en la UI (</w:t>
-      </w:r>
-      <w:proofErr w:type="spellStart"/>
-      <w:r>
-        <w:rPr>
-          <w:rFonts w:ascii="Times New Roman" w:eastAsia="Times New Roman" w:hAnsi="Times New Roman" w:cs="Times New Roman"/>
-          <w:sz w:val="24"/>
-          <w:szCs w:val="24"/>
-          <w:lang w:eastAsia="es-PE"/>
-        </w:rPr>
-        <w:t>badge</w:t>
-      </w:r>
-      <w:proofErr w:type="spellEnd"/>
-      <w:r>
-        <w:rPr>
-          <w:rFonts w:ascii="Times New Roman" w:eastAsia="Times New Roman" w:hAnsi="Times New Roman" w:cs="Times New Roman"/>
-          <w:sz w:val="24"/>
-          <w:szCs w:val="24"/>
-          <w:lang w:eastAsia="es-PE"/>
-        </w:rPr>
-        <w:t>)</w:t>
+        <w:t xml:space="preserve"> (varchar) — color para mostrar en la UI (badge)</w:t>
       </w:r>
     </w:p>
     <w:p>
@@ -278,7 +196,6 @@
           <w:lang w:eastAsia="es-PE"/>
         </w:rPr>
       </w:pPr>
-      <w:proofErr w:type="spellStart"/>
       <w:r>
         <w:rPr>
           <w:rFonts w:ascii="Courier New" w:eastAsia="Times New Roman" w:hAnsi="Courier New" w:cs="Courier New"/>
@@ -288,7 +205,6 @@
         </w:rPr>
         <w:t>created_at</w:t>
       </w:r>
-      <w:proofErr w:type="spellEnd"/>
       <w:r>
         <w:rPr>
           <w:rFonts w:ascii="Times New Roman" w:eastAsia="Times New Roman" w:hAnsi="Times New Roman" w:cs="Times New Roman"/>
@@ -298,7 +214,6 @@
         </w:rPr>
         <w:t xml:space="preserve">, </w:t>
       </w:r>
-      <w:proofErr w:type="spellStart"/>
       <w:r>
         <w:rPr>
           <w:rFonts w:ascii="Courier New" w:eastAsia="Times New Roman" w:hAnsi="Courier New" w:cs="Courier New"/>
@@ -308,35 +223,14 @@
         </w:rPr>
         <w:t>updated_at</w:t>
       </w:r>
-      <w:proofErr w:type="spellEnd"/>
-      <w:r>
-        <w:rPr>
-          <w:rFonts w:ascii="Times New Roman" w:eastAsia="Times New Roman" w:hAnsi="Times New Roman" w:cs="Times New Roman"/>
-          <w:sz w:val="24"/>
-          <w:szCs w:val="24"/>
-          <w:lang w:eastAsia="es-PE"/>
-        </w:rPr>
-        <w:t xml:space="preserve"> (</w:t>
-      </w:r>
-      <w:proofErr w:type="spellStart"/>
-      <w:r>
-        <w:rPr>
-          <w:rFonts w:ascii="Times New Roman" w:eastAsia="Times New Roman" w:hAnsi="Times New Roman" w:cs="Times New Roman"/>
-          <w:sz w:val="24"/>
-          <w:szCs w:val="24"/>
-          <w:lang w:eastAsia="es-PE"/>
-        </w:rPr>
-        <w:t>timestamp</w:t>
-      </w:r>
-      <w:proofErr w:type="spellEnd"/>
-      <w:r>
-        <w:rPr>
-          <w:rFonts w:ascii="Times New Roman" w:eastAsia="Times New Roman" w:hAnsi="Times New Roman" w:cs="Times New Roman"/>
-          <w:sz w:val="24"/>
-          <w:szCs w:val="24"/>
-          <w:lang w:eastAsia="es-PE"/>
-        </w:rPr>
-        <w:t>)</w:t>
+      <w:r>
+        <w:rPr>
+          <w:rFonts w:ascii="Times New Roman" w:eastAsia="Times New Roman" w:hAnsi="Times New Roman" w:cs="Times New Roman"/>
+          <w:sz w:val="24"/>
+          <w:szCs w:val="24"/>
+          <w:lang w:eastAsia="es-PE"/>
+        </w:rPr>
+        <w:t xml:space="preserve"> (timestamp)</w:t>
       </w:r>
     </w:p>
     <w:p>
@@ -403,29 +297,8 @@
           <w:szCs w:val="24"/>
           <w:lang w:eastAsia="es-PE"/>
         </w:rPr>
-        <w:t xml:space="preserve"> (</w:t>
-      </w:r>
-      <w:proofErr w:type="gramStart"/>
-      <w:r>
-        <w:rPr>
-          <w:rFonts w:ascii="Times New Roman" w:eastAsia="Times New Roman" w:hAnsi="Times New Roman" w:cs="Times New Roman"/>
-          <w:sz w:val="24"/>
-          <w:szCs w:val="24"/>
-          <w:lang w:eastAsia="es-PE"/>
-        </w:rPr>
-        <w:t>1:N</w:t>
-      </w:r>
-      <w:proofErr w:type="gramEnd"/>
-      <w:r>
-        <w:rPr>
-          <w:rFonts w:ascii="Times New Roman" w:eastAsia="Times New Roman" w:hAnsi="Times New Roman" w:cs="Times New Roman"/>
-          <w:sz w:val="24"/>
-          <w:szCs w:val="24"/>
-          <w:lang w:eastAsia="es-PE"/>
-        </w:rPr>
-        <w:t xml:space="preserve"> con </w:t>
-      </w:r>
-      <w:proofErr w:type="spellStart"/>
+        <w:t xml:space="preserve"> (1:N con </w:t>
+      </w:r>
       <w:r>
         <w:rPr>
           <w:rFonts w:ascii="Courier New" w:eastAsia="Times New Roman" w:hAnsi="Courier New" w:cs="Courier New"/>
@@ -435,7 +308,6 @@
         </w:rPr>
         <w:t>tickets.status_id</w:t>
       </w:r>
-      <w:proofErr w:type="spellEnd"/>
       <w:r>
         <w:rPr>
           <w:rFonts w:ascii="Times New Roman" w:eastAsia="Times New Roman" w:hAnsi="Times New Roman" w:cs="Times New Roman"/>
@@ -459,7 +331,6 @@
           <w:lang w:eastAsia="es-PE"/>
         </w:rPr>
       </w:pPr>
-      <w:proofErr w:type="spellStart"/>
       <w:r>
         <w:rPr>
           <w:rFonts w:ascii="Courier New" w:eastAsia="Times New Roman" w:hAnsi="Courier New" w:cs="Courier New"/>
@@ -471,7 +342,6 @@
         </w:rPr>
         <w:t>priority</w:t>
       </w:r>
-      <w:proofErr w:type="spellEnd"/>
     </w:p>
     <w:p>
       <w:pPr>
@@ -523,27 +393,7 @@
           <w:szCs w:val="24"/>
           <w:lang w:eastAsia="es-PE"/>
         </w:rPr>
-        <w:t xml:space="preserve"> (</w:t>
-      </w:r>
-      <w:proofErr w:type="spellStart"/>
-      <w:r>
-        <w:rPr>
-          <w:rFonts w:ascii="Times New Roman" w:eastAsia="Times New Roman" w:hAnsi="Times New Roman" w:cs="Times New Roman"/>
-          <w:sz w:val="24"/>
-          <w:szCs w:val="24"/>
-          <w:lang w:eastAsia="es-PE"/>
-        </w:rPr>
-        <w:t>bigint</w:t>
-      </w:r>
-      <w:proofErr w:type="spellEnd"/>
-      <w:r>
-        <w:rPr>
-          <w:rFonts w:ascii="Times New Roman" w:eastAsia="Times New Roman" w:hAnsi="Times New Roman" w:cs="Times New Roman"/>
-          <w:sz w:val="24"/>
-          <w:szCs w:val="24"/>
-          <w:lang w:eastAsia="es-PE"/>
-        </w:rPr>
-        <w:t>, PK)</w:t>
+        <w:t xml:space="preserve"> (bigint, PK)</w:t>
       </w:r>
     </w:p>
     <w:p>
@@ -560,7 +410,6 @@
           <w:lang w:eastAsia="es-PE"/>
         </w:rPr>
       </w:pPr>
-      <w:proofErr w:type="spellStart"/>
       <w:r>
         <w:rPr>
           <w:rFonts w:ascii="Courier New" w:eastAsia="Times New Roman" w:hAnsi="Courier New" w:cs="Courier New"/>
@@ -570,35 +419,14 @@
         </w:rPr>
         <w:t>name</w:t>
       </w:r>
-      <w:proofErr w:type="spellEnd"/>
-      <w:r>
-        <w:rPr>
-          <w:rFonts w:ascii="Times New Roman" w:eastAsia="Times New Roman" w:hAnsi="Times New Roman" w:cs="Times New Roman"/>
-          <w:sz w:val="24"/>
-          <w:szCs w:val="24"/>
-          <w:lang w:eastAsia="es-PE"/>
-        </w:rPr>
-        <w:t xml:space="preserve"> (</w:t>
-      </w:r>
-      <w:proofErr w:type="spellStart"/>
-      <w:r>
-        <w:rPr>
-          <w:rFonts w:ascii="Times New Roman" w:eastAsia="Times New Roman" w:hAnsi="Times New Roman" w:cs="Times New Roman"/>
-          <w:sz w:val="24"/>
-          <w:szCs w:val="24"/>
-          <w:lang w:eastAsia="es-PE"/>
-        </w:rPr>
-        <w:t>varchar</w:t>
-      </w:r>
-      <w:proofErr w:type="spellEnd"/>
-      <w:r>
-        <w:rPr>
-          <w:rFonts w:ascii="Times New Roman" w:eastAsia="Times New Roman" w:hAnsi="Times New Roman" w:cs="Times New Roman"/>
-          <w:sz w:val="24"/>
-          <w:szCs w:val="24"/>
-          <w:lang w:eastAsia="es-PE"/>
-        </w:rPr>
-        <w:t>, único) — nombre de la prioridad</w:t>
+      <w:r>
+        <w:rPr>
+          <w:rFonts w:ascii="Times New Roman" w:eastAsia="Times New Roman" w:hAnsi="Times New Roman" w:cs="Times New Roman"/>
+          <w:sz w:val="24"/>
+          <w:szCs w:val="24"/>
+          <w:lang w:eastAsia="es-PE"/>
+        </w:rPr>
+        <w:t xml:space="preserve"> (varchar, único) — nombre de la prioridad</w:t>
       </w:r>
     </w:p>
     <w:p>
@@ -615,7 +443,6 @@
           <w:lang w:eastAsia="es-PE"/>
         </w:rPr>
       </w:pPr>
-      <w:proofErr w:type="spellStart"/>
       <w:r>
         <w:rPr>
           <w:rFonts w:ascii="Courier New" w:eastAsia="Times New Roman" w:hAnsi="Courier New" w:cs="Courier New"/>
@@ -625,37 +452,15 @@
         </w:rPr>
         <w:t>response_time</w:t>
       </w:r>
-      <w:proofErr w:type="spellEnd"/>
-      <w:r>
-        <w:rPr>
-          <w:rFonts w:ascii="Times New Roman" w:eastAsia="Times New Roman" w:hAnsi="Times New Roman" w:cs="Times New Roman"/>
-          <w:sz w:val="24"/>
-          <w:szCs w:val="24"/>
-          <w:lang w:eastAsia="es-PE"/>
-        </w:rPr>
-        <w:t xml:space="preserve"> (</w:t>
-      </w:r>
-      <w:proofErr w:type="spellStart"/>
-      <w:r>
-        <w:rPr>
-          <w:rFonts w:ascii="Times New Roman" w:eastAsia="Times New Roman" w:hAnsi="Times New Roman" w:cs="Times New Roman"/>
-          <w:sz w:val="24"/>
-          <w:szCs w:val="24"/>
-          <w:lang w:eastAsia="es-PE"/>
-        </w:rPr>
-        <w:t>int</w:t>
-      </w:r>
-      <w:proofErr w:type="spellEnd"/>
-      <w:r>
-        <w:rPr>
-          <w:rFonts w:ascii="Times New Roman" w:eastAsia="Times New Roman" w:hAnsi="Times New Roman" w:cs="Times New Roman"/>
-          <w:sz w:val="24"/>
-          <w:szCs w:val="24"/>
-          <w:lang w:eastAsia="es-PE"/>
-        </w:rPr>
-        <w:t xml:space="preserve">) — tiempo de respuesta objetivo (te recomiendo renombrar a </w:t>
-      </w:r>
-      <w:proofErr w:type="spellStart"/>
+      <w:r>
+        <w:rPr>
+          <w:rFonts w:ascii="Times New Roman" w:eastAsia="Times New Roman" w:hAnsi="Times New Roman" w:cs="Times New Roman"/>
+          <w:sz w:val="24"/>
+          <w:szCs w:val="24"/>
+          <w:lang w:eastAsia="es-PE"/>
+        </w:rPr>
+        <w:t xml:space="preserve"> (int) — tiempo de respuesta objetivo (te recomiendo renombrar a </w:t>
+      </w:r>
       <w:r>
         <w:rPr>
           <w:rFonts w:ascii="Courier New" w:eastAsia="Times New Roman" w:hAnsi="Courier New" w:cs="Courier New"/>
@@ -665,7 +470,6 @@
         </w:rPr>
         <w:t>response_time_minutes</w:t>
       </w:r>
-      <w:proofErr w:type="spellEnd"/>
       <w:r>
         <w:rPr>
           <w:rFonts w:ascii="Times New Roman" w:eastAsia="Times New Roman" w:hAnsi="Times New Roman" w:cs="Times New Roman"/>
@@ -699,31 +503,7 @@
           <w:szCs w:val="24"/>
           <w:lang w:eastAsia="es-PE"/>
         </w:rPr>
-        <w:t xml:space="preserve">(no tiene </w:t>
-      </w:r>
-      <w:proofErr w:type="spellStart"/>
-      <w:r>
-        <w:rPr>
-          <w:rFonts w:ascii="Times New Roman" w:eastAsia="Times New Roman" w:hAnsi="Times New Roman" w:cs="Times New Roman"/>
-          <w:i/>
-          <w:iCs/>
-          <w:sz w:val="24"/>
-          <w:szCs w:val="24"/>
-          <w:lang w:eastAsia="es-PE"/>
-        </w:rPr>
-        <w:t>timestamps</w:t>
-      </w:r>
-      <w:proofErr w:type="spellEnd"/>
-      <w:r>
-        <w:rPr>
-          <w:rFonts w:ascii="Times New Roman" w:eastAsia="Times New Roman" w:hAnsi="Times New Roman" w:cs="Times New Roman"/>
-          <w:i/>
-          <w:iCs/>
-          <w:sz w:val="24"/>
-          <w:szCs w:val="24"/>
-          <w:lang w:eastAsia="es-PE"/>
-        </w:rPr>
-        <w:t>; si quieres consistencia, agrégalos)</w:t>
+        <w:t>(no tiene timestamps; si quieres consistencia, agrégalos)</w:t>
       </w:r>
     </w:p>
     <w:p>
@@ -756,7 +536,6 @@
         </w:rPr>
         <w:t xml:space="preserve"> una </w:t>
       </w:r>
-      <w:proofErr w:type="spellStart"/>
       <w:r>
         <w:rPr>
           <w:rFonts w:ascii="Courier New" w:eastAsia="Times New Roman" w:hAnsi="Courier New" w:cs="Courier New"/>
@@ -766,7 +545,6 @@
         </w:rPr>
         <w:t>priority</w:t>
       </w:r>
-      <w:proofErr w:type="spellEnd"/>
       <w:r>
         <w:rPr>
           <w:rFonts w:ascii="Times New Roman" w:eastAsia="Times New Roman" w:hAnsi="Times New Roman" w:cs="Times New Roman"/>
@@ -792,29 +570,8 @@
           <w:szCs w:val="24"/>
           <w:lang w:eastAsia="es-PE"/>
         </w:rPr>
-        <w:t xml:space="preserve"> (</w:t>
-      </w:r>
-      <w:proofErr w:type="gramStart"/>
-      <w:r>
-        <w:rPr>
-          <w:rFonts w:ascii="Times New Roman" w:eastAsia="Times New Roman" w:hAnsi="Times New Roman" w:cs="Times New Roman"/>
-          <w:sz w:val="24"/>
-          <w:szCs w:val="24"/>
-          <w:lang w:eastAsia="es-PE"/>
-        </w:rPr>
-        <w:t>1:N</w:t>
-      </w:r>
-      <w:proofErr w:type="gramEnd"/>
-      <w:r>
-        <w:rPr>
-          <w:rFonts w:ascii="Times New Roman" w:eastAsia="Times New Roman" w:hAnsi="Times New Roman" w:cs="Times New Roman"/>
-          <w:sz w:val="24"/>
-          <w:szCs w:val="24"/>
-          <w:lang w:eastAsia="es-PE"/>
-        </w:rPr>
-        <w:t xml:space="preserve"> con </w:t>
-      </w:r>
-      <w:proofErr w:type="spellStart"/>
+        <w:t xml:space="preserve"> (1:N con </w:t>
+      </w:r>
       <w:r>
         <w:rPr>
           <w:rFonts w:ascii="Courier New" w:eastAsia="Times New Roman" w:hAnsi="Courier New" w:cs="Courier New"/>
@@ -824,7 +581,6 @@
         </w:rPr>
         <w:t>tickets.priority_id</w:t>
       </w:r>
-      <w:proofErr w:type="spellEnd"/>
       <w:r>
         <w:rPr>
           <w:rFonts w:ascii="Times New Roman" w:eastAsia="Times New Roman" w:hAnsi="Times New Roman" w:cs="Times New Roman"/>
@@ -848,7 +604,6 @@
           <w:lang w:eastAsia="es-PE"/>
         </w:rPr>
       </w:pPr>
-      <w:proofErr w:type="spellStart"/>
       <w:r>
         <w:rPr>
           <w:rFonts w:ascii="Courier New" w:eastAsia="Times New Roman" w:hAnsi="Courier New" w:cs="Courier New"/>
@@ -860,7 +615,6 @@
         </w:rPr>
         <w:t>categories</w:t>
       </w:r>
-      <w:proofErr w:type="spellEnd"/>
     </w:p>
     <w:p>
       <w:pPr>
@@ -912,27 +666,7 @@
           <w:szCs w:val="24"/>
           <w:lang w:eastAsia="es-PE"/>
         </w:rPr>
-        <w:t xml:space="preserve"> (</w:t>
-      </w:r>
-      <w:proofErr w:type="spellStart"/>
-      <w:r>
-        <w:rPr>
-          <w:rFonts w:ascii="Times New Roman" w:eastAsia="Times New Roman" w:hAnsi="Times New Roman" w:cs="Times New Roman"/>
-          <w:sz w:val="24"/>
-          <w:szCs w:val="24"/>
-          <w:lang w:eastAsia="es-PE"/>
-        </w:rPr>
-        <w:t>bigint</w:t>
-      </w:r>
-      <w:proofErr w:type="spellEnd"/>
-      <w:r>
-        <w:rPr>
-          <w:rFonts w:ascii="Times New Roman" w:eastAsia="Times New Roman" w:hAnsi="Times New Roman" w:cs="Times New Roman"/>
-          <w:sz w:val="24"/>
-          <w:szCs w:val="24"/>
-          <w:lang w:eastAsia="es-PE"/>
-        </w:rPr>
-        <w:t>, PK)</w:t>
+        <w:t xml:space="preserve"> (bigint, PK)</w:t>
       </w:r>
     </w:p>
     <w:p>
@@ -949,7 +683,6 @@
           <w:lang w:eastAsia="es-PE"/>
         </w:rPr>
       </w:pPr>
-      <w:proofErr w:type="spellStart"/>
       <w:r>
         <w:rPr>
           <w:rFonts w:ascii="Courier New" w:eastAsia="Times New Roman" w:hAnsi="Courier New" w:cs="Courier New"/>
@@ -959,35 +692,14 @@
         </w:rPr>
         <w:t>name</w:t>
       </w:r>
-      <w:proofErr w:type="spellEnd"/>
-      <w:r>
-        <w:rPr>
-          <w:rFonts w:ascii="Times New Roman" w:eastAsia="Times New Roman" w:hAnsi="Times New Roman" w:cs="Times New Roman"/>
-          <w:sz w:val="24"/>
-          <w:szCs w:val="24"/>
-          <w:lang w:eastAsia="es-PE"/>
-        </w:rPr>
-        <w:t xml:space="preserve"> (</w:t>
-      </w:r>
-      <w:proofErr w:type="spellStart"/>
-      <w:r>
-        <w:rPr>
-          <w:rFonts w:ascii="Times New Roman" w:eastAsia="Times New Roman" w:hAnsi="Times New Roman" w:cs="Times New Roman"/>
-          <w:sz w:val="24"/>
-          <w:szCs w:val="24"/>
-          <w:lang w:eastAsia="es-PE"/>
-        </w:rPr>
-        <w:t>varchar</w:t>
-      </w:r>
-      <w:proofErr w:type="spellEnd"/>
-      <w:r>
-        <w:rPr>
-          <w:rFonts w:ascii="Times New Roman" w:eastAsia="Times New Roman" w:hAnsi="Times New Roman" w:cs="Times New Roman"/>
-          <w:sz w:val="24"/>
-          <w:szCs w:val="24"/>
-          <w:lang w:eastAsia="es-PE"/>
-        </w:rPr>
-        <w:t>, único)</w:t>
+      <w:r>
+        <w:rPr>
+          <w:rFonts w:ascii="Times New Roman" w:eastAsia="Times New Roman" w:hAnsi="Times New Roman" w:cs="Times New Roman"/>
+          <w:sz w:val="24"/>
+          <w:szCs w:val="24"/>
+          <w:lang w:eastAsia="es-PE"/>
+        </w:rPr>
+        <w:t xml:space="preserve"> (varchar, único)</w:t>
       </w:r>
     </w:p>
     <w:p>
@@ -1004,7 +716,6 @@
           <w:lang w:eastAsia="es-PE"/>
         </w:rPr>
       </w:pPr>
-      <w:proofErr w:type="spellStart"/>
       <w:r>
         <w:rPr>
           <w:rFonts w:ascii="Courier New" w:eastAsia="Times New Roman" w:hAnsi="Courier New" w:cs="Courier New"/>
@@ -1014,35 +725,14 @@
         </w:rPr>
         <w:t>description</w:t>
       </w:r>
-      <w:proofErr w:type="spellEnd"/>
-      <w:r>
-        <w:rPr>
-          <w:rFonts w:ascii="Times New Roman" w:eastAsia="Times New Roman" w:hAnsi="Times New Roman" w:cs="Times New Roman"/>
-          <w:sz w:val="24"/>
-          <w:szCs w:val="24"/>
-          <w:lang w:eastAsia="es-PE"/>
-        </w:rPr>
-        <w:t xml:space="preserve"> (</w:t>
-      </w:r>
-      <w:proofErr w:type="spellStart"/>
-      <w:r>
-        <w:rPr>
-          <w:rFonts w:ascii="Times New Roman" w:eastAsia="Times New Roman" w:hAnsi="Times New Roman" w:cs="Times New Roman"/>
-          <w:sz w:val="24"/>
-          <w:szCs w:val="24"/>
-          <w:lang w:eastAsia="es-PE"/>
-        </w:rPr>
-        <w:t>varchar</w:t>
-      </w:r>
-      <w:proofErr w:type="spellEnd"/>
-      <w:r>
-        <w:rPr>
-          <w:rFonts w:ascii="Times New Roman" w:eastAsia="Times New Roman" w:hAnsi="Times New Roman" w:cs="Times New Roman"/>
-          <w:sz w:val="24"/>
-          <w:szCs w:val="24"/>
-          <w:lang w:eastAsia="es-PE"/>
-        </w:rPr>
-        <w:t>)</w:t>
+      <w:r>
+        <w:rPr>
+          <w:rFonts w:ascii="Times New Roman" w:eastAsia="Times New Roman" w:hAnsi="Times New Roman" w:cs="Times New Roman"/>
+          <w:sz w:val="24"/>
+          <w:szCs w:val="24"/>
+          <w:lang w:eastAsia="es-PE"/>
+        </w:rPr>
+        <w:t xml:space="preserve"> (varchar)</w:t>
       </w:r>
     </w:p>
     <w:p>
@@ -1059,7 +749,6 @@
           <w:lang w:eastAsia="es-PE"/>
         </w:rPr>
       </w:pPr>
-      <w:proofErr w:type="spellStart"/>
       <w:r>
         <w:rPr>
           <w:rFonts w:ascii="Courier New" w:eastAsia="Times New Roman" w:hAnsi="Courier New" w:cs="Courier New"/>
@@ -1069,7 +758,6 @@
         </w:rPr>
         <w:t>created_at</w:t>
       </w:r>
-      <w:proofErr w:type="spellEnd"/>
       <w:r>
         <w:rPr>
           <w:rFonts w:ascii="Times New Roman" w:eastAsia="Times New Roman" w:hAnsi="Times New Roman" w:cs="Times New Roman"/>
@@ -1079,7 +767,6 @@
         </w:rPr>
         <w:t xml:space="preserve">, </w:t>
       </w:r>
-      <w:proofErr w:type="spellStart"/>
       <w:r>
         <w:rPr>
           <w:rFonts w:ascii="Courier New" w:eastAsia="Times New Roman" w:hAnsi="Courier New" w:cs="Courier New"/>
@@ -1089,35 +776,14 @@
         </w:rPr>
         <w:t>updated_at</w:t>
       </w:r>
-      <w:proofErr w:type="spellEnd"/>
-      <w:r>
-        <w:rPr>
-          <w:rFonts w:ascii="Times New Roman" w:eastAsia="Times New Roman" w:hAnsi="Times New Roman" w:cs="Times New Roman"/>
-          <w:sz w:val="24"/>
-          <w:szCs w:val="24"/>
-          <w:lang w:eastAsia="es-PE"/>
-        </w:rPr>
-        <w:t xml:space="preserve"> (</w:t>
-      </w:r>
-      <w:proofErr w:type="spellStart"/>
-      <w:r>
-        <w:rPr>
-          <w:rFonts w:ascii="Times New Roman" w:eastAsia="Times New Roman" w:hAnsi="Times New Roman" w:cs="Times New Roman"/>
-          <w:sz w:val="24"/>
-          <w:szCs w:val="24"/>
-          <w:lang w:eastAsia="es-PE"/>
-        </w:rPr>
-        <w:t>timestamp</w:t>
-      </w:r>
-      <w:proofErr w:type="spellEnd"/>
-      <w:r>
-        <w:rPr>
-          <w:rFonts w:ascii="Times New Roman" w:eastAsia="Times New Roman" w:hAnsi="Times New Roman" w:cs="Times New Roman"/>
-          <w:sz w:val="24"/>
-          <w:szCs w:val="24"/>
-          <w:lang w:eastAsia="es-PE"/>
-        </w:rPr>
-        <w:t>)</w:t>
+      <w:r>
+        <w:rPr>
+          <w:rFonts w:ascii="Times New Roman" w:eastAsia="Times New Roman" w:hAnsi="Times New Roman" w:cs="Times New Roman"/>
+          <w:sz w:val="24"/>
+          <w:szCs w:val="24"/>
+          <w:lang w:eastAsia="es-PE"/>
+        </w:rPr>
+        <w:t xml:space="preserve"> (timestamp)</w:t>
       </w:r>
     </w:p>
     <w:p>
@@ -1150,7 +816,6 @@
         </w:rPr>
         <w:t xml:space="preserve"> una </w:t>
       </w:r>
-      <w:proofErr w:type="spellStart"/>
       <w:r>
         <w:rPr>
           <w:rFonts w:ascii="Courier New" w:eastAsia="Times New Roman" w:hAnsi="Courier New" w:cs="Courier New"/>
@@ -1160,7 +825,6 @@
         </w:rPr>
         <w:t>category</w:t>
       </w:r>
-      <w:proofErr w:type="spellEnd"/>
       <w:r>
         <w:rPr>
           <w:rFonts w:ascii="Times New Roman" w:eastAsia="Times New Roman" w:hAnsi="Times New Roman" w:cs="Times New Roman"/>
@@ -1186,29 +850,8 @@
           <w:szCs w:val="24"/>
           <w:lang w:eastAsia="es-PE"/>
         </w:rPr>
-        <w:t xml:space="preserve"> (</w:t>
-      </w:r>
-      <w:proofErr w:type="gramStart"/>
-      <w:r>
-        <w:rPr>
-          <w:rFonts w:ascii="Times New Roman" w:eastAsia="Times New Roman" w:hAnsi="Times New Roman" w:cs="Times New Roman"/>
-          <w:sz w:val="24"/>
-          <w:szCs w:val="24"/>
-          <w:lang w:eastAsia="es-PE"/>
-        </w:rPr>
-        <w:t>1:N</w:t>
-      </w:r>
-      <w:proofErr w:type="gramEnd"/>
-      <w:r>
-        <w:rPr>
-          <w:rFonts w:ascii="Times New Roman" w:eastAsia="Times New Roman" w:hAnsi="Times New Roman" w:cs="Times New Roman"/>
-          <w:sz w:val="24"/>
-          <w:szCs w:val="24"/>
-          <w:lang w:eastAsia="es-PE"/>
-        </w:rPr>
-        <w:t xml:space="preserve"> con </w:t>
-      </w:r>
-      <w:proofErr w:type="spellStart"/>
+        <w:t xml:space="preserve"> (1:N con </w:t>
+      </w:r>
       <w:r>
         <w:rPr>
           <w:rFonts w:ascii="Courier New" w:eastAsia="Times New Roman" w:hAnsi="Courier New" w:cs="Courier New"/>
@@ -1218,7 +861,6 @@
         </w:rPr>
         <w:t>tickets.category_id</w:t>
       </w:r>
-      <w:proofErr w:type="spellEnd"/>
       <w:r>
         <w:rPr>
           <w:rFonts w:ascii="Times New Roman" w:eastAsia="Times New Roman" w:hAnsi="Times New Roman" w:cs="Times New Roman"/>
@@ -1242,7 +884,6 @@
           <w:lang w:eastAsia="es-PE"/>
         </w:rPr>
       </w:pPr>
-      <w:proofErr w:type="spellStart"/>
       <w:r>
         <w:rPr>
           <w:rFonts w:ascii="Courier New" w:eastAsia="Times New Roman" w:hAnsi="Courier New" w:cs="Courier New"/>
@@ -1254,7 +895,6 @@
         </w:rPr>
         <w:t>departments</w:t>
       </w:r>
-      <w:proofErr w:type="spellEnd"/>
     </w:p>
     <w:p>
       <w:pPr>
@@ -1306,27 +946,7 @@
           <w:szCs w:val="24"/>
           <w:lang w:eastAsia="es-PE"/>
         </w:rPr>
-        <w:t xml:space="preserve"> (</w:t>
-      </w:r>
-      <w:proofErr w:type="spellStart"/>
-      <w:r>
-        <w:rPr>
-          <w:rFonts w:ascii="Times New Roman" w:eastAsia="Times New Roman" w:hAnsi="Times New Roman" w:cs="Times New Roman"/>
-          <w:sz w:val="24"/>
-          <w:szCs w:val="24"/>
-          <w:lang w:eastAsia="es-PE"/>
-        </w:rPr>
-        <w:t>bigint</w:t>
-      </w:r>
-      <w:proofErr w:type="spellEnd"/>
-      <w:r>
-        <w:rPr>
-          <w:rFonts w:ascii="Times New Roman" w:eastAsia="Times New Roman" w:hAnsi="Times New Roman" w:cs="Times New Roman"/>
-          <w:sz w:val="24"/>
-          <w:szCs w:val="24"/>
-          <w:lang w:eastAsia="es-PE"/>
-        </w:rPr>
-        <w:t>, PK)</w:t>
+        <w:t xml:space="preserve"> (bigint, PK)</w:t>
       </w:r>
     </w:p>
     <w:p>
@@ -1343,7 +963,6 @@
           <w:lang w:eastAsia="es-PE"/>
         </w:rPr>
       </w:pPr>
-      <w:proofErr w:type="spellStart"/>
       <w:r>
         <w:rPr>
           <w:rFonts w:ascii="Courier New" w:eastAsia="Times New Roman" w:hAnsi="Courier New" w:cs="Courier New"/>
@@ -1353,35 +972,14 @@
         </w:rPr>
         <w:t>name</w:t>
       </w:r>
-      <w:proofErr w:type="spellEnd"/>
-      <w:r>
-        <w:rPr>
-          <w:rFonts w:ascii="Times New Roman" w:eastAsia="Times New Roman" w:hAnsi="Times New Roman" w:cs="Times New Roman"/>
-          <w:sz w:val="24"/>
-          <w:szCs w:val="24"/>
-          <w:lang w:eastAsia="es-PE"/>
-        </w:rPr>
-        <w:t xml:space="preserve"> (</w:t>
-      </w:r>
-      <w:proofErr w:type="spellStart"/>
-      <w:r>
-        <w:rPr>
-          <w:rFonts w:ascii="Times New Roman" w:eastAsia="Times New Roman" w:hAnsi="Times New Roman" w:cs="Times New Roman"/>
-          <w:sz w:val="24"/>
-          <w:szCs w:val="24"/>
-          <w:lang w:eastAsia="es-PE"/>
-        </w:rPr>
-        <w:t>varchar</w:t>
-      </w:r>
-      <w:proofErr w:type="spellEnd"/>
-      <w:r>
-        <w:rPr>
-          <w:rFonts w:ascii="Times New Roman" w:eastAsia="Times New Roman" w:hAnsi="Times New Roman" w:cs="Times New Roman"/>
-          <w:sz w:val="24"/>
-          <w:szCs w:val="24"/>
-          <w:lang w:eastAsia="es-PE"/>
-        </w:rPr>
-        <w:t>, único)</w:t>
+      <w:r>
+        <w:rPr>
+          <w:rFonts w:ascii="Times New Roman" w:eastAsia="Times New Roman" w:hAnsi="Times New Roman" w:cs="Times New Roman"/>
+          <w:sz w:val="24"/>
+          <w:szCs w:val="24"/>
+          <w:lang w:eastAsia="es-PE"/>
+        </w:rPr>
+        <w:t xml:space="preserve"> (varchar, único)</w:t>
       </w:r>
     </w:p>
     <w:p>
@@ -1398,7 +996,6 @@
           <w:lang w:eastAsia="es-PE"/>
         </w:rPr>
       </w:pPr>
-      <w:proofErr w:type="spellStart"/>
       <w:r>
         <w:rPr>
           <w:rFonts w:ascii="Courier New" w:eastAsia="Times New Roman" w:hAnsi="Courier New" w:cs="Courier New"/>
@@ -1408,7 +1005,6 @@
         </w:rPr>
         <w:t>created_at</w:t>
       </w:r>
-      <w:proofErr w:type="spellEnd"/>
       <w:r>
         <w:rPr>
           <w:rFonts w:ascii="Times New Roman" w:eastAsia="Times New Roman" w:hAnsi="Times New Roman" w:cs="Times New Roman"/>
@@ -1418,7 +1014,6 @@
         </w:rPr>
         <w:t xml:space="preserve">, </w:t>
       </w:r>
-      <w:proofErr w:type="spellStart"/>
       <w:r>
         <w:rPr>
           <w:rFonts w:ascii="Courier New" w:eastAsia="Times New Roman" w:hAnsi="Courier New" w:cs="Courier New"/>
@@ -1428,35 +1023,14 @@
         </w:rPr>
         <w:t>updated_at</w:t>
       </w:r>
-      <w:proofErr w:type="spellEnd"/>
-      <w:r>
-        <w:rPr>
-          <w:rFonts w:ascii="Times New Roman" w:eastAsia="Times New Roman" w:hAnsi="Times New Roman" w:cs="Times New Roman"/>
-          <w:sz w:val="24"/>
-          <w:szCs w:val="24"/>
-          <w:lang w:eastAsia="es-PE"/>
-        </w:rPr>
-        <w:t xml:space="preserve"> (</w:t>
-      </w:r>
-      <w:proofErr w:type="spellStart"/>
-      <w:r>
-        <w:rPr>
-          <w:rFonts w:ascii="Times New Roman" w:eastAsia="Times New Roman" w:hAnsi="Times New Roman" w:cs="Times New Roman"/>
-          <w:sz w:val="24"/>
-          <w:szCs w:val="24"/>
-          <w:lang w:eastAsia="es-PE"/>
-        </w:rPr>
-        <w:t>timestamp</w:t>
-      </w:r>
-      <w:proofErr w:type="spellEnd"/>
-      <w:r>
-        <w:rPr>
-          <w:rFonts w:ascii="Times New Roman" w:eastAsia="Times New Roman" w:hAnsi="Times New Roman" w:cs="Times New Roman"/>
-          <w:sz w:val="24"/>
-          <w:szCs w:val="24"/>
-          <w:lang w:eastAsia="es-PE"/>
-        </w:rPr>
-        <w:t>)</w:t>
+      <w:r>
+        <w:rPr>
+          <w:rFonts w:ascii="Times New Roman" w:eastAsia="Times New Roman" w:hAnsi="Times New Roman" w:cs="Times New Roman"/>
+          <w:sz w:val="24"/>
+          <w:szCs w:val="24"/>
+          <w:lang w:eastAsia="es-PE"/>
+        </w:rPr>
+        <w:t xml:space="preserve"> (timestamp)</w:t>
       </w:r>
     </w:p>
     <w:p>
@@ -1489,7 +1063,6 @@
         </w:rPr>
         <w:t xml:space="preserve"> un </w:t>
       </w:r>
-      <w:proofErr w:type="spellStart"/>
       <w:r>
         <w:rPr>
           <w:rFonts w:ascii="Courier New" w:eastAsia="Times New Roman" w:hAnsi="Courier New" w:cs="Courier New"/>
@@ -1499,7 +1072,6 @@
         </w:rPr>
         <w:t>department</w:t>
       </w:r>
-      <w:proofErr w:type="spellEnd"/>
       <w:r>
         <w:rPr>
           <w:rFonts w:ascii="Times New Roman" w:eastAsia="Times New Roman" w:hAnsi="Times New Roman" w:cs="Times New Roman"/>
@@ -1509,7 +1081,6 @@
         </w:rPr>
         <w:t xml:space="preserve"> tiene muchos </w:t>
       </w:r>
-      <w:proofErr w:type="spellStart"/>
       <w:r>
         <w:rPr>
           <w:rFonts w:ascii="Courier New" w:eastAsia="Times New Roman" w:hAnsi="Courier New" w:cs="Courier New"/>
@@ -1519,37 +1090,15 @@
         </w:rPr>
         <w:t>users</w:t>
       </w:r>
-      <w:proofErr w:type="spellEnd"/>
-      <w:r>
-        <w:rPr>
-          <w:rFonts w:ascii="Times New Roman" w:eastAsia="Times New Roman" w:hAnsi="Times New Roman" w:cs="Times New Roman"/>
-          <w:sz w:val="24"/>
-          <w:szCs w:val="24"/>
-          <w:lang w:eastAsia="es-PE"/>
-        </w:rPr>
-        <w:t xml:space="preserve"> (</w:t>
-      </w:r>
-      <w:proofErr w:type="gramStart"/>
-      <w:r>
-        <w:rPr>
-          <w:rFonts w:ascii="Times New Roman" w:eastAsia="Times New Roman" w:hAnsi="Times New Roman" w:cs="Times New Roman"/>
-          <w:sz w:val="24"/>
-          <w:szCs w:val="24"/>
-          <w:lang w:eastAsia="es-PE"/>
-        </w:rPr>
-        <w:t>1:N</w:t>
-      </w:r>
-      <w:proofErr w:type="gramEnd"/>
-      <w:r>
-        <w:rPr>
-          <w:rFonts w:ascii="Times New Roman" w:eastAsia="Times New Roman" w:hAnsi="Times New Roman" w:cs="Times New Roman"/>
-          <w:sz w:val="24"/>
-          <w:szCs w:val="24"/>
-          <w:lang w:eastAsia="es-PE"/>
-        </w:rPr>
-        <w:t xml:space="preserve"> con </w:t>
-      </w:r>
-      <w:proofErr w:type="spellStart"/>
+      <w:r>
+        <w:rPr>
+          <w:rFonts w:ascii="Times New Roman" w:eastAsia="Times New Roman" w:hAnsi="Times New Roman" w:cs="Times New Roman"/>
+          <w:sz w:val="24"/>
+          <w:szCs w:val="24"/>
+          <w:lang w:eastAsia="es-PE"/>
+        </w:rPr>
+        <w:t xml:space="preserve"> (1:N con </w:t>
+      </w:r>
       <w:r>
         <w:rPr>
           <w:rFonts w:ascii="Courier New" w:eastAsia="Times New Roman" w:hAnsi="Courier New" w:cs="Courier New"/>
@@ -1559,7 +1108,6 @@
         </w:rPr>
         <w:t>users.department_id</w:t>
       </w:r>
-      <w:proofErr w:type="spellEnd"/>
       <w:r>
         <w:rPr>
           <w:rFonts w:ascii="Times New Roman" w:eastAsia="Times New Roman" w:hAnsi="Times New Roman" w:cs="Times New Roman"/>
@@ -1594,7 +1142,6 @@
           <w:lang w:eastAsia="es-PE"/>
         </w:rPr>
       </w:pPr>
-      <w:proofErr w:type="spellStart"/>
       <w:r>
         <w:rPr>
           <w:rFonts w:ascii="Courier New" w:eastAsia="Times New Roman" w:hAnsi="Courier New" w:cs="Courier New"/>
@@ -1607,46 +1154,25 @@
         <w:lastRenderedPageBreak/>
         <w:t>users</w:t>
       </w:r>
-      <w:proofErr w:type="spellEnd"/>
-    </w:p>
-    <w:p>
-      <w:pPr>
-        <w:spacing w:before="100" w:beforeAutospacing="1" w:after="100" w:afterAutospacing="1" w:line="240" w:lineRule="auto"/>
-        <w:rPr>
-          <w:rFonts w:ascii="Times New Roman" w:eastAsia="Times New Roman" w:hAnsi="Times New Roman" w:cs="Times New Roman"/>
-          <w:sz w:val="24"/>
-          <w:szCs w:val="24"/>
-          <w:lang w:eastAsia="es-PE"/>
-        </w:rPr>
-      </w:pPr>
-      <w:r>
-        <w:rPr>
-          <w:rFonts w:ascii="Times New Roman" w:eastAsia="Times New Roman" w:hAnsi="Times New Roman" w:cs="Times New Roman"/>
-          <w:sz w:val="24"/>
-          <w:szCs w:val="24"/>
-          <w:lang w:eastAsia="es-PE"/>
-        </w:rPr>
-        <w:t>Usuarios del sistema: tanto quienes crean tickets (clientes) como agentes/</w:t>
-      </w:r>
-      <w:proofErr w:type="spellStart"/>
-      <w:r>
-        <w:rPr>
-          <w:rFonts w:ascii="Times New Roman" w:eastAsia="Times New Roman" w:hAnsi="Times New Roman" w:cs="Times New Roman"/>
-          <w:sz w:val="24"/>
-          <w:szCs w:val="24"/>
-          <w:lang w:eastAsia="es-PE"/>
-        </w:rPr>
-        <w:t>admins</w:t>
-      </w:r>
-      <w:proofErr w:type="spellEnd"/>
-      <w:r>
-        <w:rPr>
-          <w:rFonts w:ascii="Times New Roman" w:eastAsia="Times New Roman" w:hAnsi="Times New Roman" w:cs="Times New Roman"/>
-          <w:sz w:val="24"/>
-          <w:szCs w:val="24"/>
-          <w:lang w:eastAsia="es-PE"/>
-        </w:rPr>
-        <w:t>.</w:t>
+    </w:p>
+    <w:p>
+      <w:pPr>
+        <w:spacing w:before="100" w:beforeAutospacing="1" w:after="100" w:afterAutospacing="1" w:line="240" w:lineRule="auto"/>
+        <w:rPr>
+          <w:rFonts w:ascii="Times New Roman" w:eastAsia="Times New Roman" w:hAnsi="Times New Roman" w:cs="Times New Roman"/>
+          <w:sz w:val="24"/>
+          <w:szCs w:val="24"/>
+          <w:lang w:eastAsia="es-PE"/>
+        </w:rPr>
+      </w:pPr>
+      <w:r>
+        <w:rPr>
+          <w:rFonts w:ascii="Times New Roman" w:eastAsia="Times New Roman" w:hAnsi="Times New Roman" w:cs="Times New Roman"/>
+          <w:sz w:val="24"/>
+          <w:szCs w:val="24"/>
+          <w:lang w:eastAsia="es-PE"/>
+        </w:rPr>
+        <w:t>Usuarios del sistema: tanto quienes crean tickets (clientes) como agentes/admins.</w:t>
       </w:r>
     </w:p>
     <w:p>
@@ -1679,27 +1205,7 @@
           <w:szCs w:val="24"/>
           <w:lang w:eastAsia="es-PE"/>
         </w:rPr>
-        <w:t xml:space="preserve"> (</w:t>
-      </w:r>
-      <w:proofErr w:type="spellStart"/>
-      <w:r>
-        <w:rPr>
-          <w:rFonts w:ascii="Times New Roman" w:eastAsia="Times New Roman" w:hAnsi="Times New Roman" w:cs="Times New Roman"/>
-          <w:sz w:val="24"/>
-          <w:szCs w:val="24"/>
-          <w:lang w:eastAsia="es-PE"/>
-        </w:rPr>
-        <w:t>bigint</w:t>
-      </w:r>
-      <w:proofErr w:type="spellEnd"/>
-      <w:r>
-        <w:rPr>
-          <w:rFonts w:ascii="Times New Roman" w:eastAsia="Times New Roman" w:hAnsi="Times New Roman" w:cs="Times New Roman"/>
-          <w:sz w:val="24"/>
-          <w:szCs w:val="24"/>
-          <w:lang w:eastAsia="es-PE"/>
-        </w:rPr>
-        <w:t>, PK)</w:t>
+        <w:t xml:space="preserve"> (bigint, PK)</w:t>
       </w:r>
     </w:p>
     <w:p>
@@ -1716,7 +1222,6 @@
           <w:lang w:eastAsia="es-PE"/>
         </w:rPr>
       </w:pPr>
-      <w:proofErr w:type="spellStart"/>
       <w:r>
         <w:rPr>
           <w:rFonts w:ascii="Courier New" w:eastAsia="Times New Roman" w:hAnsi="Courier New" w:cs="Courier New"/>
@@ -1726,27 +1231,141 @@
         </w:rPr>
         <w:t>name</w:t>
       </w:r>
-      <w:proofErr w:type="spellEnd"/>
-      <w:r>
-        <w:rPr>
-          <w:rFonts w:ascii="Times New Roman" w:eastAsia="Times New Roman" w:hAnsi="Times New Roman" w:cs="Times New Roman"/>
-          <w:sz w:val="24"/>
-          <w:szCs w:val="24"/>
-          <w:lang w:eastAsia="es-PE"/>
-        </w:rPr>
-        <w:t xml:space="preserve"> (</w:t>
-      </w:r>
-      <w:proofErr w:type="spellStart"/>
-      <w:r>
-        <w:rPr>
-          <w:rFonts w:ascii="Times New Roman" w:eastAsia="Times New Roman" w:hAnsi="Times New Roman" w:cs="Times New Roman"/>
-          <w:sz w:val="24"/>
-          <w:szCs w:val="24"/>
-          <w:lang w:eastAsia="es-PE"/>
-        </w:rPr>
-        <w:t>varchar</w:t>
-      </w:r>
-      <w:proofErr w:type="spellEnd"/>
+      <w:r>
+        <w:rPr>
+          <w:rFonts w:ascii="Times New Roman" w:eastAsia="Times New Roman" w:hAnsi="Times New Roman" w:cs="Times New Roman"/>
+          <w:sz w:val="24"/>
+          <w:szCs w:val="24"/>
+          <w:lang w:eastAsia="es-PE"/>
+        </w:rPr>
+        <w:t xml:space="preserve"> (varchar)</w:t>
+      </w:r>
+    </w:p>
+    <w:p>
+      <w:pPr>
+        <w:numPr>
+          <w:ilvl w:val="0"/>
+          <w:numId w:val="5"/>
+        </w:numPr>
+        <w:spacing w:before="100" w:beforeAutospacing="1" w:after="100" w:afterAutospacing="1" w:line="240" w:lineRule="auto"/>
+        <w:rPr>
+          <w:rFonts w:ascii="Times New Roman" w:eastAsia="Times New Roman" w:hAnsi="Times New Roman" w:cs="Times New Roman"/>
+          <w:sz w:val="24"/>
+          <w:szCs w:val="24"/>
+          <w:lang w:eastAsia="es-PE"/>
+        </w:rPr>
+      </w:pPr>
+      <w:r>
+        <w:rPr>
+          <w:rFonts w:ascii="Courier New" w:eastAsia="Times New Roman" w:hAnsi="Courier New" w:cs="Courier New"/>
+          <w:sz w:val="20"/>
+          <w:szCs w:val="20"/>
+          <w:lang w:eastAsia="es-PE"/>
+        </w:rPr>
+        <w:t>email</w:t>
+      </w:r>
+      <w:r>
+        <w:rPr>
+          <w:rFonts w:ascii="Times New Roman" w:eastAsia="Times New Roman" w:hAnsi="Times New Roman" w:cs="Times New Roman"/>
+          <w:sz w:val="24"/>
+          <w:szCs w:val="24"/>
+          <w:lang w:eastAsia="es-PE"/>
+        </w:rPr>
+        <w:t xml:space="preserve"> (varchar) — te recomiendo marcarlo como único</w:t>
+      </w:r>
+    </w:p>
+    <w:p>
+      <w:pPr>
+        <w:numPr>
+          <w:ilvl w:val="0"/>
+          <w:numId w:val="5"/>
+        </w:numPr>
+        <w:spacing w:before="100" w:beforeAutospacing="1" w:after="100" w:afterAutospacing="1" w:line="240" w:lineRule="auto"/>
+        <w:rPr>
+          <w:rFonts w:ascii="Times New Roman" w:eastAsia="Times New Roman" w:hAnsi="Times New Roman" w:cs="Times New Roman"/>
+          <w:sz w:val="24"/>
+          <w:szCs w:val="24"/>
+          <w:lang w:eastAsia="es-PE"/>
+        </w:rPr>
+      </w:pPr>
+      <w:r>
+        <w:rPr>
+          <w:rFonts w:ascii="Courier New" w:eastAsia="Times New Roman" w:hAnsi="Courier New" w:cs="Courier New"/>
+          <w:sz w:val="20"/>
+          <w:szCs w:val="20"/>
+          <w:lang w:eastAsia="es-PE"/>
+        </w:rPr>
+        <w:t>password</w:t>
+      </w:r>
+      <w:r>
+        <w:rPr>
+          <w:rFonts w:ascii="Times New Roman" w:eastAsia="Times New Roman" w:hAnsi="Times New Roman" w:cs="Times New Roman"/>
+          <w:sz w:val="20"/>
+          <w:szCs w:val="20"/>
+          <w:lang w:eastAsia="es-PE"/>
+        </w:rPr>
+        <w:t xml:space="preserve"> </w:t>
+      </w:r>
+      <w:r>
+        <w:rPr>
+          <w:rFonts w:ascii="Times New Roman" w:eastAsia="Times New Roman" w:hAnsi="Times New Roman" w:cs="Times New Roman"/>
+          <w:sz w:val="24"/>
+          <w:szCs w:val="24"/>
+          <w:lang w:eastAsia="es-PE"/>
+        </w:rPr>
+        <w:t>—</w:t>
+      </w:r>
+      <w:r>
+        <w:rPr>
+          <w:rFonts w:ascii="Times New Roman" w:eastAsia="Times New Roman" w:hAnsi="Times New Roman" w:cs="Times New Roman"/>
+          <w:sz w:val="24"/>
+          <w:szCs w:val="24"/>
+          <w:lang w:eastAsia="es-PE"/>
+        </w:rPr>
+        <w:t xml:space="preserve"> contraseña</w:t>
+      </w:r>
+    </w:p>
+    <w:p>
+      <w:pPr>
+        <w:numPr>
+          <w:ilvl w:val="0"/>
+          <w:numId w:val="5"/>
+        </w:numPr>
+        <w:spacing w:before="100" w:beforeAutospacing="1" w:after="100" w:afterAutospacing="1" w:line="240" w:lineRule="auto"/>
+        <w:rPr>
+          <w:rFonts w:ascii="Times New Roman" w:eastAsia="Times New Roman" w:hAnsi="Times New Roman" w:cs="Times New Roman"/>
+          <w:sz w:val="24"/>
+          <w:szCs w:val="24"/>
+          <w:lang w:eastAsia="es-PE"/>
+        </w:rPr>
+      </w:pPr>
+      <w:r>
+        <w:rPr>
+          <w:rFonts w:ascii="Courier New" w:eastAsia="Times New Roman" w:hAnsi="Courier New" w:cs="Courier New"/>
+          <w:sz w:val="20"/>
+          <w:szCs w:val="20"/>
+          <w:lang w:eastAsia="es-PE"/>
+        </w:rPr>
+        <w:t>department_id</w:t>
+      </w:r>
+      <w:r>
+        <w:rPr>
+          <w:rFonts w:ascii="Times New Roman" w:eastAsia="Times New Roman" w:hAnsi="Times New Roman" w:cs="Times New Roman"/>
+          <w:sz w:val="24"/>
+          <w:szCs w:val="24"/>
+          <w:lang w:eastAsia="es-PE"/>
+        </w:rPr>
+        <w:t xml:space="preserve"> (bigint, FK → </w:t>
+      </w:r>
+      <w:r>
+        <w:rPr>
+          <w:rFonts w:ascii="Courier New" w:eastAsia="Times New Roman" w:hAnsi="Courier New" w:cs="Courier New"/>
+          <w:sz w:val="20"/>
+          <w:szCs w:val="20"/>
+          <w:lang w:eastAsia="es-PE"/>
+        </w:rPr>
+        <w:t>departments.id</w:t>
+      </w:r>
       <w:r>
         <w:rPr>
           <w:rFonts w:ascii="Times New Roman" w:eastAsia="Times New Roman" w:hAnsi="Times New Roman" w:cs="Times New Roman"/>
@@ -1778,36 +1397,16 @@
           <w:szCs w:val="20"/>
           <w:lang w:eastAsia="es-PE"/>
         </w:rPr>
-        <w:t>email</w:t>
-      </w:r>
-      <w:r>
-        <w:rPr>
-          <w:rFonts w:ascii="Times New Roman" w:eastAsia="Times New Roman" w:hAnsi="Times New Roman" w:cs="Times New Roman"/>
-          <w:sz w:val="24"/>
-          <w:szCs w:val="24"/>
-          <w:lang w:eastAsia="es-PE"/>
-        </w:rPr>
-        <w:t xml:space="preserve"> (</w:t>
-      </w:r>
-      <w:proofErr w:type="spellStart"/>
-      <w:r>
-        <w:rPr>
-          <w:rFonts w:ascii="Times New Roman" w:eastAsia="Times New Roman" w:hAnsi="Times New Roman" w:cs="Times New Roman"/>
-          <w:sz w:val="24"/>
-          <w:szCs w:val="24"/>
-          <w:lang w:eastAsia="es-PE"/>
-        </w:rPr>
-        <w:t>varchar</w:t>
-      </w:r>
-      <w:proofErr w:type="spellEnd"/>
-      <w:r>
-        <w:rPr>
-          <w:rFonts w:ascii="Times New Roman" w:eastAsia="Times New Roman" w:hAnsi="Times New Roman" w:cs="Times New Roman"/>
-          <w:sz w:val="24"/>
-          <w:szCs w:val="24"/>
-          <w:lang w:eastAsia="es-PE"/>
-        </w:rPr>
-        <w:t>) — te recomiendo marcarlo como único</w:t>
+        <w:t>role</w:t>
+      </w:r>
+      <w:r>
+        <w:rPr>
+          <w:rFonts w:ascii="Times New Roman" w:eastAsia="Times New Roman" w:hAnsi="Times New Roman" w:cs="Times New Roman"/>
+          <w:sz w:val="24"/>
+          <w:szCs w:val="24"/>
+          <w:lang w:eastAsia="es-PE"/>
+        </w:rPr>
+        <w:t xml:space="preserve"> (enum) — rol del usuario (cliente, agente, admin)</w:t>
       </w:r>
     </w:p>
     <w:p>
@@ -1824,208 +1423,6 @@
           <w:lang w:eastAsia="es-PE"/>
         </w:rPr>
       </w:pPr>
-      <w:proofErr w:type="spellStart"/>
-      <w:r>
-        <w:rPr>
-          <w:rFonts w:ascii="Courier New" w:eastAsia="Times New Roman" w:hAnsi="Courier New" w:cs="Courier New"/>
-          <w:sz w:val="20"/>
-          <w:szCs w:val="20"/>
-          <w:lang w:eastAsia="es-PE"/>
-        </w:rPr>
-        <w:t>password</w:t>
-      </w:r>
-      <w:proofErr w:type="spellEnd"/>
-      <w:r>
-        <w:rPr>
-          <w:rFonts w:ascii="Times New Roman" w:eastAsia="Times New Roman" w:hAnsi="Times New Roman" w:cs="Times New Roman"/>
-          <w:sz w:val="20"/>
-          <w:szCs w:val="20"/>
-          <w:lang w:eastAsia="es-PE"/>
-        </w:rPr>
-        <w:t xml:space="preserve"> </w:t>
-      </w:r>
-      <w:r>
-        <w:rPr>
-          <w:rFonts w:ascii="Times New Roman" w:eastAsia="Times New Roman" w:hAnsi="Times New Roman" w:cs="Times New Roman"/>
-          <w:sz w:val="24"/>
-          <w:szCs w:val="24"/>
-          <w:lang w:eastAsia="es-PE"/>
-        </w:rPr>
-        <w:t>—</w:t>
-      </w:r>
-      <w:r>
-        <w:rPr>
-          <w:rFonts w:ascii="Times New Roman" w:eastAsia="Times New Roman" w:hAnsi="Times New Roman" w:cs="Times New Roman"/>
-          <w:sz w:val="24"/>
-          <w:szCs w:val="24"/>
-          <w:lang w:eastAsia="es-PE"/>
-        </w:rPr>
-        <w:t xml:space="preserve"> contraseña</w:t>
-      </w:r>
-    </w:p>
-    <w:p>
-      <w:pPr>
-        <w:numPr>
-          <w:ilvl w:val="0"/>
-          <w:numId w:val="5"/>
-        </w:numPr>
-        <w:spacing w:before="100" w:beforeAutospacing="1" w:after="100" w:afterAutospacing="1" w:line="240" w:lineRule="auto"/>
-        <w:rPr>
-          <w:rFonts w:ascii="Times New Roman" w:eastAsia="Times New Roman" w:hAnsi="Times New Roman" w:cs="Times New Roman"/>
-          <w:sz w:val="24"/>
-          <w:szCs w:val="24"/>
-          <w:lang w:eastAsia="es-PE"/>
-        </w:rPr>
-      </w:pPr>
-      <w:proofErr w:type="spellStart"/>
-      <w:r>
-        <w:rPr>
-          <w:rFonts w:ascii="Courier New" w:eastAsia="Times New Roman" w:hAnsi="Courier New" w:cs="Courier New"/>
-          <w:sz w:val="20"/>
-          <w:szCs w:val="20"/>
-          <w:lang w:eastAsia="es-PE"/>
-        </w:rPr>
-        <w:t>department_id</w:t>
-      </w:r>
-      <w:proofErr w:type="spellEnd"/>
-      <w:r>
-        <w:rPr>
-          <w:rFonts w:ascii="Times New Roman" w:eastAsia="Times New Roman" w:hAnsi="Times New Roman" w:cs="Times New Roman"/>
-          <w:sz w:val="24"/>
-          <w:szCs w:val="24"/>
-          <w:lang w:eastAsia="es-PE"/>
-        </w:rPr>
-        <w:t xml:space="preserve"> (</w:t>
-      </w:r>
-      <w:proofErr w:type="spellStart"/>
-      <w:r>
-        <w:rPr>
-          <w:rFonts w:ascii="Times New Roman" w:eastAsia="Times New Roman" w:hAnsi="Times New Roman" w:cs="Times New Roman"/>
-          <w:sz w:val="24"/>
-          <w:szCs w:val="24"/>
-          <w:lang w:eastAsia="es-PE"/>
-        </w:rPr>
-        <w:t>bigint</w:t>
-      </w:r>
-      <w:proofErr w:type="spellEnd"/>
-      <w:r>
-        <w:rPr>
-          <w:rFonts w:ascii="Times New Roman" w:eastAsia="Times New Roman" w:hAnsi="Times New Roman" w:cs="Times New Roman"/>
-          <w:sz w:val="24"/>
-          <w:szCs w:val="24"/>
-          <w:lang w:eastAsia="es-PE"/>
-        </w:rPr>
-        <w:t xml:space="preserve">, FK → </w:t>
-      </w:r>
-      <w:proofErr w:type="spellStart"/>
-      <w:r>
-        <w:rPr>
-          <w:rFonts w:ascii="Courier New" w:eastAsia="Times New Roman" w:hAnsi="Courier New" w:cs="Courier New"/>
-          <w:sz w:val="20"/>
-          <w:szCs w:val="20"/>
-          <w:lang w:eastAsia="es-PE"/>
-        </w:rPr>
-        <w:t>departments.id</w:t>
-      </w:r>
-      <w:proofErr w:type="spellEnd"/>
-      <w:r>
-        <w:rPr>
-          <w:rFonts w:ascii="Times New Roman" w:eastAsia="Times New Roman" w:hAnsi="Times New Roman" w:cs="Times New Roman"/>
-          <w:sz w:val="24"/>
-          <w:szCs w:val="24"/>
-          <w:lang w:eastAsia="es-PE"/>
-        </w:rPr>
-        <w:t>)</w:t>
-      </w:r>
-    </w:p>
-    <w:p>
-      <w:pPr>
-        <w:numPr>
-          <w:ilvl w:val="0"/>
-          <w:numId w:val="5"/>
-        </w:numPr>
-        <w:spacing w:before="100" w:beforeAutospacing="1" w:after="100" w:afterAutospacing="1" w:line="240" w:lineRule="auto"/>
-        <w:rPr>
-          <w:rFonts w:ascii="Times New Roman" w:eastAsia="Times New Roman" w:hAnsi="Times New Roman" w:cs="Times New Roman"/>
-          <w:sz w:val="24"/>
-          <w:szCs w:val="24"/>
-          <w:lang w:eastAsia="es-PE"/>
-        </w:rPr>
-      </w:pPr>
-      <w:r>
-        <w:rPr>
-          <w:rFonts w:ascii="Courier New" w:eastAsia="Times New Roman" w:hAnsi="Courier New" w:cs="Courier New"/>
-          <w:sz w:val="20"/>
-          <w:szCs w:val="20"/>
-          <w:lang w:eastAsia="es-PE"/>
-        </w:rPr>
-        <w:t>role</w:t>
-      </w:r>
-      <w:r>
-        <w:rPr>
-          <w:rFonts w:ascii="Times New Roman" w:eastAsia="Times New Roman" w:hAnsi="Times New Roman" w:cs="Times New Roman"/>
-          <w:sz w:val="24"/>
-          <w:szCs w:val="24"/>
-          <w:lang w:eastAsia="es-PE"/>
-        </w:rPr>
-        <w:t xml:space="preserve"> (</w:t>
-      </w:r>
-      <w:proofErr w:type="spellStart"/>
-      <w:r>
-        <w:rPr>
-          <w:rFonts w:ascii="Times New Roman" w:eastAsia="Times New Roman" w:hAnsi="Times New Roman" w:cs="Times New Roman"/>
-          <w:sz w:val="24"/>
-          <w:szCs w:val="24"/>
-          <w:lang w:eastAsia="es-PE"/>
-        </w:rPr>
-        <w:t>enum</w:t>
-      </w:r>
-      <w:proofErr w:type="spellEnd"/>
-      <w:r>
-        <w:rPr>
-          <w:rFonts w:ascii="Times New Roman" w:eastAsia="Times New Roman" w:hAnsi="Times New Roman" w:cs="Times New Roman"/>
-          <w:sz w:val="24"/>
-          <w:szCs w:val="24"/>
-          <w:lang w:eastAsia="es-PE"/>
-        </w:rPr>
-        <w:t xml:space="preserve">) — rol del usuario (cliente, agente, </w:t>
-      </w:r>
-      <w:proofErr w:type="spellStart"/>
-      <w:r>
-        <w:rPr>
-          <w:rFonts w:ascii="Times New Roman" w:eastAsia="Times New Roman" w:hAnsi="Times New Roman" w:cs="Times New Roman"/>
-          <w:sz w:val="24"/>
-          <w:szCs w:val="24"/>
-          <w:lang w:eastAsia="es-PE"/>
-        </w:rPr>
-        <w:t>admin</w:t>
-      </w:r>
-      <w:proofErr w:type="spellEnd"/>
-      <w:r>
-        <w:rPr>
-          <w:rFonts w:ascii="Times New Roman" w:eastAsia="Times New Roman" w:hAnsi="Times New Roman" w:cs="Times New Roman"/>
-          <w:sz w:val="24"/>
-          <w:szCs w:val="24"/>
-          <w:lang w:eastAsia="es-PE"/>
-        </w:rPr>
-        <w:t>)</w:t>
-      </w:r>
-    </w:p>
-    <w:p>
-      <w:pPr>
-        <w:numPr>
-          <w:ilvl w:val="0"/>
-          <w:numId w:val="5"/>
-        </w:numPr>
-        <w:spacing w:before="100" w:beforeAutospacing="1" w:after="100" w:afterAutospacing="1" w:line="240" w:lineRule="auto"/>
-        <w:rPr>
-          <w:rFonts w:ascii="Times New Roman" w:eastAsia="Times New Roman" w:hAnsi="Times New Roman" w:cs="Times New Roman"/>
-          <w:sz w:val="24"/>
-          <w:szCs w:val="24"/>
-          <w:lang w:eastAsia="es-PE"/>
-        </w:rPr>
-      </w:pPr>
-      <w:proofErr w:type="spellStart"/>
       <w:r>
         <w:rPr>
           <w:rFonts w:ascii="Courier New" w:eastAsia="Times New Roman" w:hAnsi="Courier New" w:cs="Courier New"/>
@@ -2035,7 +1432,6 @@
         </w:rPr>
         <w:t>created_at</w:t>
       </w:r>
-      <w:proofErr w:type="spellEnd"/>
       <w:r>
         <w:rPr>
           <w:rFonts w:ascii="Times New Roman" w:eastAsia="Times New Roman" w:hAnsi="Times New Roman" w:cs="Times New Roman"/>
@@ -2045,7 +1441,6 @@
         </w:rPr>
         <w:t xml:space="preserve">, </w:t>
       </w:r>
-      <w:proofErr w:type="spellStart"/>
       <w:r>
         <w:rPr>
           <w:rFonts w:ascii="Courier New" w:eastAsia="Times New Roman" w:hAnsi="Courier New" w:cs="Courier New"/>
@@ -2055,35 +1450,14 @@
         </w:rPr>
         <w:t>updated_at</w:t>
       </w:r>
-      <w:proofErr w:type="spellEnd"/>
-      <w:r>
-        <w:rPr>
-          <w:rFonts w:ascii="Times New Roman" w:eastAsia="Times New Roman" w:hAnsi="Times New Roman" w:cs="Times New Roman"/>
-          <w:sz w:val="24"/>
-          <w:szCs w:val="24"/>
-          <w:lang w:eastAsia="es-PE"/>
-        </w:rPr>
-        <w:t xml:space="preserve"> (</w:t>
-      </w:r>
-      <w:proofErr w:type="spellStart"/>
-      <w:r>
-        <w:rPr>
-          <w:rFonts w:ascii="Times New Roman" w:eastAsia="Times New Roman" w:hAnsi="Times New Roman" w:cs="Times New Roman"/>
-          <w:sz w:val="24"/>
-          <w:szCs w:val="24"/>
-          <w:lang w:eastAsia="es-PE"/>
-        </w:rPr>
-        <w:t>timestamp</w:t>
-      </w:r>
-      <w:proofErr w:type="spellEnd"/>
-      <w:r>
-        <w:rPr>
-          <w:rFonts w:ascii="Times New Roman" w:eastAsia="Times New Roman" w:hAnsi="Times New Roman" w:cs="Times New Roman"/>
-          <w:sz w:val="24"/>
-          <w:szCs w:val="24"/>
-          <w:lang w:eastAsia="es-PE"/>
-        </w:rPr>
-        <w:t>)</w:t>
+      <w:r>
+        <w:rPr>
+          <w:rFonts w:ascii="Times New Roman" w:eastAsia="Times New Roman" w:hAnsi="Times New Roman" w:cs="Times New Roman"/>
+          <w:sz w:val="24"/>
+          <w:szCs w:val="24"/>
+          <w:lang w:eastAsia="es-PE"/>
+        </w:rPr>
+        <w:t xml:space="preserve"> (timestamp)</w:t>
       </w:r>
     </w:p>
     <w:p>
@@ -2131,7 +1505,6 @@
         </w:rPr>
         <w:t xml:space="preserve">pertenece a un </w:t>
       </w:r>
-      <w:proofErr w:type="spellStart"/>
       <w:r>
         <w:rPr>
           <w:rFonts w:ascii="Courier New" w:eastAsia="Times New Roman" w:hAnsi="Courier New" w:cs="Courier New"/>
@@ -2141,7 +1514,6 @@
         </w:rPr>
         <w:t>department</w:t>
       </w:r>
-      <w:proofErr w:type="spellEnd"/>
       <w:r>
         <w:rPr>
           <w:rFonts w:ascii="Times New Roman" w:eastAsia="Times New Roman" w:hAnsi="Times New Roman" w:cs="Times New Roman"/>
@@ -2193,7 +1565,6 @@
         </w:rPr>
         <w:t xml:space="preserve"> como creador (</w:t>
       </w:r>
-      <w:proofErr w:type="spellStart"/>
       <w:r>
         <w:rPr>
           <w:rFonts w:ascii="Courier New" w:eastAsia="Times New Roman" w:hAnsi="Courier New" w:cs="Courier New"/>
@@ -2203,7 +1574,6 @@
         </w:rPr>
         <w:t>tickets.user_id</w:t>
       </w:r>
-      <w:proofErr w:type="spellEnd"/>
       <w:r>
         <w:rPr>
           <w:rFonts w:ascii="Times New Roman" w:eastAsia="Times New Roman" w:hAnsi="Times New Roman" w:cs="Times New Roman"/>
@@ -2255,28 +1625,15 @@
         </w:rPr>
         <w:t xml:space="preserve"> asignados como agente (</w:t>
       </w:r>
-      <w:proofErr w:type="spellStart"/>
-      <w:proofErr w:type="gramStart"/>
-      <w:r>
-        <w:rPr>
-          <w:rFonts w:ascii="Courier New" w:eastAsia="Times New Roman" w:hAnsi="Courier New" w:cs="Courier New"/>
-          <w:sz w:val="20"/>
-          <w:szCs w:val="20"/>
-          <w:lang w:eastAsia="es-PE"/>
-        </w:rPr>
-        <w:t>tickets.assigned</w:t>
-      </w:r>
-      <w:proofErr w:type="gramEnd"/>
-      <w:r>
-        <w:rPr>
-          <w:rFonts w:ascii="Courier New" w:eastAsia="Times New Roman" w:hAnsi="Courier New" w:cs="Courier New"/>
-          <w:sz w:val="20"/>
-          <w:szCs w:val="20"/>
-          <w:lang w:eastAsia="es-PE"/>
-        </w:rPr>
-        <w:t>_to</w:t>
-      </w:r>
-      <w:proofErr w:type="spellEnd"/>
+      <w:r>
+        <w:rPr>
+          <w:rFonts w:ascii="Courier New" w:eastAsia="Times New Roman" w:hAnsi="Courier New" w:cs="Courier New"/>
+          <w:sz w:val="20"/>
+          <w:szCs w:val="20"/>
+          <w:lang w:eastAsia="es-PE"/>
+        </w:rPr>
+        <w:t>tickets.assigned_to</w:t>
+      </w:r>
       <w:r>
         <w:rPr>
           <w:rFonts w:ascii="Times New Roman" w:eastAsia="Times New Roman" w:hAnsi="Times New Roman" w:cs="Times New Roman"/>
@@ -2308,39 +1665,17 @@
           <w:szCs w:val="24"/>
           <w:lang w:eastAsia="es-PE"/>
         </w:rPr>
-        <w:t xml:space="preserve">tiene </w:t>
-      </w:r>
-      <w:proofErr w:type="gramStart"/>
-      <w:r>
-        <w:rPr>
-          <w:rFonts w:ascii="Times New Roman" w:eastAsia="Times New Roman" w:hAnsi="Times New Roman" w:cs="Times New Roman"/>
-          <w:sz w:val="24"/>
-          <w:szCs w:val="24"/>
-          <w:lang w:eastAsia="es-PE"/>
-        </w:rPr>
-        <w:t xml:space="preserve">muchos </w:t>
-      </w:r>
-      <w:proofErr w:type="spellStart"/>
-      <w:r>
-        <w:rPr>
-          <w:rFonts w:ascii="Courier New" w:eastAsia="Times New Roman" w:hAnsi="Courier New" w:cs="Courier New"/>
-          <w:sz w:val="20"/>
-          <w:szCs w:val="20"/>
-          <w:lang w:eastAsia="es-PE"/>
-        </w:rPr>
-        <w:t>ticket</w:t>
-      </w:r>
-      <w:proofErr w:type="gramEnd"/>
-      <w:r>
-        <w:rPr>
-          <w:rFonts w:ascii="Courier New" w:eastAsia="Times New Roman" w:hAnsi="Courier New" w:cs="Courier New"/>
-          <w:sz w:val="20"/>
-          <w:szCs w:val="20"/>
-          <w:lang w:eastAsia="es-PE"/>
-        </w:rPr>
-        <w:t>_messages</w:t>
-      </w:r>
-      <w:proofErr w:type="spellEnd"/>
+        <w:t xml:space="preserve">tiene muchos </w:t>
+      </w:r>
+      <w:r>
+        <w:rPr>
+          <w:rFonts w:ascii="Courier New" w:eastAsia="Times New Roman" w:hAnsi="Courier New" w:cs="Courier New"/>
+          <w:sz w:val="20"/>
+          <w:szCs w:val="20"/>
+          <w:lang w:eastAsia="es-PE"/>
+        </w:rPr>
+        <w:t>ticket_messages</w:t>
+      </w:r>
       <w:r>
         <w:rPr>
           <w:rFonts w:ascii="Times New Roman" w:eastAsia="Times New Roman" w:hAnsi="Times New Roman" w:cs="Times New Roman"/>
@@ -2350,7 +1685,6 @@
         </w:rPr>
         <w:t xml:space="preserve"> (</w:t>
       </w:r>
-      <w:proofErr w:type="spellStart"/>
       <w:r>
         <w:rPr>
           <w:rFonts w:ascii="Courier New" w:eastAsia="Times New Roman" w:hAnsi="Courier New" w:cs="Courier New"/>
@@ -2360,7 +1694,6 @@
         </w:rPr>
         <w:t>ticket_messages.user_id</w:t>
       </w:r>
-      <w:proofErr w:type="spellEnd"/>
       <w:r>
         <w:rPr>
           <w:rFonts w:ascii="Times New Roman" w:eastAsia="Times New Roman" w:hAnsi="Times New Roman" w:cs="Times New Roman"/>
@@ -2412,7 +1745,6 @@
         </w:rPr>
         <w:t xml:space="preserve"> (</w:t>
       </w:r>
-      <w:proofErr w:type="spellStart"/>
       <w:r>
         <w:rPr>
           <w:rFonts w:ascii="Courier New" w:eastAsia="Times New Roman" w:hAnsi="Courier New" w:cs="Courier New"/>
@@ -2422,7 +1754,6 @@
         </w:rPr>
         <w:t>logs.user_id</w:t>
       </w:r>
-      <w:proofErr w:type="spellEnd"/>
       <w:r>
         <w:rPr>
           <w:rFonts w:ascii="Times New Roman" w:eastAsia="Times New Roman" w:hAnsi="Times New Roman" w:cs="Times New Roman"/>
@@ -2454,7 +1785,6 @@
         </w:rPr>
         <w:t xml:space="preserve">(Falta </w:t>
       </w:r>
-      <w:proofErr w:type="spellStart"/>
       <w:r>
         <w:rPr>
           <w:rFonts w:ascii="Courier New" w:eastAsia="Times New Roman" w:hAnsi="Courier New" w:cs="Courier New"/>
@@ -2466,7 +1796,6 @@
         </w:rPr>
         <w:t>password</w:t>
       </w:r>
-      <w:proofErr w:type="spellEnd"/>
       <w:r>
         <w:rPr>
           <w:rFonts w:ascii="Times New Roman" w:eastAsia="Times New Roman" w:hAnsi="Times New Roman" w:cs="Times New Roman"/>
@@ -2476,31 +1805,7 @@
           <w:szCs w:val="24"/>
           <w:lang w:eastAsia="es-PE"/>
         </w:rPr>
-        <w:t xml:space="preserve"> si el </w:t>
-      </w:r>
-      <w:proofErr w:type="spellStart"/>
-      <w:r>
-        <w:rPr>
-          <w:rFonts w:ascii="Times New Roman" w:eastAsia="Times New Roman" w:hAnsi="Times New Roman" w:cs="Times New Roman"/>
-          <w:i/>
-          <w:iCs/>
-          <w:sz w:val="24"/>
-          <w:szCs w:val="24"/>
-          <w:lang w:eastAsia="es-PE"/>
-        </w:rPr>
-        <w:t>login</w:t>
-      </w:r>
-      <w:proofErr w:type="spellEnd"/>
-      <w:r>
-        <w:rPr>
-          <w:rFonts w:ascii="Times New Roman" w:eastAsia="Times New Roman" w:hAnsi="Times New Roman" w:cs="Times New Roman"/>
-          <w:i/>
-          <w:iCs/>
-          <w:sz w:val="24"/>
-          <w:szCs w:val="24"/>
-          <w:lang w:eastAsia="es-PE"/>
-        </w:rPr>
-        <w:t xml:space="preserve"> es propio.)</w:t>
+        <w:t xml:space="preserve"> si el login es propio.)</w:t>
       </w:r>
     </w:p>
     <w:p>
@@ -2578,27 +1883,7 @@
           <w:szCs w:val="24"/>
           <w:lang w:eastAsia="es-PE"/>
         </w:rPr>
-        <w:t xml:space="preserve"> (</w:t>
-      </w:r>
-      <w:proofErr w:type="spellStart"/>
-      <w:r>
-        <w:rPr>
-          <w:rFonts w:ascii="Times New Roman" w:eastAsia="Times New Roman" w:hAnsi="Times New Roman" w:cs="Times New Roman"/>
-          <w:sz w:val="24"/>
-          <w:szCs w:val="24"/>
-          <w:lang w:eastAsia="es-PE"/>
-        </w:rPr>
-        <w:t>bigint</w:t>
-      </w:r>
-      <w:proofErr w:type="spellEnd"/>
-      <w:r>
-        <w:rPr>
-          <w:rFonts w:ascii="Times New Roman" w:eastAsia="Times New Roman" w:hAnsi="Times New Roman" w:cs="Times New Roman"/>
-          <w:sz w:val="24"/>
-          <w:szCs w:val="24"/>
-          <w:lang w:eastAsia="es-PE"/>
-        </w:rPr>
-        <w:t>, PK)</w:t>
+        <w:t xml:space="preserve"> (bigint, PK)</w:t>
       </w:r>
     </w:p>
     <w:p>
@@ -2615,7 +1900,6 @@
           <w:lang w:eastAsia="es-PE"/>
         </w:rPr>
       </w:pPr>
-      <w:proofErr w:type="spellStart"/>
       <w:r>
         <w:rPr>
           <w:rFonts w:ascii="Courier New" w:eastAsia="Times New Roman" w:hAnsi="Courier New" w:cs="Courier New"/>
@@ -2625,37 +1909,15 @@
         </w:rPr>
         <w:t>user_id</w:t>
       </w:r>
-      <w:proofErr w:type="spellEnd"/>
-      <w:r>
-        <w:rPr>
-          <w:rFonts w:ascii="Times New Roman" w:eastAsia="Times New Roman" w:hAnsi="Times New Roman" w:cs="Times New Roman"/>
-          <w:sz w:val="24"/>
-          <w:szCs w:val="24"/>
-          <w:lang w:eastAsia="es-PE"/>
-        </w:rPr>
-        <w:t xml:space="preserve"> (</w:t>
-      </w:r>
-      <w:proofErr w:type="spellStart"/>
-      <w:r>
-        <w:rPr>
-          <w:rFonts w:ascii="Times New Roman" w:eastAsia="Times New Roman" w:hAnsi="Times New Roman" w:cs="Times New Roman"/>
-          <w:sz w:val="24"/>
-          <w:szCs w:val="24"/>
-          <w:lang w:eastAsia="es-PE"/>
-        </w:rPr>
-        <w:t>bigint</w:t>
-      </w:r>
-      <w:proofErr w:type="spellEnd"/>
-      <w:r>
-        <w:rPr>
-          <w:rFonts w:ascii="Times New Roman" w:eastAsia="Times New Roman" w:hAnsi="Times New Roman" w:cs="Times New Roman"/>
-          <w:sz w:val="24"/>
-          <w:szCs w:val="24"/>
-          <w:lang w:eastAsia="es-PE"/>
-        </w:rPr>
-        <w:t xml:space="preserve">, FK → </w:t>
-      </w:r>
-      <w:proofErr w:type="spellStart"/>
+      <w:r>
+        <w:rPr>
+          <w:rFonts w:ascii="Times New Roman" w:eastAsia="Times New Roman" w:hAnsi="Times New Roman" w:cs="Times New Roman"/>
+          <w:sz w:val="24"/>
+          <w:szCs w:val="24"/>
+          <w:lang w:eastAsia="es-PE"/>
+        </w:rPr>
+        <w:t xml:space="preserve"> (bigint, FK → </w:t>
+      </w:r>
       <w:r>
         <w:rPr>
           <w:rFonts w:ascii="Courier New" w:eastAsia="Times New Roman" w:hAnsi="Courier New" w:cs="Courier New"/>
@@ -2665,7 +1927,6 @@
         </w:rPr>
         <w:t>users.id</w:t>
       </w:r>
-      <w:proofErr w:type="spellEnd"/>
       <w:r>
         <w:rPr>
           <w:rFonts w:ascii="Times New Roman" w:eastAsia="Times New Roman" w:hAnsi="Times New Roman" w:cs="Times New Roman"/>
@@ -2690,7 +1951,6 @@
           <w:lang w:eastAsia="es-PE"/>
         </w:rPr>
       </w:pPr>
-      <w:proofErr w:type="spellStart"/>
       <w:r>
         <w:rPr>
           <w:rFonts w:ascii="Courier New" w:eastAsia="Times New Roman" w:hAnsi="Courier New" w:cs="Courier New"/>
@@ -2700,37 +1960,15 @@
         </w:rPr>
         <w:t>assigned_to</w:t>
       </w:r>
-      <w:proofErr w:type="spellEnd"/>
-      <w:r>
-        <w:rPr>
-          <w:rFonts w:ascii="Times New Roman" w:eastAsia="Times New Roman" w:hAnsi="Times New Roman" w:cs="Times New Roman"/>
-          <w:sz w:val="24"/>
-          <w:szCs w:val="24"/>
-          <w:lang w:eastAsia="es-PE"/>
-        </w:rPr>
-        <w:t xml:space="preserve"> (</w:t>
-      </w:r>
-      <w:proofErr w:type="spellStart"/>
-      <w:r>
-        <w:rPr>
-          <w:rFonts w:ascii="Times New Roman" w:eastAsia="Times New Roman" w:hAnsi="Times New Roman" w:cs="Times New Roman"/>
-          <w:sz w:val="24"/>
-          <w:szCs w:val="24"/>
-          <w:lang w:eastAsia="es-PE"/>
-        </w:rPr>
-        <w:t>bigint</w:t>
-      </w:r>
-      <w:proofErr w:type="spellEnd"/>
-      <w:r>
-        <w:rPr>
-          <w:rFonts w:ascii="Times New Roman" w:eastAsia="Times New Roman" w:hAnsi="Times New Roman" w:cs="Times New Roman"/>
-          <w:sz w:val="24"/>
-          <w:szCs w:val="24"/>
-          <w:lang w:eastAsia="es-PE"/>
-        </w:rPr>
-        <w:t xml:space="preserve">, FK → </w:t>
-      </w:r>
-      <w:proofErr w:type="spellStart"/>
+      <w:r>
+        <w:rPr>
+          <w:rFonts w:ascii="Times New Roman" w:eastAsia="Times New Roman" w:hAnsi="Times New Roman" w:cs="Times New Roman"/>
+          <w:sz w:val="24"/>
+          <w:szCs w:val="24"/>
+          <w:lang w:eastAsia="es-PE"/>
+        </w:rPr>
+        <w:t xml:space="preserve"> (bigint, FK → </w:t>
+      </w:r>
       <w:r>
         <w:rPr>
           <w:rFonts w:ascii="Courier New" w:eastAsia="Times New Roman" w:hAnsi="Courier New" w:cs="Courier New"/>
@@ -2740,7 +1978,6 @@
         </w:rPr>
         <w:t>users.id</w:t>
       </w:r>
-      <w:proofErr w:type="spellEnd"/>
       <w:r>
         <w:rPr>
           <w:rFonts w:ascii="Times New Roman" w:eastAsia="Times New Roman" w:hAnsi="Times New Roman" w:cs="Times New Roman"/>
@@ -2765,7 +2002,6 @@
           <w:lang w:eastAsia="es-PE"/>
         </w:rPr>
       </w:pPr>
-      <w:proofErr w:type="spellStart"/>
       <w:r>
         <w:rPr>
           <w:rFonts w:ascii="Courier New" w:eastAsia="Times New Roman" w:hAnsi="Courier New" w:cs="Courier New"/>
@@ -2775,35 +2011,14 @@
         </w:rPr>
         <w:t>subject</w:t>
       </w:r>
-      <w:proofErr w:type="spellEnd"/>
-      <w:r>
-        <w:rPr>
-          <w:rFonts w:ascii="Times New Roman" w:eastAsia="Times New Roman" w:hAnsi="Times New Roman" w:cs="Times New Roman"/>
-          <w:sz w:val="24"/>
-          <w:szCs w:val="24"/>
-          <w:lang w:eastAsia="es-PE"/>
-        </w:rPr>
-        <w:t xml:space="preserve"> (</w:t>
-      </w:r>
-      <w:proofErr w:type="spellStart"/>
-      <w:r>
-        <w:rPr>
-          <w:rFonts w:ascii="Times New Roman" w:eastAsia="Times New Roman" w:hAnsi="Times New Roman" w:cs="Times New Roman"/>
-          <w:sz w:val="24"/>
-          <w:szCs w:val="24"/>
-          <w:lang w:eastAsia="es-PE"/>
-        </w:rPr>
-        <w:t>varchar</w:t>
-      </w:r>
-      <w:proofErr w:type="spellEnd"/>
-      <w:r>
-        <w:rPr>
-          <w:rFonts w:ascii="Times New Roman" w:eastAsia="Times New Roman" w:hAnsi="Times New Roman" w:cs="Times New Roman"/>
-          <w:sz w:val="24"/>
-          <w:szCs w:val="24"/>
-          <w:lang w:eastAsia="es-PE"/>
-        </w:rPr>
-        <w:t>) — asunto</w:t>
+      <w:r>
+        <w:rPr>
+          <w:rFonts w:ascii="Times New Roman" w:eastAsia="Times New Roman" w:hAnsi="Times New Roman" w:cs="Times New Roman"/>
+          <w:sz w:val="24"/>
+          <w:szCs w:val="24"/>
+          <w:lang w:eastAsia="es-PE"/>
+        </w:rPr>
+        <w:t xml:space="preserve"> (varchar) — asunto</w:t>
       </w:r>
     </w:p>
     <w:p>
@@ -2820,7 +2035,6 @@
           <w:lang w:eastAsia="es-PE"/>
         </w:rPr>
       </w:pPr>
-      <w:proofErr w:type="spellStart"/>
       <w:r>
         <w:rPr>
           <w:rFonts w:ascii="Courier New" w:eastAsia="Times New Roman" w:hAnsi="Courier New" w:cs="Courier New"/>
@@ -2830,37 +2044,15 @@
         </w:rPr>
         <w:t>description</w:t>
       </w:r>
-      <w:proofErr w:type="spellEnd"/>
-      <w:r>
-        <w:rPr>
-          <w:rFonts w:ascii="Times New Roman" w:eastAsia="Times New Roman" w:hAnsi="Times New Roman" w:cs="Times New Roman"/>
-          <w:sz w:val="24"/>
-          <w:szCs w:val="24"/>
-          <w:lang w:eastAsia="es-PE"/>
-        </w:rPr>
-        <w:t xml:space="preserve"> (</w:t>
-      </w:r>
-      <w:proofErr w:type="spellStart"/>
-      <w:r>
-        <w:rPr>
-          <w:rFonts w:ascii="Times New Roman" w:eastAsia="Times New Roman" w:hAnsi="Times New Roman" w:cs="Times New Roman"/>
-          <w:sz w:val="24"/>
-          <w:szCs w:val="24"/>
-          <w:lang w:eastAsia="es-PE"/>
-        </w:rPr>
-        <w:t>varchar</w:t>
-      </w:r>
-      <w:proofErr w:type="spellEnd"/>
-      <w:r>
-        <w:rPr>
-          <w:rFonts w:ascii="Times New Roman" w:eastAsia="Times New Roman" w:hAnsi="Times New Roman" w:cs="Times New Roman"/>
-          <w:sz w:val="24"/>
-          <w:szCs w:val="24"/>
-          <w:lang w:eastAsia="es-PE"/>
-        </w:rPr>
-        <w:t xml:space="preserve">) — descripción del problema (considera </w:t>
-      </w:r>
-      <w:proofErr w:type="spellStart"/>
+      <w:r>
+        <w:rPr>
+          <w:rFonts w:ascii="Times New Roman" w:eastAsia="Times New Roman" w:hAnsi="Times New Roman" w:cs="Times New Roman"/>
+          <w:sz w:val="24"/>
+          <w:szCs w:val="24"/>
+          <w:lang w:eastAsia="es-PE"/>
+        </w:rPr>
+        <w:t xml:space="preserve"> (varchar) — descripción del problema (considera </w:t>
+      </w:r>
       <w:r>
         <w:rPr>
           <w:rFonts w:ascii="Courier New" w:eastAsia="Times New Roman" w:hAnsi="Courier New" w:cs="Courier New"/>
@@ -2870,7 +2062,6 @@
         </w:rPr>
         <w:t>text</w:t>
       </w:r>
-      <w:proofErr w:type="spellEnd"/>
       <w:r>
         <w:rPr>
           <w:rFonts w:ascii="Times New Roman" w:eastAsia="Times New Roman" w:hAnsi="Times New Roman" w:cs="Times New Roman"/>
@@ -2895,7 +2086,6 @@
           <w:lang w:eastAsia="es-PE"/>
         </w:rPr>
       </w:pPr>
-      <w:proofErr w:type="spellStart"/>
       <w:r>
         <w:rPr>
           <w:rFonts w:ascii="Courier New" w:eastAsia="Times New Roman" w:hAnsi="Courier New" w:cs="Courier New"/>
@@ -2905,37 +2095,15 @@
         </w:rPr>
         <w:t>status_id</w:t>
       </w:r>
-      <w:proofErr w:type="spellEnd"/>
-      <w:r>
-        <w:rPr>
-          <w:rFonts w:ascii="Times New Roman" w:eastAsia="Times New Roman" w:hAnsi="Times New Roman" w:cs="Times New Roman"/>
-          <w:sz w:val="24"/>
-          <w:szCs w:val="24"/>
-          <w:lang w:eastAsia="es-PE"/>
-        </w:rPr>
-        <w:t xml:space="preserve"> (</w:t>
-      </w:r>
-      <w:proofErr w:type="spellStart"/>
-      <w:r>
-        <w:rPr>
-          <w:rFonts w:ascii="Times New Roman" w:eastAsia="Times New Roman" w:hAnsi="Times New Roman" w:cs="Times New Roman"/>
-          <w:sz w:val="24"/>
-          <w:szCs w:val="24"/>
-          <w:lang w:eastAsia="es-PE"/>
-        </w:rPr>
-        <w:t>bigint</w:t>
-      </w:r>
-      <w:proofErr w:type="spellEnd"/>
-      <w:r>
-        <w:rPr>
-          <w:rFonts w:ascii="Times New Roman" w:eastAsia="Times New Roman" w:hAnsi="Times New Roman" w:cs="Times New Roman"/>
-          <w:sz w:val="24"/>
-          <w:szCs w:val="24"/>
-          <w:lang w:eastAsia="es-PE"/>
-        </w:rPr>
-        <w:t xml:space="preserve">, FK → </w:t>
-      </w:r>
-      <w:proofErr w:type="spellStart"/>
+      <w:r>
+        <w:rPr>
+          <w:rFonts w:ascii="Times New Roman" w:eastAsia="Times New Roman" w:hAnsi="Times New Roman" w:cs="Times New Roman"/>
+          <w:sz w:val="24"/>
+          <w:szCs w:val="24"/>
+          <w:lang w:eastAsia="es-PE"/>
+        </w:rPr>
+        <w:t xml:space="preserve"> (bigint, FK → </w:t>
+      </w:r>
       <w:r>
         <w:rPr>
           <w:rFonts w:ascii="Courier New" w:eastAsia="Times New Roman" w:hAnsi="Courier New" w:cs="Courier New"/>
@@ -2945,7 +2113,6 @@
         </w:rPr>
         <w:t>status.id</w:t>
       </w:r>
-      <w:proofErr w:type="spellEnd"/>
       <w:r>
         <w:rPr>
           <w:rFonts w:ascii="Times New Roman" w:eastAsia="Times New Roman" w:hAnsi="Times New Roman" w:cs="Times New Roman"/>
@@ -2970,7 +2137,6 @@
           <w:lang w:eastAsia="es-PE"/>
         </w:rPr>
       </w:pPr>
-      <w:proofErr w:type="spellStart"/>
       <w:r>
         <w:rPr>
           <w:rFonts w:ascii="Courier New" w:eastAsia="Times New Roman" w:hAnsi="Courier New" w:cs="Courier New"/>
@@ -2980,37 +2146,15 @@
         </w:rPr>
         <w:t>priority_id</w:t>
       </w:r>
-      <w:proofErr w:type="spellEnd"/>
-      <w:r>
-        <w:rPr>
-          <w:rFonts w:ascii="Times New Roman" w:eastAsia="Times New Roman" w:hAnsi="Times New Roman" w:cs="Times New Roman"/>
-          <w:sz w:val="24"/>
-          <w:szCs w:val="24"/>
-          <w:lang w:eastAsia="es-PE"/>
-        </w:rPr>
-        <w:t xml:space="preserve"> (</w:t>
-      </w:r>
-      <w:proofErr w:type="spellStart"/>
-      <w:r>
-        <w:rPr>
-          <w:rFonts w:ascii="Times New Roman" w:eastAsia="Times New Roman" w:hAnsi="Times New Roman" w:cs="Times New Roman"/>
-          <w:sz w:val="24"/>
-          <w:szCs w:val="24"/>
-          <w:lang w:eastAsia="es-PE"/>
-        </w:rPr>
-        <w:t>bigint</w:t>
-      </w:r>
-      <w:proofErr w:type="spellEnd"/>
-      <w:r>
-        <w:rPr>
-          <w:rFonts w:ascii="Times New Roman" w:eastAsia="Times New Roman" w:hAnsi="Times New Roman" w:cs="Times New Roman"/>
-          <w:sz w:val="24"/>
-          <w:szCs w:val="24"/>
-          <w:lang w:eastAsia="es-PE"/>
-        </w:rPr>
-        <w:t xml:space="preserve">, FK → </w:t>
-      </w:r>
-      <w:proofErr w:type="spellStart"/>
+      <w:r>
+        <w:rPr>
+          <w:rFonts w:ascii="Times New Roman" w:eastAsia="Times New Roman" w:hAnsi="Times New Roman" w:cs="Times New Roman"/>
+          <w:sz w:val="24"/>
+          <w:szCs w:val="24"/>
+          <w:lang w:eastAsia="es-PE"/>
+        </w:rPr>
+        <w:t xml:space="preserve"> (bigint, FK → </w:t>
+      </w:r>
       <w:r>
         <w:rPr>
           <w:rFonts w:ascii="Courier New" w:eastAsia="Times New Roman" w:hAnsi="Courier New" w:cs="Courier New"/>
@@ -3020,7 +2164,6 @@
         </w:rPr>
         <w:t>priority.id</w:t>
       </w:r>
-      <w:proofErr w:type="spellEnd"/>
       <w:r>
         <w:rPr>
           <w:rFonts w:ascii="Times New Roman" w:eastAsia="Times New Roman" w:hAnsi="Times New Roman" w:cs="Times New Roman"/>
@@ -3045,7 +2188,6 @@
           <w:lang w:eastAsia="es-PE"/>
         </w:rPr>
       </w:pPr>
-      <w:proofErr w:type="spellStart"/>
       <w:r>
         <w:rPr>
           <w:rFonts w:ascii="Courier New" w:eastAsia="Times New Roman" w:hAnsi="Courier New" w:cs="Courier New"/>
@@ -3055,37 +2197,15 @@
         </w:rPr>
         <w:t>category_id</w:t>
       </w:r>
-      <w:proofErr w:type="spellEnd"/>
-      <w:r>
-        <w:rPr>
-          <w:rFonts w:ascii="Times New Roman" w:eastAsia="Times New Roman" w:hAnsi="Times New Roman" w:cs="Times New Roman"/>
-          <w:sz w:val="24"/>
-          <w:szCs w:val="24"/>
-          <w:lang w:eastAsia="es-PE"/>
-        </w:rPr>
-        <w:t xml:space="preserve"> (</w:t>
-      </w:r>
-      <w:proofErr w:type="spellStart"/>
-      <w:r>
-        <w:rPr>
-          <w:rFonts w:ascii="Times New Roman" w:eastAsia="Times New Roman" w:hAnsi="Times New Roman" w:cs="Times New Roman"/>
-          <w:sz w:val="24"/>
-          <w:szCs w:val="24"/>
-          <w:lang w:eastAsia="es-PE"/>
-        </w:rPr>
-        <w:t>bigint</w:t>
-      </w:r>
-      <w:proofErr w:type="spellEnd"/>
-      <w:r>
-        <w:rPr>
-          <w:rFonts w:ascii="Times New Roman" w:eastAsia="Times New Roman" w:hAnsi="Times New Roman" w:cs="Times New Roman"/>
-          <w:sz w:val="24"/>
-          <w:szCs w:val="24"/>
-          <w:lang w:eastAsia="es-PE"/>
-        </w:rPr>
-        <w:t xml:space="preserve">, FK → </w:t>
-      </w:r>
-      <w:proofErr w:type="spellStart"/>
+      <w:r>
+        <w:rPr>
+          <w:rFonts w:ascii="Times New Roman" w:eastAsia="Times New Roman" w:hAnsi="Times New Roman" w:cs="Times New Roman"/>
+          <w:sz w:val="24"/>
+          <w:szCs w:val="24"/>
+          <w:lang w:eastAsia="es-PE"/>
+        </w:rPr>
+        <w:t xml:space="preserve"> (bigint, FK → </w:t>
+      </w:r>
       <w:r>
         <w:rPr>
           <w:rFonts w:ascii="Courier New" w:eastAsia="Times New Roman" w:hAnsi="Courier New" w:cs="Courier New"/>
@@ -3095,7 +2215,6 @@
         </w:rPr>
         <w:t>categories.id</w:t>
       </w:r>
-      <w:proofErr w:type="spellEnd"/>
       <w:r>
         <w:rPr>
           <w:rFonts w:ascii="Times New Roman" w:eastAsia="Times New Roman" w:hAnsi="Times New Roman" w:cs="Times New Roman"/>
@@ -3120,7 +2239,6 @@
           <w:lang w:eastAsia="es-PE"/>
         </w:rPr>
       </w:pPr>
-      <w:proofErr w:type="spellStart"/>
       <w:r>
         <w:rPr>
           <w:rFonts w:ascii="Courier New" w:eastAsia="Times New Roman" w:hAnsi="Courier New" w:cs="Courier New"/>
@@ -3130,7 +2248,6 @@
         </w:rPr>
         <w:t>created_at</w:t>
       </w:r>
-      <w:proofErr w:type="spellEnd"/>
       <w:r>
         <w:rPr>
           <w:rFonts w:ascii="Times New Roman" w:eastAsia="Times New Roman" w:hAnsi="Times New Roman" w:cs="Times New Roman"/>
@@ -3140,7 +2257,6 @@
         </w:rPr>
         <w:t xml:space="preserve">, </w:t>
       </w:r>
-      <w:proofErr w:type="spellStart"/>
       <w:r>
         <w:rPr>
           <w:rFonts w:ascii="Courier New" w:eastAsia="Times New Roman" w:hAnsi="Courier New" w:cs="Courier New"/>
@@ -3150,7 +2266,6 @@
         </w:rPr>
         <w:t>updated_at</w:t>
       </w:r>
-      <w:proofErr w:type="spellEnd"/>
       <w:r>
         <w:rPr>
           <w:rFonts w:ascii="Times New Roman" w:eastAsia="Times New Roman" w:hAnsi="Times New Roman" w:cs="Times New Roman"/>
@@ -3160,7 +2275,6 @@
         </w:rPr>
         <w:t xml:space="preserve">, </w:t>
       </w:r>
-      <w:proofErr w:type="spellStart"/>
       <w:r>
         <w:rPr>
           <w:rFonts w:ascii="Courier New" w:eastAsia="Times New Roman" w:hAnsi="Courier New" w:cs="Courier New"/>
@@ -3170,35 +2284,14 @@
         </w:rPr>
         <w:t>closed_at</w:t>
       </w:r>
-      <w:proofErr w:type="spellEnd"/>
-      <w:r>
-        <w:rPr>
-          <w:rFonts w:ascii="Times New Roman" w:eastAsia="Times New Roman" w:hAnsi="Times New Roman" w:cs="Times New Roman"/>
-          <w:sz w:val="24"/>
-          <w:szCs w:val="24"/>
-          <w:lang w:eastAsia="es-PE"/>
-        </w:rPr>
-        <w:t xml:space="preserve"> (</w:t>
-      </w:r>
-      <w:proofErr w:type="spellStart"/>
-      <w:r>
-        <w:rPr>
-          <w:rFonts w:ascii="Times New Roman" w:eastAsia="Times New Roman" w:hAnsi="Times New Roman" w:cs="Times New Roman"/>
-          <w:sz w:val="24"/>
-          <w:szCs w:val="24"/>
-          <w:lang w:eastAsia="es-PE"/>
-        </w:rPr>
-        <w:t>timestamp</w:t>
-      </w:r>
-      <w:proofErr w:type="spellEnd"/>
-      <w:r>
-        <w:rPr>
-          <w:rFonts w:ascii="Times New Roman" w:eastAsia="Times New Roman" w:hAnsi="Times New Roman" w:cs="Times New Roman"/>
-          <w:sz w:val="24"/>
-          <w:szCs w:val="24"/>
-          <w:lang w:eastAsia="es-PE"/>
-        </w:rPr>
-        <w:t>)</w:t>
+      <w:r>
+        <w:rPr>
+          <w:rFonts w:ascii="Times New Roman" w:eastAsia="Times New Roman" w:hAnsi="Times New Roman" w:cs="Times New Roman"/>
+          <w:sz w:val="24"/>
+          <w:szCs w:val="24"/>
+          <w:lang w:eastAsia="es-PE"/>
+        </w:rPr>
+        <w:t xml:space="preserve"> (timestamp)</w:t>
       </w:r>
     </w:p>
     <w:p>
@@ -3300,7 +2393,6 @@
         </w:rPr>
         <w:t xml:space="preserve">, una </w:t>
       </w:r>
-      <w:proofErr w:type="spellStart"/>
       <w:r>
         <w:rPr>
           <w:rFonts w:ascii="Courier New" w:eastAsia="Times New Roman" w:hAnsi="Courier New" w:cs="Courier New"/>
@@ -3310,7 +2402,6 @@
         </w:rPr>
         <w:t>priority</w:t>
       </w:r>
-      <w:proofErr w:type="spellEnd"/>
       <w:r>
         <w:rPr>
           <w:rFonts w:ascii="Times New Roman" w:eastAsia="Times New Roman" w:hAnsi="Times New Roman" w:cs="Times New Roman"/>
@@ -3320,7 +2411,6 @@
         </w:rPr>
         <w:t xml:space="preserve">, una </w:t>
       </w:r>
-      <w:proofErr w:type="spellStart"/>
       <w:r>
         <w:rPr>
           <w:rFonts w:ascii="Courier New" w:eastAsia="Times New Roman" w:hAnsi="Courier New" w:cs="Courier New"/>
@@ -3330,7 +2420,6 @@
         </w:rPr>
         <w:t>category</w:t>
       </w:r>
-      <w:proofErr w:type="spellEnd"/>
     </w:p>
     <w:p>
       <w:pPr>
@@ -3353,39 +2442,17 @@
           <w:szCs w:val="24"/>
           <w:lang w:eastAsia="es-PE"/>
         </w:rPr>
-        <w:t xml:space="preserve">tiene </w:t>
-      </w:r>
-      <w:proofErr w:type="gramStart"/>
-      <w:r>
-        <w:rPr>
-          <w:rFonts w:ascii="Times New Roman" w:eastAsia="Times New Roman" w:hAnsi="Times New Roman" w:cs="Times New Roman"/>
-          <w:sz w:val="24"/>
-          <w:szCs w:val="24"/>
-          <w:lang w:eastAsia="es-PE"/>
-        </w:rPr>
-        <w:t xml:space="preserve">muchos </w:t>
-      </w:r>
-      <w:proofErr w:type="spellStart"/>
-      <w:r>
-        <w:rPr>
-          <w:rFonts w:ascii="Courier New" w:eastAsia="Times New Roman" w:hAnsi="Courier New" w:cs="Courier New"/>
-          <w:sz w:val="20"/>
-          <w:szCs w:val="20"/>
-          <w:lang w:eastAsia="es-PE"/>
-        </w:rPr>
-        <w:t>ticket</w:t>
-      </w:r>
-      <w:proofErr w:type="gramEnd"/>
-      <w:r>
-        <w:rPr>
-          <w:rFonts w:ascii="Courier New" w:eastAsia="Times New Roman" w:hAnsi="Courier New" w:cs="Courier New"/>
-          <w:sz w:val="20"/>
-          <w:szCs w:val="20"/>
-          <w:lang w:eastAsia="es-PE"/>
-        </w:rPr>
-        <w:t>_messages</w:t>
-      </w:r>
-      <w:proofErr w:type="spellEnd"/>
+        <w:t xml:space="preserve">tiene muchos </w:t>
+      </w:r>
+      <w:r>
+        <w:rPr>
+          <w:rFonts w:ascii="Courier New" w:eastAsia="Times New Roman" w:hAnsi="Courier New" w:cs="Courier New"/>
+          <w:sz w:val="20"/>
+          <w:szCs w:val="20"/>
+          <w:lang w:eastAsia="es-PE"/>
+        </w:rPr>
+        <w:t>ticket_messages</w:t>
+      </w:r>
     </w:p>
     <w:p>
       <w:pPr>
@@ -3410,7 +2477,6 @@
         </w:rPr>
         <w:t xml:space="preserve">tiene muchos </w:t>
       </w:r>
-      <w:proofErr w:type="spellStart"/>
       <w:r>
         <w:rPr>
           <w:rFonts w:ascii="Courier New" w:eastAsia="Times New Roman" w:hAnsi="Courier New" w:cs="Courier New"/>
@@ -3420,7 +2486,6 @@
         </w:rPr>
         <w:t>attachments_tickets</w:t>
       </w:r>
-      <w:proofErr w:type="spellEnd"/>
     </w:p>
     <w:p>
       <w:pPr>
@@ -3454,6 +2519,39 @@
         </w:rPr>
         <w:t>logs</w:t>
       </w:r>
+    </w:p>
+    <w:p>
+      <w:pPr>
+        <w:spacing w:before="100" w:beforeAutospacing="1" w:after="100" w:afterAutospacing="1" w:line="240" w:lineRule="auto"/>
+        <w:rPr>
+          <w:rFonts w:ascii="Courier New" w:eastAsia="Times New Roman" w:hAnsi="Courier New" w:cs="Courier New"/>
+          <w:sz w:val="20"/>
+          <w:szCs w:val="20"/>
+          <w:lang w:eastAsia="es-PE"/>
+        </w:rPr>
+      </w:pPr>
+    </w:p>
+    <w:p>
+      <w:pPr>
+        <w:spacing w:before="100" w:beforeAutospacing="1" w:after="100" w:afterAutospacing="1" w:line="240" w:lineRule="auto"/>
+        <w:rPr>
+          <w:rFonts w:ascii="Courier New" w:eastAsia="Times New Roman" w:hAnsi="Courier New" w:cs="Courier New"/>
+          <w:sz w:val="20"/>
+          <w:szCs w:val="20"/>
+          <w:lang w:eastAsia="es-PE"/>
+        </w:rPr>
+      </w:pPr>
+    </w:p>
+    <w:p>
+      <w:pPr>
+        <w:spacing w:before="100" w:beforeAutospacing="1" w:after="100" w:afterAutospacing="1" w:line="240" w:lineRule="auto"/>
+        <w:rPr>
+          <w:rFonts w:ascii="Times New Roman" w:eastAsia="Times New Roman" w:hAnsi="Times New Roman" w:cs="Times New Roman"/>
+          <w:sz w:val="24"/>
+          <w:szCs w:val="24"/>
+          <w:lang w:eastAsia="es-PE"/>
+        </w:rPr>
+      </w:pPr>
     </w:p>
     <w:p>
       <w:pPr>
@@ -3468,7 +2566,6 @@
           <w:lang w:eastAsia="es-PE"/>
         </w:rPr>
       </w:pPr>
-      <w:proofErr w:type="spellStart"/>
       <w:r>
         <w:rPr>
           <w:rFonts w:ascii="Courier New" w:eastAsia="Times New Roman" w:hAnsi="Courier New" w:cs="Courier New"/>
@@ -3478,9 +2575,9 @@
           <w:szCs w:val="20"/>
           <w:lang w:eastAsia="es-PE"/>
         </w:rPr>
+        <w:lastRenderedPageBreak/>
         <w:t>ticket_messages</w:t>
       </w:r>
-      <w:proofErr w:type="spellEnd"/>
     </w:p>
     <w:p>
       <w:pPr>
@@ -3532,27 +2629,7 @@
           <w:szCs w:val="24"/>
           <w:lang w:eastAsia="es-PE"/>
         </w:rPr>
-        <w:t xml:space="preserve"> (</w:t>
-      </w:r>
-      <w:proofErr w:type="spellStart"/>
-      <w:r>
-        <w:rPr>
-          <w:rFonts w:ascii="Times New Roman" w:eastAsia="Times New Roman" w:hAnsi="Times New Roman" w:cs="Times New Roman"/>
-          <w:sz w:val="24"/>
-          <w:szCs w:val="24"/>
-          <w:lang w:eastAsia="es-PE"/>
-        </w:rPr>
-        <w:t>bigint</w:t>
-      </w:r>
-      <w:proofErr w:type="spellEnd"/>
-      <w:r>
-        <w:rPr>
-          <w:rFonts w:ascii="Times New Roman" w:eastAsia="Times New Roman" w:hAnsi="Times New Roman" w:cs="Times New Roman"/>
-          <w:sz w:val="24"/>
-          <w:szCs w:val="24"/>
-          <w:lang w:eastAsia="es-PE"/>
-        </w:rPr>
-        <w:t>, PK)</w:t>
+        <w:t xml:space="preserve"> (bigint, PK)</w:t>
       </w:r>
     </w:p>
     <w:p>
@@ -3569,48 +2646,24 @@
           <w:lang w:eastAsia="es-PE"/>
         </w:rPr>
       </w:pPr>
-      <w:proofErr w:type="spellStart"/>
-      <w:r>
-        <w:rPr>
-          <w:rFonts w:ascii="Courier New" w:eastAsia="Times New Roman" w:hAnsi="Courier New" w:cs="Courier New"/>
-          <w:sz w:val="20"/>
-          <w:szCs w:val="20"/>
-          <w:lang w:eastAsia="es-PE"/>
-        </w:rPr>
-        <w:lastRenderedPageBreak/>
+      <w:r>
+        <w:rPr>
+          <w:rFonts w:ascii="Courier New" w:eastAsia="Times New Roman" w:hAnsi="Courier New" w:cs="Courier New"/>
+          <w:sz w:val="20"/>
+          <w:szCs w:val="20"/>
+          <w:lang w:eastAsia="es-PE"/>
+        </w:rPr>
         <w:t>ticket_id</w:t>
       </w:r>
-      <w:proofErr w:type="spellEnd"/>
-      <w:r>
-        <w:rPr>
-          <w:rFonts w:ascii="Times New Roman" w:eastAsia="Times New Roman" w:hAnsi="Times New Roman" w:cs="Times New Roman"/>
-          <w:sz w:val="24"/>
-          <w:szCs w:val="24"/>
-          <w:lang w:eastAsia="es-PE"/>
-        </w:rPr>
-        <w:t xml:space="preserve"> (</w:t>
-      </w:r>
-      <w:proofErr w:type="spellStart"/>
-      <w:r>
-        <w:rPr>
-          <w:rFonts w:ascii="Times New Roman" w:eastAsia="Times New Roman" w:hAnsi="Times New Roman" w:cs="Times New Roman"/>
-          <w:sz w:val="24"/>
-          <w:szCs w:val="24"/>
-          <w:lang w:eastAsia="es-PE"/>
-        </w:rPr>
-        <w:t>bigint</w:t>
-      </w:r>
-      <w:proofErr w:type="spellEnd"/>
-      <w:r>
-        <w:rPr>
-          <w:rFonts w:ascii="Times New Roman" w:eastAsia="Times New Roman" w:hAnsi="Times New Roman" w:cs="Times New Roman"/>
-          <w:sz w:val="24"/>
-          <w:szCs w:val="24"/>
-          <w:lang w:eastAsia="es-PE"/>
-        </w:rPr>
-        <w:t xml:space="preserve">, FK → </w:t>
-      </w:r>
-      <w:proofErr w:type="spellStart"/>
+      <w:r>
+        <w:rPr>
+          <w:rFonts w:ascii="Times New Roman" w:eastAsia="Times New Roman" w:hAnsi="Times New Roman" w:cs="Times New Roman"/>
+          <w:sz w:val="24"/>
+          <w:szCs w:val="24"/>
+          <w:lang w:eastAsia="es-PE"/>
+        </w:rPr>
+        <w:t xml:space="preserve"> (bigint, FK → </w:t>
+      </w:r>
       <w:r>
         <w:rPr>
           <w:rFonts w:ascii="Courier New" w:eastAsia="Times New Roman" w:hAnsi="Courier New" w:cs="Courier New"/>
@@ -3620,7 +2673,6 @@
         </w:rPr>
         <w:t>tickets.id</w:t>
       </w:r>
-      <w:proofErr w:type="spellEnd"/>
       <w:r>
         <w:rPr>
           <w:rFonts w:ascii="Times New Roman" w:eastAsia="Times New Roman" w:hAnsi="Times New Roman" w:cs="Times New Roman"/>
@@ -3645,7 +2697,6 @@
           <w:lang w:eastAsia="es-PE"/>
         </w:rPr>
       </w:pPr>
-      <w:proofErr w:type="spellStart"/>
       <w:r>
         <w:rPr>
           <w:rFonts w:ascii="Courier New" w:eastAsia="Times New Roman" w:hAnsi="Courier New" w:cs="Courier New"/>
@@ -3655,37 +2706,15 @@
         </w:rPr>
         <w:t>user_id</w:t>
       </w:r>
-      <w:proofErr w:type="spellEnd"/>
-      <w:r>
-        <w:rPr>
-          <w:rFonts w:ascii="Times New Roman" w:eastAsia="Times New Roman" w:hAnsi="Times New Roman" w:cs="Times New Roman"/>
-          <w:sz w:val="24"/>
-          <w:szCs w:val="24"/>
-          <w:lang w:eastAsia="es-PE"/>
-        </w:rPr>
-        <w:t xml:space="preserve"> (</w:t>
-      </w:r>
-      <w:proofErr w:type="spellStart"/>
-      <w:r>
-        <w:rPr>
-          <w:rFonts w:ascii="Times New Roman" w:eastAsia="Times New Roman" w:hAnsi="Times New Roman" w:cs="Times New Roman"/>
-          <w:sz w:val="24"/>
-          <w:szCs w:val="24"/>
-          <w:lang w:eastAsia="es-PE"/>
-        </w:rPr>
-        <w:t>bigint</w:t>
-      </w:r>
-      <w:proofErr w:type="spellEnd"/>
-      <w:r>
-        <w:rPr>
-          <w:rFonts w:ascii="Times New Roman" w:eastAsia="Times New Roman" w:hAnsi="Times New Roman" w:cs="Times New Roman"/>
-          <w:sz w:val="24"/>
-          <w:szCs w:val="24"/>
-          <w:lang w:eastAsia="es-PE"/>
-        </w:rPr>
-        <w:t xml:space="preserve">, FK → </w:t>
-      </w:r>
-      <w:proofErr w:type="spellStart"/>
+      <w:r>
+        <w:rPr>
+          <w:rFonts w:ascii="Times New Roman" w:eastAsia="Times New Roman" w:hAnsi="Times New Roman" w:cs="Times New Roman"/>
+          <w:sz w:val="24"/>
+          <w:szCs w:val="24"/>
+          <w:lang w:eastAsia="es-PE"/>
+        </w:rPr>
+        <w:t xml:space="preserve"> (bigint, FK → </w:t>
+      </w:r>
       <w:r>
         <w:rPr>
           <w:rFonts w:ascii="Courier New" w:eastAsia="Times New Roman" w:hAnsi="Courier New" w:cs="Courier New"/>
@@ -3695,7 +2724,6 @@
         </w:rPr>
         <w:t>users.id</w:t>
       </w:r>
-      <w:proofErr w:type="spellEnd"/>
       <w:r>
         <w:rPr>
           <w:rFonts w:ascii="Times New Roman" w:eastAsia="Times New Roman" w:hAnsi="Times New Roman" w:cs="Times New Roman"/>
@@ -3720,7 +2748,6 @@
           <w:lang w:eastAsia="es-PE"/>
         </w:rPr>
       </w:pPr>
-      <w:proofErr w:type="spellStart"/>
       <w:r>
         <w:rPr>
           <w:rFonts w:ascii="Courier New" w:eastAsia="Times New Roman" w:hAnsi="Courier New" w:cs="Courier New"/>
@@ -3730,37 +2757,15 @@
         </w:rPr>
         <w:t>message</w:t>
       </w:r>
-      <w:proofErr w:type="spellEnd"/>
-      <w:r>
-        <w:rPr>
-          <w:rFonts w:ascii="Times New Roman" w:eastAsia="Times New Roman" w:hAnsi="Times New Roman" w:cs="Times New Roman"/>
-          <w:sz w:val="24"/>
-          <w:szCs w:val="24"/>
-          <w:lang w:eastAsia="es-PE"/>
-        </w:rPr>
-        <w:t xml:space="preserve"> (</w:t>
-      </w:r>
-      <w:proofErr w:type="spellStart"/>
-      <w:r>
-        <w:rPr>
-          <w:rFonts w:ascii="Times New Roman" w:eastAsia="Times New Roman" w:hAnsi="Times New Roman" w:cs="Times New Roman"/>
-          <w:sz w:val="24"/>
-          <w:szCs w:val="24"/>
-          <w:lang w:eastAsia="es-PE"/>
-        </w:rPr>
-        <w:t>varchar</w:t>
-      </w:r>
-      <w:proofErr w:type="spellEnd"/>
-      <w:r>
-        <w:rPr>
-          <w:rFonts w:ascii="Times New Roman" w:eastAsia="Times New Roman" w:hAnsi="Times New Roman" w:cs="Times New Roman"/>
-          <w:sz w:val="24"/>
-          <w:szCs w:val="24"/>
-          <w:lang w:eastAsia="es-PE"/>
-        </w:rPr>
-        <w:t xml:space="preserve">) — considera </w:t>
-      </w:r>
-      <w:proofErr w:type="spellStart"/>
+      <w:r>
+        <w:rPr>
+          <w:rFonts w:ascii="Times New Roman" w:eastAsia="Times New Roman" w:hAnsi="Times New Roman" w:cs="Times New Roman"/>
+          <w:sz w:val="24"/>
+          <w:szCs w:val="24"/>
+          <w:lang w:eastAsia="es-PE"/>
+        </w:rPr>
+        <w:t xml:space="preserve"> (varchar) — considera </w:t>
+      </w:r>
       <w:r>
         <w:rPr>
           <w:rFonts w:ascii="Courier New" w:eastAsia="Times New Roman" w:hAnsi="Courier New" w:cs="Courier New"/>
@@ -3770,7 +2775,6 @@
         </w:rPr>
         <w:t>text</w:t>
       </w:r>
-      <w:proofErr w:type="spellEnd"/>
     </w:p>
     <w:p>
       <w:pPr>
@@ -3786,7 +2790,6 @@
           <w:lang w:eastAsia="es-PE"/>
         </w:rPr>
       </w:pPr>
-      <w:proofErr w:type="spellStart"/>
       <w:r>
         <w:rPr>
           <w:rFonts w:ascii="Courier New" w:eastAsia="Times New Roman" w:hAnsi="Courier New" w:cs="Courier New"/>
@@ -3796,7 +2799,6 @@
         </w:rPr>
         <w:t>created_at</w:t>
       </w:r>
-      <w:proofErr w:type="spellEnd"/>
       <w:r>
         <w:rPr>
           <w:rFonts w:ascii="Times New Roman" w:eastAsia="Times New Roman" w:hAnsi="Times New Roman" w:cs="Times New Roman"/>
@@ -3806,7 +2808,6 @@
         </w:rPr>
         <w:t xml:space="preserve">, </w:t>
       </w:r>
-      <w:proofErr w:type="spellStart"/>
       <w:r>
         <w:rPr>
           <w:rFonts w:ascii="Courier New" w:eastAsia="Times New Roman" w:hAnsi="Courier New" w:cs="Courier New"/>
@@ -3816,35 +2817,14 @@
         </w:rPr>
         <w:t>updated_at</w:t>
       </w:r>
-      <w:proofErr w:type="spellEnd"/>
-      <w:r>
-        <w:rPr>
-          <w:rFonts w:ascii="Times New Roman" w:eastAsia="Times New Roman" w:hAnsi="Times New Roman" w:cs="Times New Roman"/>
-          <w:sz w:val="24"/>
-          <w:szCs w:val="24"/>
-          <w:lang w:eastAsia="es-PE"/>
-        </w:rPr>
-        <w:t xml:space="preserve"> (</w:t>
-      </w:r>
-      <w:proofErr w:type="spellStart"/>
-      <w:r>
-        <w:rPr>
-          <w:rFonts w:ascii="Times New Roman" w:eastAsia="Times New Roman" w:hAnsi="Times New Roman" w:cs="Times New Roman"/>
-          <w:sz w:val="24"/>
-          <w:szCs w:val="24"/>
-          <w:lang w:eastAsia="es-PE"/>
-        </w:rPr>
-        <w:t>timestamp</w:t>
-      </w:r>
-      <w:proofErr w:type="spellEnd"/>
-      <w:r>
-        <w:rPr>
-          <w:rFonts w:ascii="Times New Roman" w:eastAsia="Times New Roman" w:hAnsi="Times New Roman" w:cs="Times New Roman"/>
-          <w:sz w:val="24"/>
-          <w:szCs w:val="24"/>
-          <w:lang w:eastAsia="es-PE"/>
-        </w:rPr>
-        <w:t>)</w:t>
+      <w:r>
+        <w:rPr>
+          <w:rFonts w:ascii="Times New Roman" w:eastAsia="Times New Roman" w:hAnsi="Times New Roman" w:cs="Times New Roman"/>
+          <w:sz w:val="24"/>
+          <w:szCs w:val="24"/>
+          <w:lang w:eastAsia="es-PE"/>
+        </w:rPr>
+        <w:t xml:space="preserve"> (timestamp)</w:t>
       </w:r>
     </w:p>
     <w:p>
@@ -3943,7 +2923,6 @@
         </w:rPr>
         <w:t xml:space="preserve">tiene muchos </w:t>
       </w:r>
-      <w:proofErr w:type="spellStart"/>
       <w:r>
         <w:rPr>
           <w:rFonts w:ascii="Courier New" w:eastAsia="Times New Roman" w:hAnsi="Courier New" w:cs="Courier New"/>
@@ -3953,7 +2932,6 @@
         </w:rPr>
         <w:t>attachments_messages</w:t>
       </w:r>
-      <w:proofErr w:type="spellEnd"/>
     </w:p>
     <w:p>
       <w:pPr>
@@ -3968,7 +2946,6 @@
           <w:lang w:eastAsia="es-PE"/>
         </w:rPr>
       </w:pPr>
-      <w:proofErr w:type="spellStart"/>
       <w:r>
         <w:rPr>
           <w:rFonts w:ascii="Courier New" w:eastAsia="Times New Roman" w:hAnsi="Courier New" w:cs="Courier New"/>
@@ -3980,7 +2957,6 @@
         </w:rPr>
         <w:t>attachments_tickets</w:t>
       </w:r>
-      <w:proofErr w:type="spellEnd"/>
     </w:p>
     <w:p>
       <w:pPr>
@@ -4032,27 +3008,7 @@
           <w:szCs w:val="24"/>
           <w:lang w:eastAsia="es-PE"/>
         </w:rPr>
-        <w:t xml:space="preserve"> (</w:t>
-      </w:r>
-      <w:proofErr w:type="spellStart"/>
-      <w:r>
-        <w:rPr>
-          <w:rFonts w:ascii="Times New Roman" w:eastAsia="Times New Roman" w:hAnsi="Times New Roman" w:cs="Times New Roman"/>
-          <w:sz w:val="24"/>
-          <w:szCs w:val="24"/>
-          <w:lang w:eastAsia="es-PE"/>
-        </w:rPr>
-        <w:t>bigint</w:t>
-      </w:r>
-      <w:proofErr w:type="spellEnd"/>
-      <w:r>
-        <w:rPr>
-          <w:rFonts w:ascii="Times New Roman" w:eastAsia="Times New Roman" w:hAnsi="Times New Roman" w:cs="Times New Roman"/>
-          <w:sz w:val="24"/>
-          <w:szCs w:val="24"/>
-          <w:lang w:eastAsia="es-PE"/>
-        </w:rPr>
-        <w:t>, PK)</w:t>
+        <w:t xml:space="preserve"> (bigint, PK)</w:t>
       </w:r>
     </w:p>
     <w:p>
@@ -4069,7 +3025,6 @@
           <w:lang w:eastAsia="es-PE"/>
         </w:rPr>
       </w:pPr>
-      <w:proofErr w:type="spellStart"/>
       <w:r>
         <w:rPr>
           <w:rFonts w:ascii="Courier New" w:eastAsia="Times New Roman" w:hAnsi="Courier New" w:cs="Courier New"/>
@@ -4079,37 +3034,15 @@
         </w:rPr>
         <w:t>ticket_id</w:t>
       </w:r>
-      <w:proofErr w:type="spellEnd"/>
-      <w:r>
-        <w:rPr>
-          <w:rFonts w:ascii="Times New Roman" w:eastAsia="Times New Roman" w:hAnsi="Times New Roman" w:cs="Times New Roman"/>
-          <w:sz w:val="24"/>
-          <w:szCs w:val="24"/>
-          <w:lang w:eastAsia="es-PE"/>
-        </w:rPr>
-        <w:t xml:space="preserve"> (</w:t>
-      </w:r>
-      <w:proofErr w:type="spellStart"/>
-      <w:r>
-        <w:rPr>
-          <w:rFonts w:ascii="Times New Roman" w:eastAsia="Times New Roman" w:hAnsi="Times New Roman" w:cs="Times New Roman"/>
-          <w:sz w:val="24"/>
-          <w:szCs w:val="24"/>
-          <w:lang w:eastAsia="es-PE"/>
-        </w:rPr>
-        <w:t>bigint</w:t>
-      </w:r>
-      <w:proofErr w:type="spellEnd"/>
-      <w:r>
-        <w:rPr>
-          <w:rFonts w:ascii="Times New Roman" w:eastAsia="Times New Roman" w:hAnsi="Times New Roman" w:cs="Times New Roman"/>
-          <w:sz w:val="24"/>
-          <w:szCs w:val="24"/>
-          <w:lang w:eastAsia="es-PE"/>
-        </w:rPr>
-        <w:t xml:space="preserve">, FK → </w:t>
-      </w:r>
-      <w:proofErr w:type="spellStart"/>
+      <w:r>
+        <w:rPr>
+          <w:rFonts w:ascii="Times New Roman" w:eastAsia="Times New Roman" w:hAnsi="Times New Roman" w:cs="Times New Roman"/>
+          <w:sz w:val="24"/>
+          <w:szCs w:val="24"/>
+          <w:lang w:eastAsia="es-PE"/>
+        </w:rPr>
+        <w:t xml:space="preserve"> (bigint, FK → </w:t>
+      </w:r>
       <w:r>
         <w:rPr>
           <w:rFonts w:ascii="Courier New" w:eastAsia="Times New Roman" w:hAnsi="Courier New" w:cs="Courier New"/>
@@ -4119,7 +3052,6 @@
         </w:rPr>
         <w:t>tickets.id</w:t>
       </w:r>
-      <w:proofErr w:type="spellEnd"/>
       <w:r>
         <w:rPr>
           <w:rFonts w:ascii="Times New Roman" w:eastAsia="Times New Roman" w:hAnsi="Times New Roman" w:cs="Times New Roman"/>
@@ -4144,7 +3076,6 @@
           <w:lang w:eastAsia="es-PE"/>
         </w:rPr>
       </w:pPr>
-      <w:proofErr w:type="spellStart"/>
       <w:r>
         <w:rPr>
           <w:rFonts w:ascii="Courier New" w:eastAsia="Times New Roman" w:hAnsi="Courier New" w:cs="Courier New"/>
@@ -4154,35 +3085,14 @@
         </w:rPr>
         <w:t>file_path</w:t>
       </w:r>
-      <w:proofErr w:type="spellEnd"/>
-      <w:r>
-        <w:rPr>
-          <w:rFonts w:ascii="Times New Roman" w:eastAsia="Times New Roman" w:hAnsi="Times New Roman" w:cs="Times New Roman"/>
-          <w:sz w:val="24"/>
-          <w:szCs w:val="24"/>
-          <w:lang w:eastAsia="es-PE"/>
-        </w:rPr>
-        <w:t xml:space="preserve"> (</w:t>
-      </w:r>
-      <w:proofErr w:type="spellStart"/>
-      <w:r>
-        <w:rPr>
-          <w:rFonts w:ascii="Times New Roman" w:eastAsia="Times New Roman" w:hAnsi="Times New Roman" w:cs="Times New Roman"/>
-          <w:sz w:val="24"/>
-          <w:szCs w:val="24"/>
-          <w:lang w:eastAsia="es-PE"/>
-        </w:rPr>
-        <w:t>varchar</w:t>
-      </w:r>
-      <w:proofErr w:type="spellEnd"/>
-      <w:r>
-        <w:rPr>
-          <w:rFonts w:ascii="Times New Roman" w:eastAsia="Times New Roman" w:hAnsi="Times New Roman" w:cs="Times New Roman"/>
-          <w:sz w:val="24"/>
-          <w:szCs w:val="24"/>
-          <w:lang w:eastAsia="es-PE"/>
-        </w:rPr>
-        <w:t>)</w:t>
+      <w:r>
+        <w:rPr>
+          <w:rFonts w:ascii="Times New Roman" w:eastAsia="Times New Roman" w:hAnsi="Times New Roman" w:cs="Times New Roman"/>
+          <w:sz w:val="24"/>
+          <w:szCs w:val="24"/>
+          <w:lang w:eastAsia="es-PE"/>
+        </w:rPr>
+        <w:t xml:space="preserve"> (varchar)</w:t>
       </w:r>
     </w:p>
     <w:p>
@@ -4199,7 +3109,6 @@
           <w:lang w:eastAsia="es-PE"/>
         </w:rPr>
       </w:pPr>
-      <w:proofErr w:type="spellStart"/>
       <w:r>
         <w:rPr>
           <w:rFonts w:ascii="Courier New" w:eastAsia="Times New Roman" w:hAnsi="Courier New" w:cs="Courier New"/>
@@ -4209,35 +3118,14 @@
         </w:rPr>
         <w:t>file_type</w:t>
       </w:r>
-      <w:proofErr w:type="spellEnd"/>
-      <w:r>
-        <w:rPr>
-          <w:rFonts w:ascii="Times New Roman" w:eastAsia="Times New Roman" w:hAnsi="Times New Roman" w:cs="Times New Roman"/>
-          <w:sz w:val="24"/>
-          <w:szCs w:val="24"/>
-          <w:lang w:eastAsia="es-PE"/>
-        </w:rPr>
-        <w:t xml:space="preserve"> (</w:t>
-      </w:r>
-      <w:proofErr w:type="spellStart"/>
-      <w:r>
-        <w:rPr>
-          <w:rFonts w:ascii="Times New Roman" w:eastAsia="Times New Roman" w:hAnsi="Times New Roman" w:cs="Times New Roman"/>
-          <w:sz w:val="24"/>
-          <w:szCs w:val="24"/>
-          <w:lang w:eastAsia="es-PE"/>
-        </w:rPr>
-        <w:t>varchar</w:t>
-      </w:r>
-      <w:proofErr w:type="spellEnd"/>
-      <w:r>
-        <w:rPr>
-          <w:rFonts w:ascii="Times New Roman" w:eastAsia="Times New Roman" w:hAnsi="Times New Roman" w:cs="Times New Roman"/>
-          <w:sz w:val="24"/>
-          <w:szCs w:val="24"/>
-          <w:lang w:eastAsia="es-PE"/>
-        </w:rPr>
-        <w:t>)</w:t>
+      <w:r>
+        <w:rPr>
+          <w:rFonts w:ascii="Times New Roman" w:eastAsia="Times New Roman" w:hAnsi="Times New Roman" w:cs="Times New Roman"/>
+          <w:sz w:val="24"/>
+          <w:szCs w:val="24"/>
+          <w:lang w:eastAsia="es-PE"/>
+        </w:rPr>
+        <w:t xml:space="preserve"> (varchar)</w:t>
       </w:r>
     </w:p>
     <w:p>
@@ -4254,7 +3142,6 @@
           <w:lang w:eastAsia="es-PE"/>
         </w:rPr>
       </w:pPr>
-      <w:proofErr w:type="spellStart"/>
       <w:r>
         <w:rPr>
           <w:rFonts w:ascii="Courier New" w:eastAsia="Times New Roman" w:hAnsi="Courier New" w:cs="Courier New"/>
@@ -4264,7 +3151,6 @@
         </w:rPr>
         <w:t>created_at</w:t>
       </w:r>
-      <w:proofErr w:type="spellEnd"/>
       <w:r>
         <w:rPr>
           <w:rFonts w:ascii="Times New Roman" w:eastAsia="Times New Roman" w:hAnsi="Times New Roman" w:cs="Times New Roman"/>
@@ -4274,7 +3160,6 @@
         </w:rPr>
         <w:t xml:space="preserve">, </w:t>
       </w:r>
-      <w:proofErr w:type="spellStart"/>
       <w:r>
         <w:rPr>
           <w:rFonts w:ascii="Courier New" w:eastAsia="Times New Roman" w:hAnsi="Courier New" w:cs="Courier New"/>
@@ -4284,35 +3169,14 @@
         </w:rPr>
         <w:t>updated_at</w:t>
       </w:r>
-      <w:proofErr w:type="spellEnd"/>
-      <w:r>
-        <w:rPr>
-          <w:rFonts w:ascii="Times New Roman" w:eastAsia="Times New Roman" w:hAnsi="Times New Roman" w:cs="Times New Roman"/>
-          <w:sz w:val="24"/>
-          <w:szCs w:val="24"/>
-          <w:lang w:eastAsia="es-PE"/>
-        </w:rPr>
-        <w:t xml:space="preserve"> (</w:t>
-      </w:r>
-      <w:proofErr w:type="spellStart"/>
-      <w:r>
-        <w:rPr>
-          <w:rFonts w:ascii="Times New Roman" w:eastAsia="Times New Roman" w:hAnsi="Times New Roman" w:cs="Times New Roman"/>
-          <w:sz w:val="24"/>
-          <w:szCs w:val="24"/>
-          <w:lang w:eastAsia="es-PE"/>
-        </w:rPr>
-        <w:t>timestamp</w:t>
-      </w:r>
-      <w:proofErr w:type="spellEnd"/>
-      <w:r>
-        <w:rPr>
-          <w:rFonts w:ascii="Times New Roman" w:eastAsia="Times New Roman" w:hAnsi="Times New Roman" w:cs="Times New Roman"/>
-          <w:sz w:val="24"/>
-          <w:szCs w:val="24"/>
-          <w:lang w:eastAsia="es-PE"/>
-        </w:rPr>
-        <w:t>)</w:t>
+      <w:r>
+        <w:rPr>
+          <w:rFonts w:ascii="Times New Roman" w:eastAsia="Times New Roman" w:hAnsi="Times New Roman" w:cs="Times New Roman"/>
+          <w:sz w:val="24"/>
+          <w:szCs w:val="24"/>
+          <w:lang w:eastAsia="es-PE"/>
+        </w:rPr>
+        <w:t xml:space="preserve"> (timestamp)</w:t>
       </w:r>
     </w:p>
     <w:p>
@@ -4377,7 +3241,6 @@
           <w:lang w:eastAsia="es-PE"/>
         </w:rPr>
       </w:pPr>
-      <w:proofErr w:type="spellStart"/>
       <w:r>
         <w:rPr>
           <w:rFonts w:ascii="Courier New" w:eastAsia="Times New Roman" w:hAnsi="Courier New" w:cs="Courier New"/>
@@ -4389,7 +3252,6 @@
         </w:rPr>
         <w:t>attachments_messages</w:t>
       </w:r>
-      <w:proofErr w:type="spellEnd"/>
     </w:p>
     <w:p>
       <w:pPr>
@@ -4441,194 +3303,125 @@
           <w:szCs w:val="24"/>
           <w:lang w:eastAsia="es-PE"/>
         </w:rPr>
+        <w:t xml:space="preserve"> (bigint, PK)</w:t>
+      </w:r>
+    </w:p>
+    <w:p>
+      <w:pPr>
+        <w:numPr>
+          <w:ilvl w:val="0"/>
+          <w:numId w:val="12"/>
+        </w:numPr>
+        <w:spacing w:before="100" w:beforeAutospacing="1" w:after="100" w:afterAutospacing="1" w:line="240" w:lineRule="auto"/>
+        <w:rPr>
+          <w:rFonts w:ascii="Times New Roman" w:eastAsia="Times New Roman" w:hAnsi="Times New Roman" w:cs="Times New Roman"/>
+          <w:sz w:val="24"/>
+          <w:szCs w:val="24"/>
+          <w:lang w:eastAsia="es-PE"/>
+        </w:rPr>
+      </w:pPr>
+      <w:r>
+        <w:rPr>
+          <w:rFonts w:ascii="Courier New" w:eastAsia="Times New Roman" w:hAnsi="Courier New" w:cs="Courier New"/>
+          <w:sz w:val="20"/>
+          <w:szCs w:val="20"/>
+          <w:lang w:eastAsia="es-PE"/>
+        </w:rPr>
+        <w:t>ticket_message_id</w:t>
+      </w:r>
+      <w:r>
+        <w:rPr>
+          <w:rFonts w:ascii="Times New Roman" w:eastAsia="Times New Roman" w:hAnsi="Times New Roman" w:cs="Times New Roman"/>
+          <w:sz w:val="24"/>
+          <w:szCs w:val="24"/>
+          <w:lang w:eastAsia="es-PE"/>
+        </w:rPr>
+        <w:t xml:space="preserve"> (bigint, FK → </w:t>
+      </w:r>
+      <w:r>
+        <w:rPr>
+          <w:rFonts w:ascii="Courier New" w:eastAsia="Times New Roman" w:hAnsi="Courier New" w:cs="Courier New"/>
+          <w:sz w:val="20"/>
+          <w:szCs w:val="20"/>
+          <w:lang w:eastAsia="es-PE"/>
+        </w:rPr>
+        <w:t>ticket_messages.id</w:t>
+      </w:r>
+      <w:r>
+        <w:rPr>
+          <w:rFonts w:ascii="Times New Roman" w:eastAsia="Times New Roman" w:hAnsi="Times New Roman" w:cs="Times New Roman"/>
+          <w:sz w:val="24"/>
+          <w:szCs w:val="24"/>
+          <w:lang w:eastAsia="es-PE"/>
+        </w:rPr>
+        <w:t>)</w:t>
+      </w:r>
+    </w:p>
+    <w:p>
+      <w:pPr>
+        <w:numPr>
+          <w:ilvl w:val="0"/>
+          <w:numId w:val="12"/>
+        </w:numPr>
+        <w:spacing w:before="100" w:beforeAutospacing="1" w:after="100" w:afterAutospacing="1" w:line="240" w:lineRule="auto"/>
+        <w:rPr>
+          <w:rFonts w:ascii="Times New Roman" w:eastAsia="Times New Roman" w:hAnsi="Times New Roman" w:cs="Times New Roman"/>
+          <w:sz w:val="24"/>
+          <w:szCs w:val="24"/>
+          <w:lang w:eastAsia="es-PE"/>
+        </w:rPr>
+      </w:pPr>
+      <w:r>
+        <w:rPr>
+          <w:rFonts w:ascii="Courier New" w:eastAsia="Times New Roman" w:hAnsi="Courier New" w:cs="Courier New"/>
+          <w:sz w:val="20"/>
+          <w:szCs w:val="20"/>
+          <w:lang w:eastAsia="es-PE"/>
+        </w:rPr>
+        <w:t>file_path</w:t>
+      </w:r>
+      <w:r>
+        <w:rPr>
+          <w:rFonts w:ascii="Times New Roman" w:eastAsia="Times New Roman" w:hAnsi="Times New Roman" w:cs="Times New Roman"/>
+          <w:sz w:val="24"/>
+          <w:szCs w:val="24"/>
+          <w:lang w:eastAsia="es-PE"/>
+        </w:rPr>
+        <w:t xml:space="preserve"> (varchar)</w:t>
+      </w:r>
+    </w:p>
+    <w:p>
+      <w:pPr>
+        <w:numPr>
+          <w:ilvl w:val="0"/>
+          <w:numId w:val="12"/>
+        </w:numPr>
+        <w:spacing w:before="100" w:beforeAutospacing="1" w:after="100" w:afterAutospacing="1" w:line="240" w:lineRule="auto"/>
+        <w:rPr>
+          <w:rFonts w:ascii="Times New Roman" w:eastAsia="Times New Roman" w:hAnsi="Times New Roman" w:cs="Times New Roman"/>
+          <w:sz w:val="24"/>
+          <w:szCs w:val="24"/>
+          <w:lang w:eastAsia="es-PE"/>
+        </w:rPr>
+      </w:pPr>
+      <w:r>
+        <w:rPr>
+          <w:rFonts w:ascii="Courier New" w:eastAsia="Times New Roman" w:hAnsi="Courier New" w:cs="Courier New"/>
+          <w:sz w:val="20"/>
+          <w:szCs w:val="20"/>
+          <w:lang w:eastAsia="es-PE"/>
+        </w:rPr>
+        <w:t>file_type</w:t>
+      </w:r>
+      <w:r>
+        <w:rPr>
+          <w:rFonts w:ascii="Times New Roman" w:eastAsia="Times New Roman" w:hAnsi="Times New Roman" w:cs="Times New Roman"/>
+          <w:sz w:val="24"/>
+          <w:szCs w:val="24"/>
+          <w:lang w:eastAsia="es-PE"/>
+        </w:rPr>
         <w:t xml:space="preserve"> (</w:t>
       </w:r>
-      <w:proofErr w:type="spellStart"/>
-      <w:r>
-        <w:rPr>
-          <w:rFonts w:ascii="Times New Roman" w:eastAsia="Times New Roman" w:hAnsi="Times New Roman" w:cs="Times New Roman"/>
-          <w:sz w:val="24"/>
-          <w:szCs w:val="24"/>
-          <w:lang w:eastAsia="es-PE"/>
-        </w:rPr>
-        <w:t>bigint</w:t>
-      </w:r>
-      <w:proofErr w:type="spellEnd"/>
-      <w:r>
-        <w:rPr>
-          <w:rFonts w:ascii="Times New Roman" w:eastAsia="Times New Roman" w:hAnsi="Times New Roman" w:cs="Times New Roman"/>
-          <w:sz w:val="24"/>
-          <w:szCs w:val="24"/>
-          <w:lang w:eastAsia="es-PE"/>
-        </w:rPr>
-        <w:t>, PK)</w:t>
-      </w:r>
-    </w:p>
-    <w:p>
-      <w:pPr>
-        <w:numPr>
-          <w:ilvl w:val="0"/>
-          <w:numId w:val="12"/>
-        </w:numPr>
-        <w:spacing w:before="100" w:beforeAutospacing="1" w:after="100" w:afterAutospacing="1" w:line="240" w:lineRule="auto"/>
-        <w:rPr>
-          <w:rFonts w:ascii="Times New Roman" w:eastAsia="Times New Roman" w:hAnsi="Times New Roman" w:cs="Times New Roman"/>
-          <w:sz w:val="24"/>
-          <w:szCs w:val="24"/>
-          <w:lang w:eastAsia="es-PE"/>
-        </w:rPr>
-      </w:pPr>
-      <w:proofErr w:type="spellStart"/>
-      <w:r>
-        <w:rPr>
-          <w:rFonts w:ascii="Courier New" w:eastAsia="Times New Roman" w:hAnsi="Courier New" w:cs="Courier New"/>
-          <w:sz w:val="20"/>
-          <w:szCs w:val="20"/>
-          <w:lang w:eastAsia="es-PE"/>
-        </w:rPr>
-        <w:t>ticket_message_id</w:t>
-      </w:r>
-      <w:proofErr w:type="spellEnd"/>
-      <w:r>
-        <w:rPr>
-          <w:rFonts w:ascii="Times New Roman" w:eastAsia="Times New Roman" w:hAnsi="Times New Roman" w:cs="Times New Roman"/>
-          <w:sz w:val="24"/>
-          <w:szCs w:val="24"/>
-          <w:lang w:eastAsia="es-PE"/>
-        </w:rPr>
-        <w:t xml:space="preserve"> (</w:t>
-      </w:r>
-      <w:proofErr w:type="spellStart"/>
-      <w:r>
-        <w:rPr>
-          <w:rFonts w:ascii="Times New Roman" w:eastAsia="Times New Roman" w:hAnsi="Times New Roman" w:cs="Times New Roman"/>
-          <w:sz w:val="24"/>
-          <w:szCs w:val="24"/>
-          <w:lang w:eastAsia="es-PE"/>
-        </w:rPr>
-        <w:t>bigint</w:t>
-      </w:r>
-      <w:proofErr w:type="spellEnd"/>
-      <w:r>
-        <w:rPr>
-          <w:rFonts w:ascii="Times New Roman" w:eastAsia="Times New Roman" w:hAnsi="Times New Roman" w:cs="Times New Roman"/>
-          <w:sz w:val="24"/>
-          <w:szCs w:val="24"/>
-          <w:lang w:eastAsia="es-PE"/>
-        </w:rPr>
-        <w:t xml:space="preserve">, FK → </w:t>
-      </w:r>
-      <w:proofErr w:type="spellStart"/>
-      <w:r>
-        <w:rPr>
-          <w:rFonts w:ascii="Courier New" w:eastAsia="Times New Roman" w:hAnsi="Courier New" w:cs="Courier New"/>
-          <w:sz w:val="20"/>
-          <w:szCs w:val="20"/>
-          <w:lang w:eastAsia="es-PE"/>
-        </w:rPr>
-        <w:t>ticket_messages.id</w:t>
-      </w:r>
-      <w:proofErr w:type="spellEnd"/>
-      <w:r>
-        <w:rPr>
-          <w:rFonts w:ascii="Times New Roman" w:eastAsia="Times New Roman" w:hAnsi="Times New Roman" w:cs="Times New Roman"/>
-          <w:sz w:val="24"/>
-          <w:szCs w:val="24"/>
-          <w:lang w:eastAsia="es-PE"/>
-        </w:rPr>
-        <w:t>)</w:t>
-      </w:r>
-    </w:p>
-    <w:p>
-      <w:pPr>
-        <w:numPr>
-          <w:ilvl w:val="0"/>
-          <w:numId w:val="12"/>
-        </w:numPr>
-        <w:spacing w:before="100" w:beforeAutospacing="1" w:after="100" w:afterAutospacing="1" w:line="240" w:lineRule="auto"/>
-        <w:rPr>
-          <w:rFonts w:ascii="Times New Roman" w:eastAsia="Times New Roman" w:hAnsi="Times New Roman" w:cs="Times New Roman"/>
-          <w:sz w:val="24"/>
-          <w:szCs w:val="24"/>
-          <w:lang w:eastAsia="es-PE"/>
-        </w:rPr>
-      </w:pPr>
-      <w:proofErr w:type="spellStart"/>
-      <w:r>
-        <w:rPr>
-          <w:rFonts w:ascii="Courier New" w:eastAsia="Times New Roman" w:hAnsi="Courier New" w:cs="Courier New"/>
-          <w:sz w:val="20"/>
-          <w:szCs w:val="20"/>
-          <w:lang w:eastAsia="es-PE"/>
-        </w:rPr>
-        <w:t>file_path</w:t>
-      </w:r>
-      <w:proofErr w:type="spellEnd"/>
-      <w:r>
-        <w:rPr>
-          <w:rFonts w:ascii="Times New Roman" w:eastAsia="Times New Roman" w:hAnsi="Times New Roman" w:cs="Times New Roman"/>
-          <w:sz w:val="24"/>
-          <w:szCs w:val="24"/>
-          <w:lang w:eastAsia="es-PE"/>
-        </w:rPr>
-        <w:t xml:space="preserve"> (</w:t>
-      </w:r>
-      <w:proofErr w:type="spellStart"/>
-      <w:r>
-        <w:rPr>
-          <w:rFonts w:ascii="Times New Roman" w:eastAsia="Times New Roman" w:hAnsi="Times New Roman" w:cs="Times New Roman"/>
-          <w:sz w:val="24"/>
-          <w:szCs w:val="24"/>
-          <w:lang w:eastAsia="es-PE"/>
-        </w:rPr>
-        <w:t>varchar</w:t>
-      </w:r>
-      <w:proofErr w:type="spellEnd"/>
-      <w:r>
-        <w:rPr>
-          <w:rFonts w:ascii="Times New Roman" w:eastAsia="Times New Roman" w:hAnsi="Times New Roman" w:cs="Times New Roman"/>
-          <w:sz w:val="24"/>
-          <w:szCs w:val="24"/>
-          <w:lang w:eastAsia="es-PE"/>
-        </w:rPr>
-        <w:t>)</w:t>
-      </w:r>
-    </w:p>
-    <w:p>
-      <w:pPr>
-        <w:numPr>
-          <w:ilvl w:val="0"/>
-          <w:numId w:val="12"/>
-        </w:numPr>
-        <w:spacing w:before="100" w:beforeAutospacing="1" w:after="100" w:afterAutospacing="1" w:line="240" w:lineRule="auto"/>
-        <w:rPr>
-          <w:rFonts w:ascii="Times New Roman" w:eastAsia="Times New Roman" w:hAnsi="Times New Roman" w:cs="Times New Roman"/>
-          <w:sz w:val="24"/>
-          <w:szCs w:val="24"/>
-          <w:lang w:eastAsia="es-PE"/>
-        </w:rPr>
-      </w:pPr>
-      <w:proofErr w:type="spellStart"/>
-      <w:r>
-        <w:rPr>
-          <w:rFonts w:ascii="Courier New" w:eastAsia="Times New Roman" w:hAnsi="Courier New" w:cs="Courier New"/>
-          <w:sz w:val="20"/>
-          <w:szCs w:val="20"/>
-          <w:lang w:eastAsia="es-PE"/>
-        </w:rPr>
-        <w:t>file_type</w:t>
-      </w:r>
-      <w:proofErr w:type="spellEnd"/>
-      <w:r>
-        <w:rPr>
-          <w:rFonts w:ascii="Times New Roman" w:eastAsia="Times New Roman" w:hAnsi="Times New Roman" w:cs="Times New Roman"/>
-          <w:sz w:val="24"/>
-          <w:szCs w:val="24"/>
-          <w:lang w:eastAsia="es-PE"/>
-        </w:rPr>
-        <w:t xml:space="preserve"> (</w:t>
-      </w:r>
-      <w:proofErr w:type="spellStart"/>
       <w:r>
         <w:rPr>
           <w:rFonts w:ascii="Times New Roman" w:eastAsia="Times New Roman" w:hAnsi="Times New Roman" w:cs="Times New Roman"/>
@@ -4638,9 +3431,79 @@
           <w:szCs w:val="24"/>
           <w:lang w:eastAsia="es-PE"/>
         </w:rPr>
-        <w:t>bigint</w:t>
-      </w:r>
-      <w:proofErr w:type="spellEnd"/>
+        <w:t>bigint ← debería ser varchar</w:t>
+      </w:r>
+      <w:r>
+        <w:rPr>
+          <w:rFonts w:ascii="Times New Roman" w:eastAsia="Times New Roman" w:hAnsi="Times New Roman" w:cs="Times New Roman"/>
+          <w:sz w:val="24"/>
+          <w:szCs w:val="24"/>
+          <w:lang w:eastAsia="es-PE"/>
+        </w:rPr>
+        <w:t>)</w:t>
+      </w:r>
+    </w:p>
+    <w:p>
+      <w:pPr>
+        <w:numPr>
+          <w:ilvl w:val="0"/>
+          <w:numId w:val="12"/>
+        </w:numPr>
+        <w:spacing w:before="100" w:beforeAutospacing="1" w:after="100" w:afterAutospacing="1" w:line="240" w:lineRule="auto"/>
+        <w:rPr>
+          <w:rFonts w:ascii="Times New Roman" w:eastAsia="Times New Roman" w:hAnsi="Times New Roman" w:cs="Times New Roman"/>
+          <w:sz w:val="24"/>
+          <w:szCs w:val="24"/>
+          <w:lang w:eastAsia="es-PE"/>
+        </w:rPr>
+      </w:pPr>
+      <w:r>
+        <w:rPr>
+          <w:rFonts w:ascii="Courier New" w:eastAsia="Times New Roman" w:hAnsi="Courier New" w:cs="Courier New"/>
+          <w:sz w:val="20"/>
+          <w:szCs w:val="20"/>
+          <w:lang w:eastAsia="es-PE"/>
+        </w:rPr>
+        <w:t>created_at</w:t>
+      </w:r>
+      <w:r>
+        <w:rPr>
+          <w:rFonts w:ascii="Times New Roman" w:eastAsia="Times New Roman" w:hAnsi="Times New Roman" w:cs="Times New Roman"/>
+          <w:sz w:val="24"/>
+          <w:szCs w:val="24"/>
+          <w:lang w:eastAsia="es-PE"/>
+        </w:rPr>
+        <w:t xml:space="preserve">, </w:t>
+      </w:r>
+      <w:r>
+        <w:rPr>
+          <w:rFonts w:ascii="Courier New" w:eastAsia="Times New Roman" w:hAnsi="Courier New" w:cs="Courier New"/>
+          <w:sz w:val="20"/>
+          <w:szCs w:val="20"/>
+          <w:lang w:eastAsia="es-PE"/>
+        </w:rPr>
+        <w:t>updated_at</w:t>
+      </w:r>
+      <w:r>
+        <w:rPr>
+          <w:rFonts w:ascii="Times New Roman" w:eastAsia="Times New Roman" w:hAnsi="Times New Roman" w:cs="Times New Roman"/>
+          <w:sz w:val="24"/>
+          <w:szCs w:val="24"/>
+          <w:lang w:eastAsia="es-PE"/>
+        </w:rPr>
+        <w:t xml:space="preserve"> (timestamp)</w:t>
+      </w:r>
+    </w:p>
+    <w:p>
+      <w:pPr>
+        <w:spacing w:before="100" w:beforeAutospacing="1" w:after="100" w:afterAutospacing="1" w:line="240" w:lineRule="auto"/>
+        <w:rPr>
+          <w:rFonts w:ascii="Times New Roman" w:eastAsia="Times New Roman" w:hAnsi="Times New Roman" w:cs="Times New Roman"/>
+          <w:sz w:val="24"/>
+          <w:szCs w:val="24"/>
+          <w:lang w:eastAsia="es-PE"/>
+        </w:rPr>
+      </w:pPr>
       <w:r>
         <w:rPr>
           <w:rFonts w:ascii="Times New Roman" w:eastAsia="Times New Roman" w:hAnsi="Times New Roman" w:cs="Times New Roman"/>
@@ -4650,125 +3513,6 @@
           <w:szCs w:val="24"/>
           <w:lang w:eastAsia="es-PE"/>
         </w:rPr>
-        <w:t xml:space="preserve"> ← debería ser </w:t>
-      </w:r>
-      <w:proofErr w:type="spellStart"/>
-      <w:r>
-        <w:rPr>
-          <w:rFonts w:ascii="Times New Roman" w:eastAsia="Times New Roman" w:hAnsi="Times New Roman" w:cs="Times New Roman"/>
-          <w:b/>
-          <w:bCs/>
-          <w:sz w:val="24"/>
-          <w:szCs w:val="24"/>
-          <w:lang w:eastAsia="es-PE"/>
-        </w:rPr>
-        <w:t>varchar</w:t>
-      </w:r>
-      <w:proofErr w:type="spellEnd"/>
-      <w:r>
-        <w:rPr>
-          <w:rFonts w:ascii="Times New Roman" w:eastAsia="Times New Roman" w:hAnsi="Times New Roman" w:cs="Times New Roman"/>
-          <w:sz w:val="24"/>
-          <w:szCs w:val="24"/>
-          <w:lang w:eastAsia="es-PE"/>
-        </w:rPr>
-        <w:t>)</w:t>
-      </w:r>
-    </w:p>
-    <w:p>
-      <w:pPr>
-        <w:numPr>
-          <w:ilvl w:val="0"/>
-          <w:numId w:val="12"/>
-        </w:numPr>
-        <w:spacing w:before="100" w:beforeAutospacing="1" w:after="100" w:afterAutospacing="1" w:line="240" w:lineRule="auto"/>
-        <w:rPr>
-          <w:rFonts w:ascii="Times New Roman" w:eastAsia="Times New Roman" w:hAnsi="Times New Roman" w:cs="Times New Roman"/>
-          <w:sz w:val="24"/>
-          <w:szCs w:val="24"/>
-          <w:lang w:eastAsia="es-PE"/>
-        </w:rPr>
-      </w:pPr>
-      <w:proofErr w:type="spellStart"/>
-      <w:r>
-        <w:rPr>
-          <w:rFonts w:ascii="Courier New" w:eastAsia="Times New Roman" w:hAnsi="Courier New" w:cs="Courier New"/>
-          <w:sz w:val="20"/>
-          <w:szCs w:val="20"/>
-          <w:lang w:eastAsia="es-PE"/>
-        </w:rPr>
-        <w:t>created_at</w:t>
-      </w:r>
-      <w:proofErr w:type="spellEnd"/>
-      <w:r>
-        <w:rPr>
-          <w:rFonts w:ascii="Times New Roman" w:eastAsia="Times New Roman" w:hAnsi="Times New Roman" w:cs="Times New Roman"/>
-          <w:sz w:val="24"/>
-          <w:szCs w:val="24"/>
-          <w:lang w:eastAsia="es-PE"/>
-        </w:rPr>
-        <w:t xml:space="preserve">, </w:t>
-      </w:r>
-      <w:proofErr w:type="spellStart"/>
-      <w:r>
-        <w:rPr>
-          <w:rFonts w:ascii="Courier New" w:eastAsia="Times New Roman" w:hAnsi="Courier New" w:cs="Courier New"/>
-          <w:sz w:val="20"/>
-          <w:szCs w:val="20"/>
-          <w:lang w:eastAsia="es-PE"/>
-        </w:rPr>
-        <w:t>updated_at</w:t>
-      </w:r>
-      <w:proofErr w:type="spellEnd"/>
-      <w:r>
-        <w:rPr>
-          <w:rFonts w:ascii="Times New Roman" w:eastAsia="Times New Roman" w:hAnsi="Times New Roman" w:cs="Times New Roman"/>
-          <w:sz w:val="24"/>
-          <w:szCs w:val="24"/>
-          <w:lang w:eastAsia="es-PE"/>
-        </w:rPr>
-        <w:t xml:space="preserve"> (</w:t>
-      </w:r>
-      <w:proofErr w:type="spellStart"/>
-      <w:r>
-        <w:rPr>
-          <w:rFonts w:ascii="Times New Roman" w:eastAsia="Times New Roman" w:hAnsi="Times New Roman" w:cs="Times New Roman"/>
-          <w:sz w:val="24"/>
-          <w:szCs w:val="24"/>
-          <w:lang w:eastAsia="es-PE"/>
-        </w:rPr>
-        <w:t>timestamp</w:t>
-      </w:r>
-      <w:proofErr w:type="spellEnd"/>
-      <w:r>
-        <w:rPr>
-          <w:rFonts w:ascii="Times New Roman" w:eastAsia="Times New Roman" w:hAnsi="Times New Roman" w:cs="Times New Roman"/>
-          <w:sz w:val="24"/>
-          <w:szCs w:val="24"/>
-          <w:lang w:eastAsia="es-PE"/>
-        </w:rPr>
-        <w:t>)</w:t>
-      </w:r>
-    </w:p>
-    <w:p>
-      <w:pPr>
-        <w:spacing w:before="100" w:beforeAutospacing="1" w:after="100" w:afterAutospacing="1" w:line="240" w:lineRule="auto"/>
-        <w:rPr>
-          <w:rFonts w:ascii="Times New Roman" w:eastAsia="Times New Roman" w:hAnsi="Times New Roman" w:cs="Times New Roman"/>
-          <w:sz w:val="24"/>
-          <w:szCs w:val="24"/>
-          <w:lang w:eastAsia="es-PE"/>
-        </w:rPr>
-      </w:pPr>
-      <w:r>
-        <w:rPr>
-          <w:rFonts w:ascii="Times New Roman" w:eastAsia="Times New Roman" w:hAnsi="Times New Roman" w:cs="Times New Roman"/>
-          <w:b/>
-          <w:bCs/>
-          <w:sz w:val="24"/>
-          <w:szCs w:val="24"/>
-          <w:lang w:eastAsia="es-PE"/>
-        </w:rPr>
         <w:t>Relación:</w:t>
       </w:r>
       <w:r>
@@ -4780,7 +3524,6 @@
         </w:rPr>
         <w:t xml:space="preserve"> pertenece a un </w:t>
       </w:r>
-      <w:proofErr w:type="spellStart"/>
       <w:r>
         <w:rPr>
           <w:rFonts w:ascii="Courier New" w:eastAsia="Times New Roman" w:hAnsi="Courier New" w:cs="Courier New"/>
@@ -4790,7 +3533,6 @@
         </w:rPr>
         <w:t>ticket_message</w:t>
       </w:r>
-      <w:proofErr w:type="spellEnd"/>
       <w:r>
         <w:rPr>
           <w:rFonts w:ascii="Times New Roman" w:eastAsia="Times New Roman" w:hAnsi="Times New Roman" w:cs="Times New Roman"/>
@@ -4876,27 +3618,7 @@
           <w:szCs w:val="24"/>
           <w:lang w:eastAsia="es-PE"/>
         </w:rPr>
-        <w:t xml:space="preserve"> (</w:t>
-      </w:r>
-      <w:proofErr w:type="spellStart"/>
-      <w:r>
-        <w:rPr>
-          <w:rFonts w:ascii="Times New Roman" w:eastAsia="Times New Roman" w:hAnsi="Times New Roman" w:cs="Times New Roman"/>
-          <w:sz w:val="24"/>
-          <w:szCs w:val="24"/>
-          <w:lang w:eastAsia="es-PE"/>
-        </w:rPr>
-        <w:t>bigint</w:t>
-      </w:r>
-      <w:proofErr w:type="spellEnd"/>
-      <w:r>
-        <w:rPr>
-          <w:rFonts w:ascii="Times New Roman" w:eastAsia="Times New Roman" w:hAnsi="Times New Roman" w:cs="Times New Roman"/>
-          <w:sz w:val="24"/>
-          <w:szCs w:val="24"/>
-          <w:lang w:eastAsia="es-PE"/>
-        </w:rPr>
-        <w:t>, PK)</w:t>
+        <w:t xml:space="preserve"> (bigint, PK)</w:t>
       </w:r>
     </w:p>
     <w:p>
@@ -4913,7 +3635,6 @@
           <w:lang w:eastAsia="es-PE"/>
         </w:rPr>
       </w:pPr>
-      <w:proofErr w:type="spellStart"/>
       <w:r>
         <w:rPr>
           <w:rFonts w:ascii="Courier New" w:eastAsia="Times New Roman" w:hAnsi="Courier New" w:cs="Courier New"/>
@@ -4923,37 +3644,15 @@
         </w:rPr>
         <w:t>ticket_id</w:t>
       </w:r>
-      <w:proofErr w:type="spellEnd"/>
-      <w:r>
-        <w:rPr>
-          <w:rFonts w:ascii="Times New Roman" w:eastAsia="Times New Roman" w:hAnsi="Times New Roman" w:cs="Times New Roman"/>
-          <w:sz w:val="24"/>
-          <w:szCs w:val="24"/>
-          <w:lang w:eastAsia="es-PE"/>
-        </w:rPr>
-        <w:t xml:space="preserve"> (</w:t>
-      </w:r>
-      <w:proofErr w:type="spellStart"/>
-      <w:r>
-        <w:rPr>
-          <w:rFonts w:ascii="Times New Roman" w:eastAsia="Times New Roman" w:hAnsi="Times New Roman" w:cs="Times New Roman"/>
-          <w:sz w:val="24"/>
-          <w:szCs w:val="24"/>
-          <w:lang w:eastAsia="es-PE"/>
-        </w:rPr>
-        <w:t>bigint</w:t>
-      </w:r>
-      <w:proofErr w:type="spellEnd"/>
-      <w:r>
-        <w:rPr>
-          <w:rFonts w:ascii="Times New Roman" w:eastAsia="Times New Roman" w:hAnsi="Times New Roman" w:cs="Times New Roman"/>
-          <w:sz w:val="24"/>
-          <w:szCs w:val="24"/>
-          <w:lang w:eastAsia="es-PE"/>
-        </w:rPr>
-        <w:t xml:space="preserve">, FK → </w:t>
-      </w:r>
-      <w:proofErr w:type="spellStart"/>
+      <w:r>
+        <w:rPr>
+          <w:rFonts w:ascii="Times New Roman" w:eastAsia="Times New Roman" w:hAnsi="Times New Roman" w:cs="Times New Roman"/>
+          <w:sz w:val="24"/>
+          <w:szCs w:val="24"/>
+          <w:lang w:eastAsia="es-PE"/>
+        </w:rPr>
+        <w:t xml:space="preserve"> (bigint, FK → </w:t>
+      </w:r>
       <w:r>
         <w:rPr>
           <w:rFonts w:ascii="Courier New" w:eastAsia="Times New Roman" w:hAnsi="Courier New" w:cs="Courier New"/>
@@ -4963,7 +3662,6 @@
         </w:rPr>
         <w:t>tickets.id</w:t>
       </w:r>
-      <w:proofErr w:type="spellEnd"/>
       <w:r>
         <w:rPr>
           <w:rFonts w:ascii="Times New Roman" w:eastAsia="Times New Roman" w:hAnsi="Times New Roman" w:cs="Times New Roman"/>
@@ -4988,7 +3686,6 @@
           <w:lang w:eastAsia="es-PE"/>
         </w:rPr>
       </w:pPr>
-      <w:proofErr w:type="spellStart"/>
       <w:r>
         <w:rPr>
           <w:rFonts w:ascii="Courier New" w:eastAsia="Times New Roman" w:hAnsi="Courier New" w:cs="Courier New"/>
@@ -4998,35 +3695,14 @@
         </w:rPr>
         <w:t>action</w:t>
       </w:r>
-      <w:proofErr w:type="spellEnd"/>
-      <w:r>
-        <w:rPr>
-          <w:rFonts w:ascii="Times New Roman" w:eastAsia="Times New Roman" w:hAnsi="Times New Roman" w:cs="Times New Roman"/>
-          <w:sz w:val="24"/>
-          <w:szCs w:val="24"/>
-          <w:lang w:eastAsia="es-PE"/>
-        </w:rPr>
-        <w:t xml:space="preserve"> (</w:t>
-      </w:r>
-      <w:proofErr w:type="spellStart"/>
-      <w:r>
-        <w:rPr>
-          <w:rFonts w:ascii="Times New Roman" w:eastAsia="Times New Roman" w:hAnsi="Times New Roman" w:cs="Times New Roman"/>
-          <w:sz w:val="24"/>
-          <w:szCs w:val="24"/>
-          <w:lang w:eastAsia="es-PE"/>
-        </w:rPr>
-        <w:t>varchar</w:t>
-      </w:r>
-      <w:proofErr w:type="spellEnd"/>
-      <w:r>
-        <w:rPr>
-          <w:rFonts w:ascii="Times New Roman" w:eastAsia="Times New Roman" w:hAnsi="Times New Roman" w:cs="Times New Roman"/>
-          <w:sz w:val="24"/>
-          <w:szCs w:val="24"/>
-          <w:lang w:eastAsia="es-PE"/>
-        </w:rPr>
-        <w:t>) — acción realizada</w:t>
+      <w:r>
+        <w:rPr>
+          <w:rFonts w:ascii="Times New Roman" w:eastAsia="Times New Roman" w:hAnsi="Times New Roman" w:cs="Times New Roman"/>
+          <w:sz w:val="24"/>
+          <w:szCs w:val="24"/>
+          <w:lang w:eastAsia="es-PE"/>
+        </w:rPr>
+        <w:t xml:space="preserve"> (varchar) — acción realizada</w:t>
       </w:r>
     </w:p>
     <w:p>
@@ -5043,7 +3719,6 @@
           <w:lang w:eastAsia="es-PE"/>
         </w:rPr>
       </w:pPr>
-      <w:proofErr w:type="spellStart"/>
       <w:r>
         <w:rPr>
           <w:rFonts w:ascii="Courier New" w:eastAsia="Times New Roman" w:hAnsi="Courier New" w:cs="Courier New"/>
@@ -5053,37 +3728,15 @@
         </w:rPr>
         <w:t>user_id</w:t>
       </w:r>
-      <w:proofErr w:type="spellEnd"/>
-      <w:r>
-        <w:rPr>
-          <w:rFonts w:ascii="Times New Roman" w:eastAsia="Times New Roman" w:hAnsi="Times New Roman" w:cs="Times New Roman"/>
-          <w:sz w:val="24"/>
-          <w:szCs w:val="24"/>
-          <w:lang w:eastAsia="es-PE"/>
-        </w:rPr>
-        <w:t xml:space="preserve"> (</w:t>
-      </w:r>
-      <w:proofErr w:type="spellStart"/>
-      <w:r>
-        <w:rPr>
-          <w:rFonts w:ascii="Times New Roman" w:eastAsia="Times New Roman" w:hAnsi="Times New Roman" w:cs="Times New Roman"/>
-          <w:sz w:val="24"/>
-          <w:szCs w:val="24"/>
-          <w:lang w:eastAsia="es-PE"/>
-        </w:rPr>
-        <w:t>bigint</w:t>
-      </w:r>
-      <w:proofErr w:type="spellEnd"/>
-      <w:r>
-        <w:rPr>
-          <w:rFonts w:ascii="Times New Roman" w:eastAsia="Times New Roman" w:hAnsi="Times New Roman" w:cs="Times New Roman"/>
-          <w:sz w:val="24"/>
-          <w:szCs w:val="24"/>
-          <w:lang w:eastAsia="es-PE"/>
-        </w:rPr>
-        <w:t xml:space="preserve">, FK → </w:t>
-      </w:r>
-      <w:proofErr w:type="spellStart"/>
+      <w:r>
+        <w:rPr>
+          <w:rFonts w:ascii="Times New Roman" w:eastAsia="Times New Roman" w:hAnsi="Times New Roman" w:cs="Times New Roman"/>
+          <w:sz w:val="24"/>
+          <w:szCs w:val="24"/>
+          <w:lang w:eastAsia="es-PE"/>
+        </w:rPr>
+        <w:t xml:space="preserve"> (bigint, FK → </w:t>
+      </w:r>
       <w:r>
         <w:rPr>
           <w:rFonts w:ascii="Courier New" w:eastAsia="Times New Roman" w:hAnsi="Courier New" w:cs="Courier New"/>
@@ -5093,7 +3746,6 @@
         </w:rPr>
         <w:t>users.id</w:t>
       </w:r>
-      <w:proofErr w:type="spellEnd"/>
       <w:r>
         <w:rPr>
           <w:rFonts w:ascii="Times New Roman" w:eastAsia="Times New Roman" w:hAnsi="Times New Roman" w:cs="Times New Roman"/>
@@ -5118,7 +3770,6 @@
           <w:lang w:eastAsia="es-PE"/>
         </w:rPr>
       </w:pPr>
-      <w:proofErr w:type="spellStart"/>
       <w:r>
         <w:rPr>
           <w:rFonts w:ascii="Courier New" w:eastAsia="Times New Roman" w:hAnsi="Courier New" w:cs="Courier New"/>
@@ -5128,35 +3779,14 @@
         </w:rPr>
         <w:t>created_at</w:t>
       </w:r>
-      <w:proofErr w:type="spellEnd"/>
-      <w:r>
-        <w:rPr>
-          <w:rFonts w:ascii="Times New Roman" w:eastAsia="Times New Roman" w:hAnsi="Times New Roman" w:cs="Times New Roman"/>
-          <w:sz w:val="24"/>
-          <w:szCs w:val="24"/>
-          <w:lang w:eastAsia="es-PE"/>
-        </w:rPr>
-        <w:t xml:space="preserve"> (</w:t>
-      </w:r>
-      <w:proofErr w:type="spellStart"/>
-      <w:r>
-        <w:rPr>
-          <w:rFonts w:ascii="Times New Roman" w:eastAsia="Times New Roman" w:hAnsi="Times New Roman" w:cs="Times New Roman"/>
-          <w:sz w:val="24"/>
-          <w:szCs w:val="24"/>
-          <w:lang w:eastAsia="es-PE"/>
-        </w:rPr>
-        <w:t>timestamp</w:t>
-      </w:r>
-      <w:proofErr w:type="spellEnd"/>
-      <w:r>
-        <w:rPr>
-          <w:rFonts w:ascii="Times New Roman" w:eastAsia="Times New Roman" w:hAnsi="Times New Roman" w:cs="Times New Roman"/>
-          <w:sz w:val="24"/>
-          <w:szCs w:val="24"/>
-          <w:lang w:eastAsia="es-PE"/>
-        </w:rPr>
-        <w:t>)</w:t>
+      <w:r>
+        <w:rPr>
+          <w:rFonts w:ascii="Times New Roman" w:eastAsia="Times New Roman" w:hAnsi="Times New Roman" w:cs="Times New Roman"/>
+          <w:sz w:val="24"/>
+          <w:szCs w:val="24"/>
+          <w:lang w:eastAsia="es-PE"/>
+        </w:rPr>
+        <w:t xml:space="preserve"> (timestamp)</w:t>
       </w:r>
     </w:p>
     <w:p>
@@ -5239,7 +3869,6 @@
           <w:lang w:eastAsia="es-PE"/>
         </w:rPr>
       </w:pPr>
-      <w:proofErr w:type="spellStart"/>
       <w:r>
         <w:rPr>
           <w:rFonts w:ascii="Courier New" w:eastAsia="Times New Roman" w:hAnsi="Courier New" w:cs="Courier New"/>
@@ -5249,296 +3878,181 @@
           <w:szCs w:val="20"/>
           <w:lang w:eastAsia="es-PE"/>
         </w:rPr>
-        <w:t>faqs</w:t>
-      </w:r>
-      <w:proofErr w:type="spellEnd"/>
-    </w:p>
-    <w:p>
-      <w:pPr>
-        <w:spacing w:before="100" w:beforeAutospacing="1" w:after="100" w:afterAutospacing="1" w:line="240" w:lineRule="auto"/>
-        <w:rPr>
-          <w:rFonts w:ascii="Times New Roman" w:eastAsia="Times New Roman" w:hAnsi="Times New Roman" w:cs="Times New Roman"/>
-          <w:sz w:val="24"/>
-          <w:szCs w:val="24"/>
-          <w:lang w:eastAsia="es-PE"/>
-        </w:rPr>
-      </w:pPr>
-      <w:r>
-        <w:rPr>
-          <w:rFonts w:ascii="Times New Roman" w:eastAsia="Times New Roman" w:hAnsi="Times New Roman" w:cs="Times New Roman"/>
-          <w:sz w:val="24"/>
-          <w:szCs w:val="24"/>
-          <w:lang w:eastAsia="es-PE"/>
-        </w:rPr>
-        <w:t>Preguntas frecuentes, independiente del resto del sistema.</w:t>
-      </w:r>
-    </w:p>
-    <w:p>
-      <w:pPr>
-        <w:numPr>
-          <w:ilvl w:val="0"/>
-          <w:numId w:val="14"/>
-        </w:numPr>
-        <w:spacing w:before="100" w:beforeAutospacing="1" w:after="100" w:afterAutospacing="1" w:line="240" w:lineRule="auto"/>
-        <w:rPr>
-          <w:rFonts w:ascii="Times New Roman" w:eastAsia="Times New Roman" w:hAnsi="Times New Roman" w:cs="Times New Roman"/>
-          <w:sz w:val="24"/>
-          <w:szCs w:val="24"/>
-          <w:lang w:eastAsia="es-PE"/>
-        </w:rPr>
-      </w:pPr>
-      <w:r>
-        <w:rPr>
-          <w:rFonts w:ascii="Courier New" w:eastAsia="Times New Roman" w:hAnsi="Courier New" w:cs="Courier New"/>
-          <w:sz w:val="20"/>
-          <w:szCs w:val="20"/>
-          <w:lang w:eastAsia="es-PE"/>
-        </w:rPr>
         <w:lastRenderedPageBreak/>
-        <w:t>id</w:t>
-      </w:r>
-      <w:r>
-        <w:rPr>
-          <w:rFonts w:ascii="Times New Roman" w:eastAsia="Times New Roman" w:hAnsi="Times New Roman" w:cs="Times New Roman"/>
-          <w:sz w:val="24"/>
-          <w:szCs w:val="24"/>
-          <w:lang w:eastAsia="es-PE"/>
-        </w:rPr>
-        <w:t xml:space="preserve"> (</w:t>
-      </w:r>
-      <w:proofErr w:type="spellStart"/>
-      <w:r>
-        <w:rPr>
-          <w:rFonts w:ascii="Times New Roman" w:eastAsia="Times New Roman" w:hAnsi="Times New Roman" w:cs="Times New Roman"/>
-          <w:sz w:val="24"/>
-          <w:szCs w:val="24"/>
-          <w:lang w:eastAsia="es-PE"/>
-        </w:rPr>
-        <w:t>bigint</w:t>
-      </w:r>
-      <w:proofErr w:type="spellEnd"/>
-      <w:r>
-        <w:rPr>
-          <w:rFonts w:ascii="Times New Roman" w:eastAsia="Times New Roman" w:hAnsi="Times New Roman" w:cs="Times New Roman"/>
-          <w:sz w:val="24"/>
-          <w:szCs w:val="24"/>
-          <w:lang w:eastAsia="es-PE"/>
-        </w:rPr>
-        <w:t>, PK)</w:t>
-      </w:r>
-    </w:p>
-    <w:p>
-      <w:pPr>
-        <w:numPr>
-          <w:ilvl w:val="0"/>
-          <w:numId w:val="14"/>
-        </w:numPr>
-        <w:spacing w:before="100" w:beforeAutospacing="1" w:after="100" w:afterAutospacing="1" w:line="240" w:lineRule="auto"/>
-        <w:rPr>
-          <w:rFonts w:ascii="Times New Roman" w:eastAsia="Times New Roman" w:hAnsi="Times New Roman" w:cs="Times New Roman"/>
-          <w:sz w:val="24"/>
-          <w:szCs w:val="24"/>
-          <w:lang w:eastAsia="es-PE"/>
-        </w:rPr>
-      </w:pPr>
-      <w:proofErr w:type="spellStart"/>
-      <w:r>
-        <w:rPr>
-          <w:rFonts w:ascii="Courier New" w:eastAsia="Times New Roman" w:hAnsi="Courier New" w:cs="Courier New"/>
-          <w:sz w:val="20"/>
-          <w:szCs w:val="20"/>
-          <w:lang w:eastAsia="es-PE"/>
-        </w:rPr>
-        <w:t>title</w:t>
-      </w:r>
-      <w:proofErr w:type="spellEnd"/>
-      <w:r>
-        <w:rPr>
-          <w:rFonts w:ascii="Times New Roman" w:eastAsia="Times New Roman" w:hAnsi="Times New Roman" w:cs="Times New Roman"/>
-          <w:sz w:val="24"/>
-          <w:szCs w:val="24"/>
-          <w:lang w:eastAsia="es-PE"/>
-        </w:rPr>
-        <w:t xml:space="preserve"> (</w:t>
-      </w:r>
-      <w:proofErr w:type="spellStart"/>
-      <w:r>
-        <w:rPr>
-          <w:rFonts w:ascii="Times New Roman" w:eastAsia="Times New Roman" w:hAnsi="Times New Roman" w:cs="Times New Roman"/>
-          <w:sz w:val="24"/>
-          <w:szCs w:val="24"/>
-          <w:lang w:eastAsia="es-PE"/>
-        </w:rPr>
-        <w:t>varchar</w:t>
-      </w:r>
-      <w:proofErr w:type="spellEnd"/>
-      <w:r>
-        <w:rPr>
-          <w:rFonts w:ascii="Times New Roman" w:eastAsia="Times New Roman" w:hAnsi="Times New Roman" w:cs="Times New Roman"/>
-          <w:sz w:val="24"/>
-          <w:szCs w:val="24"/>
-          <w:lang w:eastAsia="es-PE"/>
-        </w:rPr>
-        <w:t>)</w:t>
-      </w:r>
-    </w:p>
-    <w:p>
-      <w:pPr>
-        <w:numPr>
-          <w:ilvl w:val="0"/>
-          <w:numId w:val="14"/>
-        </w:numPr>
-        <w:spacing w:before="100" w:beforeAutospacing="1" w:after="100" w:afterAutospacing="1" w:line="240" w:lineRule="auto"/>
-        <w:rPr>
-          <w:rFonts w:ascii="Times New Roman" w:eastAsia="Times New Roman" w:hAnsi="Times New Roman" w:cs="Times New Roman"/>
-          <w:sz w:val="24"/>
-          <w:szCs w:val="24"/>
-          <w:lang w:eastAsia="es-PE"/>
-        </w:rPr>
-      </w:pPr>
-      <w:proofErr w:type="spellStart"/>
-      <w:r>
-        <w:rPr>
-          <w:rFonts w:ascii="Courier New" w:eastAsia="Times New Roman" w:hAnsi="Courier New" w:cs="Courier New"/>
-          <w:sz w:val="20"/>
-          <w:szCs w:val="20"/>
-          <w:lang w:eastAsia="es-PE"/>
-        </w:rPr>
-        <w:t>description</w:t>
-      </w:r>
-      <w:proofErr w:type="spellEnd"/>
-      <w:r>
-        <w:rPr>
-          <w:rFonts w:ascii="Times New Roman" w:eastAsia="Times New Roman" w:hAnsi="Times New Roman" w:cs="Times New Roman"/>
-          <w:sz w:val="24"/>
-          <w:szCs w:val="24"/>
-          <w:lang w:eastAsia="es-PE"/>
-        </w:rPr>
-        <w:t xml:space="preserve"> (</w:t>
-      </w:r>
-      <w:proofErr w:type="spellStart"/>
-      <w:r>
-        <w:rPr>
-          <w:rFonts w:ascii="Times New Roman" w:eastAsia="Times New Roman" w:hAnsi="Times New Roman" w:cs="Times New Roman"/>
-          <w:sz w:val="24"/>
-          <w:szCs w:val="24"/>
-          <w:lang w:eastAsia="es-PE"/>
-        </w:rPr>
-        <w:t>varchar</w:t>
-      </w:r>
-      <w:proofErr w:type="spellEnd"/>
-      <w:r>
-        <w:rPr>
-          <w:rFonts w:ascii="Times New Roman" w:eastAsia="Times New Roman" w:hAnsi="Times New Roman" w:cs="Times New Roman"/>
-          <w:sz w:val="24"/>
-          <w:szCs w:val="24"/>
-          <w:lang w:eastAsia="es-PE"/>
-        </w:rPr>
-        <w:t xml:space="preserve">) — considera </w:t>
-      </w:r>
-      <w:proofErr w:type="spellStart"/>
-      <w:r>
-        <w:rPr>
-          <w:rFonts w:ascii="Courier New" w:eastAsia="Times New Roman" w:hAnsi="Courier New" w:cs="Courier New"/>
-          <w:sz w:val="20"/>
-          <w:szCs w:val="20"/>
-          <w:lang w:eastAsia="es-PE"/>
-        </w:rPr>
-        <w:t>text</w:t>
-      </w:r>
-      <w:proofErr w:type="spellEnd"/>
-    </w:p>
-    <w:p>
-      <w:pPr>
-        <w:numPr>
-          <w:ilvl w:val="0"/>
-          <w:numId w:val="14"/>
-        </w:numPr>
-        <w:spacing w:before="100" w:beforeAutospacing="1" w:after="100" w:afterAutospacing="1" w:line="240" w:lineRule="auto"/>
-        <w:rPr>
-          <w:rFonts w:ascii="Times New Roman" w:eastAsia="Times New Roman" w:hAnsi="Times New Roman" w:cs="Times New Roman"/>
-          <w:sz w:val="24"/>
-          <w:szCs w:val="24"/>
-          <w:lang w:eastAsia="es-PE"/>
-        </w:rPr>
-      </w:pPr>
-      <w:r>
-        <w:rPr>
-          <w:rFonts w:ascii="Times New Roman" w:eastAsia="Times New Roman" w:hAnsi="Times New Roman" w:cs="Times New Roman"/>
-          <w:i/>
-          <w:iCs/>
-          <w:sz w:val="24"/>
-          <w:szCs w:val="24"/>
-          <w:lang w:eastAsia="es-PE"/>
-        </w:rPr>
-        <w:t xml:space="preserve">(no tiene </w:t>
-      </w:r>
-      <w:proofErr w:type="spellStart"/>
-      <w:r>
-        <w:rPr>
-          <w:rFonts w:ascii="Times New Roman" w:eastAsia="Times New Roman" w:hAnsi="Times New Roman" w:cs="Times New Roman"/>
-          <w:i/>
-          <w:iCs/>
-          <w:sz w:val="24"/>
-          <w:szCs w:val="24"/>
-          <w:lang w:eastAsia="es-PE"/>
-        </w:rPr>
-        <w:t>timestamps</w:t>
-      </w:r>
-      <w:proofErr w:type="spellEnd"/>
-      <w:r>
-        <w:rPr>
-          <w:rFonts w:ascii="Times New Roman" w:eastAsia="Times New Roman" w:hAnsi="Times New Roman" w:cs="Times New Roman"/>
-          <w:i/>
-          <w:iCs/>
-          <w:sz w:val="24"/>
-          <w:szCs w:val="24"/>
-          <w:lang w:eastAsia="es-PE"/>
-        </w:rPr>
-        <w:t>; te conviene agregarlos)</w:t>
-      </w:r>
-    </w:p>
-    <w:p>
-      <w:pPr>
-        <w:spacing w:before="100" w:beforeAutospacing="1" w:after="100" w:afterAutospacing="1" w:line="240" w:lineRule="auto"/>
-        <w:rPr>
-          <w:rFonts w:ascii="Times New Roman" w:eastAsia="Times New Roman" w:hAnsi="Times New Roman" w:cs="Times New Roman"/>
-          <w:sz w:val="24"/>
-          <w:szCs w:val="24"/>
-          <w:lang w:eastAsia="es-PE"/>
-        </w:rPr>
-      </w:pPr>
-      <w:r>
-        <w:rPr>
-          <w:rFonts w:ascii="Times New Roman" w:eastAsia="Times New Roman" w:hAnsi="Times New Roman" w:cs="Times New Roman"/>
+        <w:t>activity_</w:t>
+      </w:r>
+      <w:r>
+        <w:rPr>
+          <w:rFonts w:ascii="Courier New" w:eastAsia="Times New Roman" w:hAnsi="Courier New" w:cs="Courier New"/>
           <w:b/>
           <w:bCs/>
-          <w:sz w:val="24"/>
-          <w:szCs w:val="24"/>
-          <w:lang w:eastAsia="es-PE"/>
-        </w:rPr>
-        <w:t>Relación:</w:t>
-      </w:r>
-      <w:r>
-        <w:rPr>
-          <w:rFonts w:ascii="Times New Roman" w:eastAsia="Times New Roman" w:hAnsi="Times New Roman" w:cs="Times New Roman"/>
-          <w:sz w:val="24"/>
-          <w:szCs w:val="24"/>
-          <w:lang w:eastAsia="es-PE"/>
-        </w:rPr>
-        <w:t xml:space="preserve"> actualmente sin relaciones. Podrías vincularla con </w:t>
-      </w:r>
-      <w:proofErr w:type="spellStart"/>
-      <w:r>
-        <w:rPr>
-          <w:rFonts w:ascii="Courier New" w:eastAsia="Times New Roman" w:hAnsi="Courier New" w:cs="Courier New"/>
-          <w:sz w:val="20"/>
-          <w:szCs w:val="20"/>
-          <w:lang w:eastAsia="es-PE"/>
-        </w:rPr>
-        <w:t>categories</w:t>
-      </w:r>
-      <w:proofErr w:type="spellEnd"/>
+          <w:sz w:val="20"/>
+          <w:szCs w:val="20"/>
+          <w:lang w:eastAsia="es-PE"/>
+        </w:rPr>
+        <w:t>logs</w:t>
+      </w:r>
+    </w:p>
+    <w:p>
+      <w:pPr>
+        <w:spacing w:before="100" w:beforeAutospacing="1" w:after="100" w:afterAutospacing="1" w:line="240" w:lineRule="auto"/>
+        <w:rPr>
+          <w:rFonts w:ascii="Times New Roman" w:eastAsia="Times New Roman" w:hAnsi="Times New Roman" w:cs="Times New Roman"/>
+          <w:sz w:val="24"/>
+          <w:szCs w:val="24"/>
+          <w:lang w:eastAsia="es-PE"/>
+        </w:rPr>
+      </w:pPr>
+      <w:r>
+        <w:rPr>
+          <w:rFonts w:ascii="Times New Roman" w:eastAsia="Times New Roman" w:hAnsi="Times New Roman" w:cs="Times New Roman"/>
+          <w:sz w:val="24"/>
+          <w:szCs w:val="24"/>
+          <w:lang w:eastAsia="es-PE"/>
+        </w:rPr>
+        <w:t>Auditoría de acciones sobre los tickets.</w:t>
+      </w:r>
+    </w:p>
+    <w:p>
+      <w:pPr>
+        <w:numPr>
+          <w:ilvl w:val="0"/>
+          <w:numId w:val="13"/>
+        </w:numPr>
+        <w:spacing w:before="100" w:beforeAutospacing="1" w:after="100" w:afterAutospacing="1" w:line="240" w:lineRule="auto"/>
+        <w:rPr>
+          <w:rFonts w:ascii="Times New Roman" w:eastAsia="Times New Roman" w:hAnsi="Times New Roman" w:cs="Times New Roman"/>
+          <w:sz w:val="24"/>
+          <w:szCs w:val="24"/>
+          <w:lang w:eastAsia="es-PE"/>
+        </w:rPr>
+      </w:pPr>
+      <w:r>
+        <w:rPr>
+          <w:rFonts w:ascii="Courier New" w:eastAsia="Times New Roman" w:hAnsi="Courier New" w:cs="Courier New"/>
+          <w:sz w:val="20"/>
+          <w:szCs w:val="20"/>
+          <w:lang w:eastAsia="es-PE"/>
+        </w:rPr>
+        <w:t>id</w:t>
+      </w:r>
+      <w:r>
+        <w:rPr>
+          <w:rFonts w:ascii="Times New Roman" w:eastAsia="Times New Roman" w:hAnsi="Times New Roman" w:cs="Times New Roman"/>
+          <w:sz w:val="24"/>
+          <w:szCs w:val="24"/>
+          <w:lang w:eastAsia="es-PE"/>
+        </w:rPr>
+        <w:t xml:space="preserve"> (bigint, PK)</w:t>
+      </w:r>
+    </w:p>
+    <w:p>
+      <w:pPr>
+        <w:numPr>
+          <w:ilvl w:val="0"/>
+          <w:numId w:val="13"/>
+        </w:numPr>
+        <w:spacing w:before="100" w:beforeAutospacing="1" w:after="100" w:afterAutospacing="1" w:line="240" w:lineRule="auto"/>
+        <w:rPr>
+          <w:rFonts w:ascii="Times New Roman" w:eastAsia="Times New Roman" w:hAnsi="Times New Roman" w:cs="Times New Roman"/>
+          <w:sz w:val="24"/>
+          <w:szCs w:val="24"/>
+          <w:lang w:eastAsia="es-PE"/>
+        </w:rPr>
+      </w:pPr>
+      <w:r>
+        <w:rPr>
+          <w:rFonts w:ascii="Courier New" w:eastAsia="Times New Roman" w:hAnsi="Courier New" w:cs="Courier New"/>
+          <w:sz w:val="20"/>
+          <w:szCs w:val="20"/>
+          <w:lang w:eastAsia="es-PE"/>
+        </w:rPr>
+        <w:t>user_id</w:t>
+      </w:r>
+      <w:r>
+        <w:rPr>
+          <w:rFonts w:ascii="Times New Roman" w:eastAsia="Times New Roman" w:hAnsi="Times New Roman" w:cs="Times New Roman"/>
+          <w:sz w:val="24"/>
+          <w:szCs w:val="24"/>
+          <w:lang w:eastAsia="es-PE"/>
+        </w:rPr>
+        <w:t xml:space="preserve"> (bigint, FK → </w:t>
+      </w:r>
+      <w:r>
+        <w:rPr>
+          <w:rFonts w:ascii="Courier New" w:eastAsia="Times New Roman" w:hAnsi="Courier New" w:cs="Courier New"/>
+          <w:sz w:val="20"/>
+          <w:szCs w:val="20"/>
+          <w:lang w:eastAsia="es-PE"/>
+        </w:rPr>
+        <w:t>users.id</w:t>
+      </w:r>
+      <w:r>
+        <w:rPr>
+          <w:rFonts w:ascii="Times New Roman" w:eastAsia="Times New Roman" w:hAnsi="Times New Roman" w:cs="Times New Roman"/>
+          <w:sz w:val="24"/>
+          <w:szCs w:val="24"/>
+          <w:lang w:eastAsia="es-PE"/>
+        </w:rPr>
+        <w:t>) — quién la hizo</w:t>
+      </w:r>
+    </w:p>
+    <w:p>
+      <w:pPr>
+        <w:numPr>
+          <w:ilvl w:val="0"/>
+          <w:numId w:val="13"/>
+        </w:numPr>
+        <w:spacing w:before="100" w:beforeAutospacing="1" w:after="100" w:afterAutospacing="1" w:line="240" w:lineRule="auto"/>
+        <w:rPr>
+          <w:rFonts w:ascii="Times New Roman" w:eastAsia="Times New Roman" w:hAnsi="Times New Roman" w:cs="Times New Roman"/>
+          <w:sz w:val="24"/>
+          <w:szCs w:val="24"/>
+          <w:lang w:eastAsia="es-PE"/>
+        </w:rPr>
+      </w:pPr>
+      <w:r>
+        <w:rPr>
+          <w:rFonts w:ascii="Courier New" w:eastAsia="Times New Roman" w:hAnsi="Courier New" w:cs="Courier New"/>
+          <w:sz w:val="20"/>
+          <w:szCs w:val="20"/>
+          <w:lang w:eastAsia="es-PE"/>
+        </w:rPr>
+        <w:t>action</w:t>
+      </w:r>
+      <w:r>
+        <w:rPr>
+          <w:rFonts w:ascii="Times New Roman" w:eastAsia="Times New Roman" w:hAnsi="Times New Roman" w:cs="Times New Roman"/>
+          <w:sz w:val="24"/>
+          <w:szCs w:val="24"/>
+          <w:lang w:eastAsia="es-PE"/>
+        </w:rPr>
+        <w:t xml:space="preserve"> (varchar) — acción realizada</w:t>
+      </w:r>
+    </w:p>
+    <w:p>
+      <w:pPr>
+        <w:numPr>
+          <w:ilvl w:val="0"/>
+          <w:numId w:val="13"/>
+        </w:numPr>
+        <w:spacing w:before="100" w:beforeAutospacing="1" w:after="100" w:afterAutospacing="1" w:line="240" w:lineRule="auto"/>
+        <w:rPr>
+          <w:rFonts w:ascii="Times New Roman" w:eastAsia="Times New Roman" w:hAnsi="Times New Roman" w:cs="Times New Roman"/>
+          <w:sz w:val="24"/>
+          <w:szCs w:val="24"/>
+          <w:lang w:eastAsia="es-PE"/>
+        </w:rPr>
+      </w:pPr>
+      <w:r>
+        <w:rPr>
+          <w:rFonts w:ascii="Courier New" w:eastAsia="Times New Roman" w:hAnsi="Courier New" w:cs="Courier New"/>
+          <w:sz w:val="20"/>
+          <w:szCs w:val="20"/>
+          <w:lang w:eastAsia="es-PE"/>
+        </w:rPr>
+        <w:t>auditable</w:t>
+      </w:r>
       <w:r>
         <w:rPr>
           <w:rFonts w:ascii="Times New Roman" w:eastAsia="Times New Roman" w:hAnsi="Times New Roman" w:cs="Times New Roman"/>
@@ -5548,47 +4062,165 @@
         </w:rPr>
         <w:t xml:space="preserve"> (</w:t>
       </w:r>
-      <w:proofErr w:type="spellStart"/>
-      <w:r>
-        <w:rPr>
-          <w:rFonts w:ascii="Courier New" w:eastAsia="Times New Roman" w:hAnsi="Courier New" w:cs="Courier New"/>
-          <w:sz w:val="20"/>
-          <w:szCs w:val="20"/>
-          <w:lang w:eastAsia="es-PE"/>
-        </w:rPr>
-        <w:t>category_id</w:t>
-      </w:r>
-      <w:proofErr w:type="spellEnd"/>
-      <w:r>
-        <w:rPr>
-          <w:rFonts w:ascii="Times New Roman" w:eastAsia="Times New Roman" w:hAnsi="Times New Roman" w:cs="Times New Roman"/>
-          <w:sz w:val="24"/>
-          <w:szCs w:val="24"/>
-          <w:lang w:eastAsia="es-PE"/>
-        </w:rPr>
-        <w:t>) para organizarlas.</w:t>
-      </w:r>
-    </w:p>
-    <w:p>
-      <w:pPr>
-        <w:spacing w:after="0" w:line="240" w:lineRule="auto"/>
-        <w:rPr>
-          <w:rFonts w:ascii="Times New Roman" w:eastAsia="Times New Roman" w:hAnsi="Times New Roman" w:cs="Times New Roman"/>
-          <w:sz w:val="24"/>
-          <w:szCs w:val="24"/>
-          <w:lang w:eastAsia="es-PE"/>
-        </w:rPr>
-      </w:pPr>
-      <w:r>
-        <w:rPr>
-          <w:rFonts w:ascii="Times New Roman" w:eastAsia="Times New Roman" w:hAnsi="Times New Roman" w:cs="Times New Roman"/>
-          <w:sz w:val="24"/>
-          <w:szCs w:val="24"/>
-          <w:lang w:eastAsia="es-PE"/>
-        </w:rPr>
-        <w:pict w14:anchorId="10F39C30">
-          <v:rect id="_x0000_i1025" style="width:0;height:1.5pt" o:hralign="center" o:hrstd="t" o:hr="t" fillcolor="#a0a0a0" stroked="f"/>
-        </w:pict>
+      <w:r>
+        <w:rPr>
+          <w:rFonts w:ascii="Times New Roman" w:eastAsia="Times New Roman" w:hAnsi="Times New Roman" w:cs="Times New Roman"/>
+          <w:sz w:val="24"/>
+          <w:szCs w:val="24"/>
+          <w:lang w:eastAsia="es-PE"/>
+        </w:rPr>
+        <w:t>morph</w:t>
+      </w:r>
+      <w:r>
+        <w:rPr>
+          <w:rFonts w:ascii="Times New Roman" w:eastAsia="Times New Roman" w:hAnsi="Times New Roman" w:cs="Times New Roman"/>
+          <w:sz w:val="24"/>
+          <w:szCs w:val="24"/>
+          <w:lang w:eastAsia="es-PE"/>
+        </w:rPr>
+        <w:t xml:space="preserve">) — </w:t>
+      </w:r>
+      <w:r>
+        <w:rPr>
+          <w:rFonts w:ascii="Times New Roman" w:eastAsia="Times New Roman" w:hAnsi="Times New Roman" w:cs="Times New Roman"/>
+          <w:sz w:val="24"/>
+          <w:szCs w:val="24"/>
+          <w:lang w:eastAsia="es-PE"/>
+        </w:rPr>
+        <w:t>crea auditable_type + auditable_id</w:t>
+      </w:r>
+    </w:p>
+    <w:p>
+      <w:pPr>
+        <w:numPr>
+          <w:ilvl w:val="0"/>
+          <w:numId w:val="13"/>
+        </w:numPr>
+        <w:spacing w:before="100" w:beforeAutospacing="1" w:after="100" w:afterAutospacing="1" w:line="240" w:lineRule="auto"/>
+        <w:rPr>
+          <w:rFonts w:ascii="Times New Roman" w:eastAsia="Times New Roman" w:hAnsi="Times New Roman" w:cs="Times New Roman"/>
+          <w:sz w:val="24"/>
+          <w:szCs w:val="24"/>
+          <w:lang w:eastAsia="es-PE"/>
+        </w:rPr>
+      </w:pPr>
+      <w:r>
+        <w:rPr>
+          <w:rFonts w:ascii="Courier New" w:eastAsia="Times New Roman" w:hAnsi="Courier New" w:cs="Courier New"/>
+          <w:sz w:val="20"/>
+          <w:szCs w:val="20"/>
+          <w:lang w:eastAsia="es-PE"/>
+        </w:rPr>
+        <w:t xml:space="preserve">changes </w:t>
+      </w:r>
+      <w:r>
+        <w:rPr>
+          <w:rFonts w:ascii="Times New Roman" w:eastAsia="Times New Roman" w:hAnsi="Times New Roman" w:cs="Times New Roman"/>
+          <w:sz w:val="24"/>
+          <w:szCs w:val="24"/>
+          <w:lang w:eastAsia="es-PE"/>
+        </w:rPr>
+        <w:t>(</w:t>
+      </w:r>
+      <w:r>
+        <w:rPr>
+          <w:rFonts w:ascii="Times New Roman" w:eastAsia="Times New Roman" w:hAnsi="Times New Roman" w:cs="Times New Roman"/>
+          <w:sz w:val="24"/>
+          <w:szCs w:val="24"/>
+          <w:lang w:eastAsia="es-PE"/>
+        </w:rPr>
+        <w:t>json</w:t>
+      </w:r>
+      <w:r>
+        <w:rPr>
+          <w:rFonts w:ascii="Times New Roman" w:eastAsia="Times New Roman" w:hAnsi="Times New Roman" w:cs="Times New Roman"/>
+          <w:sz w:val="24"/>
+          <w:szCs w:val="24"/>
+          <w:lang w:eastAsia="es-PE"/>
+        </w:rPr>
+        <w:t>)</w:t>
+      </w:r>
+    </w:p>
+    <w:p>
+      <w:pPr>
+        <w:numPr>
+          <w:ilvl w:val="0"/>
+          <w:numId w:val="13"/>
+        </w:numPr>
+        <w:spacing w:before="100" w:beforeAutospacing="1" w:after="100" w:afterAutospacing="1" w:line="240" w:lineRule="auto"/>
+        <w:rPr>
+          <w:rFonts w:ascii="Times New Roman" w:eastAsia="Times New Roman" w:hAnsi="Times New Roman" w:cs="Times New Roman"/>
+          <w:sz w:val="24"/>
+          <w:szCs w:val="24"/>
+          <w:lang w:eastAsia="es-PE"/>
+        </w:rPr>
+      </w:pPr>
+      <w:r>
+        <w:rPr>
+          <w:rFonts w:ascii="Courier New" w:eastAsia="Times New Roman" w:hAnsi="Courier New" w:cs="Courier New"/>
+          <w:sz w:val="20"/>
+          <w:szCs w:val="20"/>
+          <w:lang w:eastAsia="es-PE"/>
+        </w:rPr>
+        <w:t>created_at</w:t>
+      </w:r>
+      <w:r>
+        <w:rPr>
+          <w:rFonts w:ascii="Times New Roman" w:eastAsia="Times New Roman" w:hAnsi="Times New Roman" w:cs="Times New Roman"/>
+          <w:sz w:val="24"/>
+          <w:szCs w:val="24"/>
+          <w:lang w:eastAsia="es-PE"/>
+        </w:rPr>
+        <w:t xml:space="preserve"> (timestamp)</w:t>
+      </w:r>
+    </w:p>
+    <w:p>
+      <w:pPr>
+        <w:spacing w:before="100" w:beforeAutospacing="1" w:after="100" w:afterAutospacing="1" w:line="240" w:lineRule="auto"/>
+        <w:rPr>
+          <w:rFonts w:ascii="Times New Roman" w:eastAsia="Times New Roman" w:hAnsi="Times New Roman" w:cs="Times New Roman"/>
+          <w:sz w:val="24"/>
+          <w:szCs w:val="24"/>
+          <w:lang w:eastAsia="es-PE"/>
+        </w:rPr>
+      </w:pPr>
+      <w:r>
+        <w:rPr>
+          <w:rFonts w:ascii="Times New Roman" w:eastAsia="Times New Roman" w:hAnsi="Times New Roman" w:cs="Times New Roman"/>
+          <w:b/>
+          <w:bCs/>
+          <w:sz w:val="24"/>
+          <w:szCs w:val="24"/>
+          <w:lang w:eastAsia="es-PE"/>
+        </w:rPr>
+        <w:t>Relaciones:</w:t>
+      </w:r>
+      <w:r>
+        <w:rPr>
+          <w:rFonts w:ascii="Times New Roman" w:eastAsia="Times New Roman" w:hAnsi="Times New Roman" w:cs="Times New Roman"/>
+          <w:sz w:val="24"/>
+          <w:szCs w:val="24"/>
+          <w:lang w:eastAsia="es-PE"/>
+        </w:rPr>
+        <w:t xml:space="preserve"> pertenece a un </w:t>
+      </w:r>
+      <w:r>
+        <w:rPr>
+          <w:rFonts w:ascii="Courier New" w:eastAsia="Times New Roman" w:hAnsi="Courier New" w:cs="Courier New"/>
+          <w:sz w:val="20"/>
+          <w:szCs w:val="20"/>
+          <w:lang w:eastAsia="es-PE"/>
+        </w:rPr>
+        <w:t>user</w:t>
+      </w:r>
+      <w:r>
+        <w:rPr>
+          <w:rFonts w:ascii="Times New Roman" w:eastAsia="Times New Roman" w:hAnsi="Times New Roman" w:cs="Times New Roman"/>
+          <w:sz w:val="24"/>
+          <w:szCs w:val="24"/>
+          <w:lang w:eastAsia="es-PE"/>
+        </w:rPr>
+        <w:t xml:space="preserve"> (N:1).</w:t>
       </w:r>
     </w:p>
     <w:p>
@@ -5606,6 +4238,264 @@
       </w:pPr>
       <w:r>
         <w:rPr>
+          <w:rFonts w:ascii="Courier New" w:eastAsia="Times New Roman" w:hAnsi="Courier New" w:cs="Courier New"/>
+          <w:b/>
+          <w:bCs/>
+          <w:sz w:val="20"/>
+          <w:szCs w:val="20"/>
+          <w:lang w:eastAsia="es-PE"/>
+        </w:rPr>
+        <w:t>faqs</w:t>
+      </w:r>
+    </w:p>
+    <w:p>
+      <w:pPr>
+        <w:spacing w:before="100" w:beforeAutospacing="1" w:after="100" w:afterAutospacing="1" w:line="240" w:lineRule="auto"/>
+        <w:rPr>
+          <w:rFonts w:ascii="Times New Roman" w:eastAsia="Times New Roman" w:hAnsi="Times New Roman" w:cs="Times New Roman"/>
+          <w:sz w:val="24"/>
+          <w:szCs w:val="24"/>
+          <w:lang w:eastAsia="es-PE"/>
+        </w:rPr>
+      </w:pPr>
+      <w:r>
+        <w:rPr>
+          <w:rFonts w:ascii="Times New Roman" w:eastAsia="Times New Roman" w:hAnsi="Times New Roman" w:cs="Times New Roman"/>
+          <w:sz w:val="24"/>
+          <w:szCs w:val="24"/>
+          <w:lang w:eastAsia="es-PE"/>
+        </w:rPr>
+        <w:t>Preguntas frecuentes, independiente del resto del sistema.</w:t>
+      </w:r>
+    </w:p>
+    <w:p>
+      <w:pPr>
+        <w:numPr>
+          <w:ilvl w:val="0"/>
+          <w:numId w:val="14"/>
+        </w:numPr>
+        <w:spacing w:before="100" w:beforeAutospacing="1" w:after="100" w:afterAutospacing="1" w:line="240" w:lineRule="auto"/>
+        <w:rPr>
+          <w:rFonts w:ascii="Times New Roman" w:eastAsia="Times New Roman" w:hAnsi="Times New Roman" w:cs="Times New Roman"/>
+          <w:sz w:val="24"/>
+          <w:szCs w:val="24"/>
+          <w:lang w:eastAsia="es-PE"/>
+        </w:rPr>
+      </w:pPr>
+      <w:r>
+        <w:rPr>
+          <w:rFonts w:ascii="Courier New" w:eastAsia="Times New Roman" w:hAnsi="Courier New" w:cs="Courier New"/>
+          <w:sz w:val="20"/>
+          <w:szCs w:val="20"/>
+          <w:lang w:eastAsia="es-PE"/>
+        </w:rPr>
+        <w:t>id</w:t>
+      </w:r>
+      <w:r>
+        <w:rPr>
+          <w:rFonts w:ascii="Times New Roman" w:eastAsia="Times New Roman" w:hAnsi="Times New Roman" w:cs="Times New Roman"/>
+          <w:sz w:val="24"/>
+          <w:szCs w:val="24"/>
+          <w:lang w:eastAsia="es-PE"/>
+        </w:rPr>
+        <w:t xml:space="preserve"> (bigint, PK)</w:t>
+      </w:r>
+    </w:p>
+    <w:p>
+      <w:pPr>
+        <w:numPr>
+          <w:ilvl w:val="0"/>
+          <w:numId w:val="14"/>
+        </w:numPr>
+        <w:spacing w:before="100" w:beforeAutospacing="1" w:after="100" w:afterAutospacing="1" w:line="240" w:lineRule="auto"/>
+        <w:rPr>
+          <w:rFonts w:ascii="Times New Roman" w:eastAsia="Times New Roman" w:hAnsi="Times New Roman" w:cs="Times New Roman"/>
+          <w:sz w:val="24"/>
+          <w:szCs w:val="24"/>
+          <w:lang w:eastAsia="es-PE"/>
+        </w:rPr>
+      </w:pPr>
+      <w:r>
+        <w:rPr>
+          <w:rFonts w:ascii="Courier New" w:eastAsia="Times New Roman" w:hAnsi="Courier New" w:cs="Courier New"/>
+          <w:sz w:val="20"/>
+          <w:szCs w:val="20"/>
+          <w:lang w:eastAsia="es-PE"/>
+        </w:rPr>
+        <w:t>title</w:t>
+      </w:r>
+      <w:r>
+        <w:rPr>
+          <w:rFonts w:ascii="Times New Roman" w:eastAsia="Times New Roman" w:hAnsi="Times New Roman" w:cs="Times New Roman"/>
+          <w:sz w:val="24"/>
+          <w:szCs w:val="24"/>
+          <w:lang w:eastAsia="es-PE"/>
+        </w:rPr>
+        <w:t xml:space="preserve"> (varchar)</w:t>
+      </w:r>
+    </w:p>
+    <w:p>
+      <w:pPr>
+        <w:numPr>
+          <w:ilvl w:val="0"/>
+          <w:numId w:val="14"/>
+        </w:numPr>
+        <w:spacing w:before="100" w:beforeAutospacing="1" w:after="100" w:afterAutospacing="1" w:line="240" w:lineRule="auto"/>
+        <w:rPr>
+          <w:rFonts w:ascii="Times New Roman" w:eastAsia="Times New Roman" w:hAnsi="Times New Roman" w:cs="Times New Roman"/>
+          <w:sz w:val="24"/>
+          <w:szCs w:val="24"/>
+          <w:lang w:eastAsia="es-PE"/>
+        </w:rPr>
+      </w:pPr>
+      <w:r>
+        <w:rPr>
+          <w:rFonts w:ascii="Courier New" w:eastAsia="Times New Roman" w:hAnsi="Courier New" w:cs="Courier New"/>
+          <w:sz w:val="20"/>
+          <w:szCs w:val="20"/>
+          <w:lang w:eastAsia="es-PE"/>
+        </w:rPr>
+        <w:t>description</w:t>
+      </w:r>
+      <w:r>
+        <w:rPr>
+          <w:rFonts w:ascii="Times New Roman" w:eastAsia="Times New Roman" w:hAnsi="Times New Roman" w:cs="Times New Roman"/>
+          <w:sz w:val="24"/>
+          <w:szCs w:val="24"/>
+          <w:lang w:eastAsia="es-PE"/>
+        </w:rPr>
+        <w:t xml:space="preserve"> (varchar) — considera </w:t>
+      </w:r>
+      <w:r>
+        <w:rPr>
+          <w:rFonts w:ascii="Courier New" w:eastAsia="Times New Roman" w:hAnsi="Courier New" w:cs="Courier New"/>
+          <w:sz w:val="20"/>
+          <w:szCs w:val="20"/>
+          <w:lang w:eastAsia="es-PE"/>
+        </w:rPr>
+        <w:t>text</w:t>
+      </w:r>
+    </w:p>
+    <w:p>
+      <w:pPr>
+        <w:numPr>
+          <w:ilvl w:val="0"/>
+          <w:numId w:val="14"/>
+        </w:numPr>
+        <w:spacing w:before="100" w:beforeAutospacing="1" w:after="100" w:afterAutospacing="1" w:line="240" w:lineRule="auto"/>
+        <w:rPr>
+          <w:rFonts w:ascii="Times New Roman" w:eastAsia="Times New Roman" w:hAnsi="Times New Roman" w:cs="Times New Roman"/>
+          <w:sz w:val="24"/>
+          <w:szCs w:val="24"/>
+          <w:lang w:eastAsia="es-PE"/>
+        </w:rPr>
+      </w:pPr>
+      <w:r>
+        <w:rPr>
+          <w:rFonts w:ascii="Times New Roman" w:eastAsia="Times New Roman" w:hAnsi="Times New Roman" w:cs="Times New Roman"/>
+          <w:i/>
+          <w:iCs/>
+          <w:sz w:val="24"/>
+          <w:szCs w:val="24"/>
+          <w:lang w:eastAsia="es-PE"/>
+        </w:rPr>
+        <w:t>(no tiene timestamps; te conviene agregarlos)</w:t>
+      </w:r>
+    </w:p>
+    <w:p>
+      <w:pPr>
+        <w:spacing w:before="100" w:beforeAutospacing="1" w:after="100" w:afterAutospacing="1" w:line="240" w:lineRule="auto"/>
+        <w:rPr>
+          <w:rFonts w:ascii="Times New Roman" w:eastAsia="Times New Roman" w:hAnsi="Times New Roman" w:cs="Times New Roman"/>
+          <w:sz w:val="24"/>
+          <w:szCs w:val="24"/>
+          <w:lang w:eastAsia="es-PE"/>
+        </w:rPr>
+      </w:pPr>
+      <w:r>
+        <w:rPr>
+          <w:rFonts w:ascii="Times New Roman" w:eastAsia="Times New Roman" w:hAnsi="Times New Roman" w:cs="Times New Roman"/>
+          <w:b/>
+          <w:bCs/>
+          <w:sz w:val="24"/>
+          <w:szCs w:val="24"/>
+          <w:lang w:eastAsia="es-PE"/>
+        </w:rPr>
+        <w:t>Relación:</w:t>
+      </w:r>
+      <w:r>
+        <w:rPr>
+          <w:rFonts w:ascii="Times New Roman" w:eastAsia="Times New Roman" w:hAnsi="Times New Roman" w:cs="Times New Roman"/>
+          <w:sz w:val="24"/>
+          <w:szCs w:val="24"/>
+          <w:lang w:eastAsia="es-PE"/>
+        </w:rPr>
+        <w:t xml:space="preserve"> actualmente sin relaciones. Podrías vincularla con </w:t>
+      </w:r>
+      <w:r>
+        <w:rPr>
+          <w:rFonts w:ascii="Courier New" w:eastAsia="Times New Roman" w:hAnsi="Courier New" w:cs="Courier New"/>
+          <w:sz w:val="20"/>
+          <w:szCs w:val="20"/>
+          <w:lang w:eastAsia="es-PE"/>
+        </w:rPr>
+        <w:t>categories</w:t>
+      </w:r>
+      <w:r>
+        <w:rPr>
+          <w:rFonts w:ascii="Times New Roman" w:eastAsia="Times New Roman" w:hAnsi="Times New Roman" w:cs="Times New Roman"/>
+          <w:sz w:val="24"/>
+          <w:szCs w:val="24"/>
+          <w:lang w:eastAsia="es-PE"/>
+        </w:rPr>
+        <w:t xml:space="preserve"> (</w:t>
+      </w:r>
+      <w:r>
+        <w:rPr>
+          <w:rFonts w:ascii="Courier New" w:eastAsia="Times New Roman" w:hAnsi="Courier New" w:cs="Courier New"/>
+          <w:sz w:val="20"/>
+          <w:szCs w:val="20"/>
+          <w:lang w:eastAsia="es-PE"/>
+        </w:rPr>
+        <w:t>category_id</w:t>
+      </w:r>
+      <w:r>
+        <w:rPr>
+          <w:rFonts w:ascii="Times New Roman" w:eastAsia="Times New Roman" w:hAnsi="Times New Roman" w:cs="Times New Roman"/>
+          <w:sz w:val="24"/>
+          <w:szCs w:val="24"/>
+          <w:lang w:eastAsia="es-PE"/>
+        </w:rPr>
+        <w:t>) para organizarlas.</w:t>
+      </w:r>
+    </w:p>
+    <w:p>
+      <w:pPr>
+        <w:spacing w:after="0" w:line="240" w:lineRule="auto"/>
+        <w:rPr>
+          <w:rFonts w:ascii="Times New Roman" w:eastAsia="Times New Roman" w:hAnsi="Times New Roman" w:cs="Times New Roman"/>
+          <w:sz w:val="24"/>
+          <w:szCs w:val="24"/>
+          <w:lang w:eastAsia="es-PE"/>
+        </w:rPr>
+      </w:pPr>
+      <w:r>
+        <w:rPr>
+          <w:rFonts w:ascii="Times New Roman" w:eastAsia="Times New Roman" w:hAnsi="Times New Roman" w:cs="Times New Roman"/>
+          <w:sz w:val="24"/>
+          <w:szCs w:val="24"/>
+          <w:lang w:eastAsia="es-PE"/>
+        </w:rPr>
+        <w:pict w14:anchorId="10F39C30">
+          <v:rect id="_x0000_i1025" style="width:0;height:1.5pt" o:hralign="center" o:hrstd="t" o:hr="t" fillcolor="#a0a0a0" stroked="f"/>
+        </w:pict>
+      </w:r>
+    </w:p>
+    <w:p>
+      <w:pPr>
+        <w:spacing w:before="100" w:beforeAutospacing="1" w:after="100" w:afterAutospacing="1" w:line="240" w:lineRule="auto"/>
+        <w:outlineLvl w:val="2"/>
+        <w:rPr>
           <w:rFonts w:ascii="Times New Roman" w:eastAsia="Times New Roman" w:hAnsi="Times New Roman" w:cs="Times New Roman"/>
           <w:b/>
           <w:bCs/>
@@ -5613,6 +4503,16 @@
           <w:szCs w:val="27"/>
           <w:lang w:eastAsia="es-PE"/>
         </w:rPr>
+      </w:pPr>
+      <w:r>
+        <w:rPr>
+          <w:rFonts w:ascii="Times New Roman" w:eastAsia="Times New Roman" w:hAnsi="Times New Roman" w:cs="Times New Roman"/>
+          <w:b/>
+          <w:bCs/>
+          <w:sz w:val="27"/>
+          <w:szCs w:val="27"/>
+          <w:lang w:eastAsia="es-PE"/>
+        </w:rPr>
         <w:t>Resumen de relaciones</w:t>
       </w:r>
     </w:p>
@@ -5650,7 +4550,6 @@
           <w:lang w:eastAsia="es-PE"/>
         </w:rPr>
       </w:pPr>
-      <w:proofErr w:type="spellStart"/>
       <w:r>
         <w:rPr>
           <w:rFonts w:ascii="Courier New" w:eastAsia="Times New Roman" w:hAnsi="Courier New" w:cs="Courier New"/>
@@ -5660,7 +4559,6 @@
         </w:rPr>
         <w:t>departments</w:t>
       </w:r>
-      <w:proofErr w:type="spellEnd"/>
       <w:r>
         <w:rPr>
           <w:rFonts w:ascii="Times New Roman" w:eastAsia="Times New Roman" w:hAnsi="Times New Roman" w:cs="Times New Roman"/>
@@ -5670,7 +4568,6 @@
         </w:rPr>
         <w:t xml:space="preserve"> 1—N </w:t>
       </w:r>
-      <w:proofErr w:type="spellStart"/>
       <w:r>
         <w:rPr>
           <w:rFonts w:ascii="Courier New" w:eastAsia="Times New Roman" w:hAnsi="Courier New" w:cs="Courier New"/>
@@ -5680,7 +4577,6 @@
         </w:rPr>
         <w:t>users</w:t>
       </w:r>
-      <w:proofErr w:type="spellEnd"/>
     </w:p>
     <w:p>
       <w:pPr>
@@ -5696,7 +4592,6 @@
           <w:lang w:eastAsia="es-PE"/>
         </w:rPr>
       </w:pPr>
-      <w:proofErr w:type="spellStart"/>
       <w:r>
         <w:rPr>
           <w:rFonts w:ascii="Courier New" w:eastAsia="Times New Roman" w:hAnsi="Courier New" w:cs="Courier New"/>
@@ -5706,7 +4601,6 @@
         </w:rPr>
         <w:t>users</w:t>
       </w:r>
-      <w:proofErr w:type="spellEnd"/>
       <w:r>
         <w:rPr>
           <w:rFonts w:ascii="Times New Roman" w:eastAsia="Times New Roman" w:hAnsi="Times New Roman" w:cs="Times New Roman"/>
@@ -5791,7 +4685,6 @@
           <w:lang w:eastAsia="es-PE"/>
         </w:rPr>
       </w:pPr>
-      <w:proofErr w:type="spellStart"/>
       <w:r>
         <w:rPr>
           <w:rFonts w:ascii="Courier New" w:eastAsia="Times New Roman" w:hAnsi="Courier New" w:cs="Courier New"/>
@@ -5801,7 +4694,6 @@
         </w:rPr>
         <w:t>priority</w:t>
       </w:r>
-      <w:proofErr w:type="spellEnd"/>
       <w:r>
         <w:rPr>
           <w:rFonts w:ascii="Times New Roman" w:eastAsia="Times New Roman" w:hAnsi="Times New Roman" w:cs="Times New Roman"/>
@@ -5835,7 +4727,6 @@
           <w:lang w:eastAsia="es-PE"/>
         </w:rPr>
       </w:pPr>
-      <w:proofErr w:type="spellStart"/>
       <w:r>
         <w:rPr>
           <w:rFonts w:ascii="Courier New" w:eastAsia="Times New Roman" w:hAnsi="Courier New" w:cs="Courier New"/>
@@ -5845,7 +4736,6 @@
         </w:rPr>
         <w:t>categories</w:t>
       </w:r>
-      <w:proofErr w:type="spellEnd"/>
       <w:r>
         <w:rPr>
           <w:rFonts w:ascii="Times New Roman" w:eastAsia="Times New Roman" w:hAnsi="Times New Roman" w:cs="Times New Roman"/>
@@ -5897,7 +4787,6 @@
         </w:rPr>
         <w:t xml:space="preserve"> 1—N </w:t>
       </w:r>
-      <w:proofErr w:type="spellStart"/>
       <w:r>
         <w:rPr>
           <w:rFonts w:ascii="Courier New" w:eastAsia="Times New Roman" w:hAnsi="Courier New" w:cs="Courier New"/>
@@ -5907,7 +4796,6 @@
         </w:rPr>
         <w:t>ticket_messages</w:t>
       </w:r>
-      <w:proofErr w:type="spellEnd"/>
     </w:p>
     <w:p>
       <w:pPr>
@@ -5941,7 +4829,6 @@
         </w:rPr>
         <w:t xml:space="preserve"> 1—N </w:t>
       </w:r>
-      <w:proofErr w:type="spellStart"/>
       <w:r>
         <w:rPr>
           <w:rFonts w:ascii="Courier New" w:eastAsia="Times New Roman" w:hAnsi="Courier New" w:cs="Courier New"/>
@@ -5951,7 +4838,6 @@
         </w:rPr>
         <w:t>attachments_tickets</w:t>
       </w:r>
-      <w:proofErr w:type="spellEnd"/>
     </w:p>
     <w:p>
       <w:pPr>
@@ -6009,7 +4895,6 @@
           <w:lang w:eastAsia="es-PE"/>
         </w:rPr>
       </w:pPr>
-      <w:proofErr w:type="spellStart"/>
       <w:r>
         <w:rPr>
           <w:rFonts w:ascii="Courier New" w:eastAsia="Times New Roman" w:hAnsi="Courier New" w:cs="Courier New"/>
@@ -6019,7 +4904,6 @@
         </w:rPr>
         <w:t>ticket_messages</w:t>
       </w:r>
-      <w:proofErr w:type="spellEnd"/>
       <w:r>
         <w:rPr>
           <w:rFonts w:ascii="Times New Roman" w:eastAsia="Times New Roman" w:hAnsi="Times New Roman" w:cs="Times New Roman"/>
@@ -6029,7 +4913,6 @@
         </w:rPr>
         <w:t xml:space="preserve"> 1—N </w:t>
       </w:r>
-      <w:proofErr w:type="spellStart"/>
       <w:r>
         <w:rPr>
           <w:rFonts w:ascii="Courier New" w:eastAsia="Times New Roman" w:hAnsi="Courier New" w:cs="Courier New"/>
@@ -6039,7 +4922,6 @@
         </w:rPr>
         <w:t>attachments_messages</w:t>
       </w:r>
-      <w:proofErr w:type="spellEnd"/>
     </w:p>
     <w:p>
       <w:pPr>
@@ -6055,7 +4937,6 @@
           <w:lang w:eastAsia="es-PE"/>
         </w:rPr>
       </w:pPr>
-      <w:proofErr w:type="spellStart"/>
       <w:r>
         <w:rPr>
           <w:rFonts w:ascii="Courier New" w:eastAsia="Times New Roman" w:hAnsi="Courier New" w:cs="Courier New"/>
@@ -6065,7 +4946,6 @@
         </w:rPr>
         <w:t>users</w:t>
       </w:r>
-      <w:proofErr w:type="spellEnd"/>
       <w:r>
         <w:rPr>
           <w:rFonts w:ascii="Times New Roman" w:eastAsia="Times New Roman" w:hAnsi="Times New Roman" w:cs="Times New Roman"/>
@@ -6075,7 +4955,6 @@
         </w:rPr>
         <w:t xml:space="preserve"> 1—N </w:t>
       </w:r>
-      <w:proofErr w:type="spellStart"/>
       <w:r>
         <w:rPr>
           <w:rFonts w:ascii="Courier New" w:eastAsia="Times New Roman" w:hAnsi="Courier New" w:cs="Courier New"/>
@@ -6085,7 +4964,6 @@
         </w:rPr>
         <w:t>ticket_messages</w:t>
       </w:r>
-      <w:proofErr w:type="spellEnd"/>
     </w:p>
     <w:p>
       <w:pPr>
@@ -6101,7 +4979,6 @@
           <w:lang w:eastAsia="es-PE"/>
         </w:rPr>
       </w:pPr>
-      <w:proofErr w:type="spellStart"/>
       <w:r>
         <w:rPr>
           <w:rFonts w:ascii="Courier New" w:eastAsia="Times New Roman" w:hAnsi="Courier New" w:cs="Courier New"/>
@@ -6111,7 +4988,6 @@
         </w:rPr>
         <w:t>users</w:t>
       </w:r>
-      <w:proofErr w:type="spellEnd"/>
       <w:r>
         <w:rPr>
           <w:rFonts w:ascii="Times New Roman" w:eastAsia="Times New Roman" w:hAnsi="Times New Roman" w:cs="Times New Roman"/>
@@ -6145,7 +5021,6 @@
           <w:lang w:eastAsia="es-PE"/>
         </w:rPr>
       </w:pPr>
-      <w:proofErr w:type="spellStart"/>
       <w:r>
         <w:rPr>
           <w:rFonts w:ascii="Courier New" w:eastAsia="Times New Roman" w:hAnsi="Courier New" w:cs="Courier New"/>
@@ -6155,7 +5030,6 @@
         </w:rPr>
         <w:t>faqs</w:t>
       </w:r>
-      <w:proofErr w:type="spellEnd"/>
       <w:r>
         <w:rPr>
           <w:rFonts w:ascii="Times New Roman" w:eastAsia="Times New Roman" w:hAnsi="Times New Roman" w:cs="Times New Roman"/>
